--- a/Hardwareerweiterung.docx
+++ b/Hardwareerweiterung.docx
@@ -8,30 +8,36 @@
         <w:rPr>
           <w:sz w:val="40"/>
           <w:szCs w:val="40"/>
-        </w:rPr>
-      </w:pPr>
-      <w:proofErr w:type="spellStart"/>
+          <w:lang w:val="de-DE"/>
+        </w:rPr>
+      </w:pPr>
       <w:r>
         <w:rPr>
           <w:sz w:val="40"/>
           <w:szCs w:val="40"/>
+          <w:lang w:val="de-DE"/>
         </w:rPr>
         <w:t>Hardwareerweiterung</w:t>
       </w:r>
-      <w:proofErr w:type="spellEnd"/>
-    </w:p>
-    <w:p/>
-    <w:p>
-      <w:pPr>
-        <w:rPr>
-          <w:lang w:val="de-DE"/>
-        </w:rPr>
-      </w:pPr>
-      <w:r>
-        <w:rPr>
-          <w:lang w:val="de-DE"/>
-        </w:rPr>
-        <w:t>Hier ist eine konsistente Endbelegung für deinen aktuellen Ausbau. Ich gehe dabei davon aus, dass Val3 künftig über den MCP4822 läuft und dass intern/extern im Menü gewählt wird, also kein extra Schalter-Pin nötig ist.</w:t>
+    </w:p>
+    <w:p>
+      <w:pPr>
+        <w:rPr>
+          <w:lang w:val="de-DE"/>
+        </w:rPr>
+      </w:pPr>
+    </w:p>
+    <w:p>
+      <w:pPr>
+        <w:rPr>
+          <w:lang w:val="de-DE"/>
+        </w:rPr>
+      </w:pPr>
+      <w:r>
+        <w:rPr>
+          <w:lang w:val="de-DE"/>
+        </w:rPr>
+        <w:t xml:space="preserve">Hier ist eine konsistente Endbelegung für deinen aktuellen Ausbau. </w:t>
       </w:r>
     </w:p>
     <w:p>
@@ -45,6 +51,7 @@
     </w:p>
     <w:p>
       <w:pPr>
+        <w:spacing w:after="60"/>
         <w:rPr>
           <w:lang w:val="de-DE"/>
         </w:rPr>
@@ -57,12 +64,669 @@
         </w:rPr>
         <w:t>Empfohlene Belegung</w:t>
       </w:r>
+      <w:r>
+        <w:rPr>
+          <w:b/>
+          <w:bCs/>
+          <w:lang w:val="de-DE"/>
+        </w:rPr>
+        <w:br/>
+      </w:r>
+    </w:p>
+    <w:p>
+      <w:pPr>
+        <w:spacing w:after="60"/>
+        <w:rPr>
+          <w:b/>
+          <w:bCs/>
+          <w:i/>
+          <w:iCs/>
+          <w:lang w:val="de-DE"/>
+        </w:rPr>
+      </w:pPr>
+      <w:r>
+        <w:rPr>
+          <w:b/>
+          <w:bCs/>
+          <w:i/>
+          <w:iCs/>
+          <w:lang w:val="de-DE"/>
+        </w:rPr>
+        <w:t>SPI0 (Touch + 2x MCP4822)</w:t>
+      </w:r>
+    </w:p>
+    <w:p>
+      <w:pPr>
+        <w:spacing w:after="60"/>
+      </w:pPr>
+      <w:r>
+        <w:t xml:space="preserve">- Pin </w:t>
+      </w:r>
+      <w:proofErr w:type="gramStart"/>
+      <w:r>
+        <w:t>2  =</w:t>
+      </w:r>
+      <w:proofErr w:type="gramEnd"/>
+      <w:r>
+        <w:t xml:space="preserve"> TOUCH_IRQ</w:t>
+      </w:r>
+    </w:p>
+    <w:p>
+      <w:pPr>
+        <w:spacing w:after="60"/>
+      </w:pPr>
+      <w:r>
+        <w:t>- Pin 10 = TOUCH_CS</w:t>
+      </w:r>
+    </w:p>
+    <w:p>
+      <w:pPr>
+        <w:spacing w:after="60"/>
+      </w:pPr>
+      <w:r>
+        <w:t>- Pin 11 = SPI0 MOSI</w:t>
+      </w:r>
+    </w:p>
+    <w:p>
+      <w:pPr>
+        <w:spacing w:after="60"/>
+      </w:pPr>
+      <w:r>
+        <w:t>- Pin 12 = SPI0 MISO</w:t>
+      </w:r>
+    </w:p>
+    <w:p>
+      <w:pPr>
+        <w:spacing w:after="60"/>
+      </w:pPr>
+      <w:r>
+        <w:t>- Pin 13 = SPI0 SCK</w:t>
+      </w:r>
+    </w:p>
+    <w:p>
+      <w:pPr>
+        <w:spacing w:after="60"/>
+      </w:pPr>
+      <w:r>
+        <w:t xml:space="preserve">- Pin </w:t>
+      </w:r>
+      <w:proofErr w:type="gramStart"/>
+      <w:r>
+        <w:t>9  =</w:t>
+      </w:r>
+      <w:proofErr w:type="gramEnd"/>
+      <w:r>
+        <w:t xml:space="preserve"> MCP4822_CS_VALUE</w:t>
+      </w:r>
+    </w:p>
+    <w:p>
+      <w:pPr>
+        <w:spacing w:after="60"/>
+      </w:pPr>
+      <w:r>
+        <w:t xml:space="preserve">- Pin </w:t>
+      </w:r>
+      <w:proofErr w:type="gramStart"/>
+      <w:r>
+        <w:t>8  =</w:t>
+      </w:r>
+      <w:proofErr w:type="gramEnd"/>
+      <w:r>
+        <w:t xml:space="preserve"> MCP4822_CS_PITCH</w:t>
+      </w:r>
+    </w:p>
+    <w:p>
+      <w:pPr>
+        <w:spacing w:after="60"/>
+      </w:pPr>
+      <w:r>
+        <w:t>- Pin 30 = MCP4822_LDAC</w:t>
+      </w:r>
+    </w:p>
+    <w:p>
+      <w:pPr>
+        <w:spacing w:after="60"/>
+      </w:pPr>
+    </w:p>
+    <w:p>
+      <w:pPr>
+        <w:spacing w:after="60"/>
+        <w:rPr>
+          <w:b/>
+          <w:bCs/>
+          <w:i/>
+          <w:iCs/>
+        </w:rPr>
+      </w:pPr>
+      <w:r>
+        <w:rPr>
+          <w:b/>
+          <w:bCs/>
+          <w:i/>
+          <w:iCs/>
+        </w:rPr>
+        <w:t>SPI1 (TFT ILI9341)</w:t>
+      </w:r>
+    </w:p>
+    <w:p>
+      <w:pPr>
+        <w:spacing w:after="60"/>
+      </w:pPr>
+      <w:r>
+        <w:t>- Pin 20 = TFT_DC</w:t>
+      </w:r>
+    </w:p>
+    <w:p>
+      <w:pPr>
+        <w:spacing w:after="60"/>
+      </w:pPr>
+      <w:r>
+        <w:t>- Pin 21 = TFT_CS</w:t>
+      </w:r>
+    </w:p>
+    <w:p>
+      <w:pPr>
+        <w:spacing w:after="60"/>
+      </w:pPr>
+      <w:r>
+        <w:t>- Pin 26 = TFT_MOSI</w:t>
+      </w:r>
+    </w:p>
+    <w:p>
+      <w:pPr>
+        <w:spacing w:after="60"/>
+      </w:pPr>
+      <w:r>
+        <w:t>- Pin 27 = TFT_SCK</w:t>
+      </w:r>
+    </w:p>
+    <w:p>
+      <w:pPr>
+        <w:spacing w:after="60"/>
+      </w:pPr>
+      <w:r>
+        <w:t xml:space="preserve">- Pin </w:t>
+      </w:r>
+      <w:proofErr w:type="gramStart"/>
+      <w:r>
+        <w:t>1  =</w:t>
+      </w:r>
+      <w:proofErr w:type="gramEnd"/>
+      <w:r>
+        <w:t xml:space="preserve"> TFT_MISO</w:t>
+      </w:r>
+    </w:p>
+    <w:p>
+      <w:pPr>
+        <w:spacing w:after="60"/>
+        <w:rPr>
+          <w:lang w:val="de-DE"/>
+        </w:rPr>
+      </w:pPr>
+      <w:r>
+        <w:rPr>
+          <w:lang w:val="de-DE"/>
+        </w:rPr>
+        <w:t>- TFT_RST = fest auf 3.3V</w:t>
+      </w:r>
+    </w:p>
+    <w:p>
+      <w:pPr>
+        <w:spacing w:after="60"/>
+        <w:rPr>
+          <w:lang w:val="de-DE"/>
+        </w:rPr>
+      </w:pPr>
+    </w:p>
+    <w:p>
+      <w:pPr>
+        <w:spacing w:after="60"/>
+        <w:rPr>
+          <w:b/>
+          <w:bCs/>
+          <w:i/>
+          <w:iCs/>
+          <w:lang w:val="de-DE"/>
+        </w:rPr>
+      </w:pPr>
+      <w:r>
+        <w:rPr>
+          <w:b/>
+          <w:bCs/>
+          <w:i/>
+          <w:iCs/>
+          <w:lang w:val="de-DE"/>
+        </w:rPr>
+        <w:t>Gate-Ausgänge</w:t>
+      </w:r>
+    </w:p>
+    <w:p>
+      <w:pPr>
+        <w:spacing w:after="60"/>
+      </w:pPr>
+      <w:r>
+        <w:t>- Pin 3 = GATE_OUT1</w:t>
+      </w:r>
+    </w:p>
+    <w:p>
+      <w:pPr>
+        <w:spacing w:after="60"/>
+      </w:pPr>
+      <w:r>
+        <w:t>- Pin 4 = GATE_OUT2</w:t>
+      </w:r>
+    </w:p>
+    <w:p>
+      <w:pPr>
+        <w:spacing w:after="60"/>
+        <w:rPr>
+          <w:lang w:val="de-DE"/>
+        </w:rPr>
+      </w:pPr>
+      <w:r>
+        <w:rPr>
+          <w:lang w:val="de-DE"/>
+        </w:rPr>
+        <w:t>- Pin 5 = GATE_OUT3</w:t>
+      </w:r>
+    </w:p>
+    <w:p>
+      <w:pPr>
+        <w:spacing w:after="60"/>
+        <w:rPr>
+          <w:lang w:val="de-DE"/>
+        </w:rPr>
+      </w:pPr>
+    </w:p>
+    <w:p>
+      <w:pPr>
+        <w:spacing w:after="60"/>
+        <w:rPr>
+          <w:b/>
+          <w:bCs/>
+          <w:i/>
+          <w:iCs/>
+          <w:lang w:val="de-DE"/>
+        </w:rPr>
+      </w:pPr>
+      <w:r>
+        <w:rPr>
+          <w:b/>
+          <w:bCs/>
+          <w:i/>
+          <w:iCs/>
+          <w:lang w:val="de-DE"/>
+        </w:rPr>
+        <w:t>CV-Eingänge</w:t>
+      </w:r>
+    </w:p>
+    <w:p>
+      <w:pPr>
+        <w:spacing w:after="60"/>
+      </w:pPr>
+      <w:r>
+        <w:t>- Pin 38 = CV_IN_1 (A14)</w:t>
+      </w:r>
+    </w:p>
+    <w:p>
+      <w:pPr>
+        <w:spacing w:after="60"/>
+      </w:pPr>
+      <w:r>
+        <w:t>- Pin 39 = CV_IN_2 (A15)</w:t>
+      </w:r>
+    </w:p>
+    <w:p>
+      <w:pPr>
+        <w:spacing w:after="60"/>
+      </w:pPr>
+      <w:r>
+        <w:t>- Pin 40 = CV_IN_3 (A16)</w:t>
+      </w:r>
+    </w:p>
+    <w:p>
+      <w:pPr>
+        <w:spacing w:after="60"/>
+      </w:pPr>
+    </w:p>
+    <w:p>
+      <w:pPr>
+        <w:rPr>
+          <w:i/>
+          <w:iCs/>
+        </w:rPr>
+      </w:pPr>
+      <w:r>
+        <w:rPr>
+          <w:i/>
+          <w:iCs/>
+        </w:rPr>
+        <w:br w:type="page"/>
+      </w:r>
+    </w:p>
+    <w:p>
+      <w:pPr>
+        <w:spacing w:after="60"/>
+        <w:rPr>
+          <w:b/>
+          <w:bCs/>
+          <w:i/>
+          <w:iCs/>
+        </w:rPr>
+      </w:pPr>
+      <w:r>
+        <w:rPr>
+          <w:b/>
+          <w:bCs/>
+          <w:i/>
+          <w:iCs/>
+        </w:rPr>
+        <w:lastRenderedPageBreak/>
+        <w:t>Encoder 1</w:t>
+      </w:r>
+    </w:p>
+    <w:p>
+      <w:pPr>
+        <w:spacing w:after="60"/>
+      </w:pPr>
+      <w:r>
+        <w:t>- Pin 15 = ENC1_CLK</w:t>
+      </w:r>
+    </w:p>
+    <w:p>
+      <w:pPr>
+        <w:spacing w:after="60"/>
+      </w:pPr>
+      <w:r>
+        <w:t>- Pin 16 = ENC1_DT</w:t>
+      </w:r>
+    </w:p>
+    <w:p>
+      <w:pPr>
+        <w:spacing w:after="60"/>
+      </w:pPr>
+      <w:r>
+        <w:t>- Pin 24 = ENC1_SW</w:t>
+      </w:r>
+    </w:p>
+    <w:p>
+      <w:pPr>
+        <w:spacing w:after="60"/>
+      </w:pPr>
+    </w:p>
+    <w:p>
+      <w:pPr>
+        <w:spacing w:after="60"/>
+        <w:rPr>
+          <w:b/>
+          <w:bCs/>
+          <w:i/>
+          <w:iCs/>
+        </w:rPr>
+      </w:pPr>
+      <w:r>
+        <w:rPr>
+          <w:b/>
+          <w:bCs/>
+          <w:i/>
+          <w:iCs/>
+        </w:rPr>
+        <w:t>Encoder 2</w:t>
+      </w:r>
+    </w:p>
+    <w:p>
+      <w:pPr>
+        <w:spacing w:after="60"/>
+      </w:pPr>
+      <w:r>
+        <w:t>- Pin 17 = ENC2_CLK</w:t>
+      </w:r>
+    </w:p>
+    <w:p>
+      <w:pPr>
+        <w:spacing w:after="60"/>
+      </w:pPr>
+      <w:r>
+        <w:t>- Pin 18 = ENC2_DT</w:t>
+      </w:r>
+    </w:p>
+    <w:p>
+      <w:pPr>
+        <w:spacing w:after="60"/>
+      </w:pPr>
+      <w:r>
+        <w:t>- Pin 25 = ENC2_SW</w:t>
+      </w:r>
+    </w:p>
+    <w:p>
+      <w:pPr>
+        <w:spacing w:after="60"/>
+      </w:pPr>
+    </w:p>
+    <w:p>
+      <w:pPr>
+        <w:spacing w:after="60"/>
+        <w:rPr>
+          <w:b/>
+          <w:bCs/>
+          <w:i/>
+          <w:iCs/>
+        </w:rPr>
+      </w:pPr>
+      <w:r>
+        <w:rPr>
+          <w:b/>
+          <w:bCs/>
+          <w:i/>
+          <w:iCs/>
+        </w:rPr>
+        <w:t>Encoder 3</w:t>
+      </w:r>
+    </w:p>
+    <w:p>
+      <w:pPr>
+        <w:spacing w:after="60"/>
+      </w:pPr>
+      <w:r>
+        <w:t>- Pin 22 = ENC3_CLK</w:t>
+      </w:r>
+    </w:p>
+    <w:p>
+      <w:pPr>
+        <w:spacing w:after="60"/>
+      </w:pPr>
+      <w:r>
+        <w:t>- Pin 23 = ENC3_DT</w:t>
+      </w:r>
+    </w:p>
+    <w:p>
+      <w:pPr>
+        <w:spacing w:after="60"/>
+        <w:rPr>
+          <w:lang w:val="de-DE"/>
+        </w:rPr>
+      </w:pPr>
+      <w:r>
+        <w:rPr>
+          <w:lang w:val="de-DE"/>
+        </w:rPr>
+        <w:t>- Pin 32 = ENC3_SW</w:t>
+      </w:r>
+    </w:p>
+    <w:p>
+      <w:pPr>
+        <w:spacing w:after="60"/>
+        <w:rPr>
+          <w:lang w:val="de-DE"/>
+        </w:rPr>
+      </w:pPr>
+    </w:p>
+    <w:p>
+      <w:pPr>
+        <w:spacing w:after="60"/>
+        <w:rPr>
+          <w:b/>
+          <w:bCs/>
+          <w:i/>
+          <w:iCs/>
+          <w:lang w:val="de-DE"/>
+        </w:rPr>
+      </w:pPr>
+      <w:r>
+        <w:rPr>
+          <w:b/>
+          <w:bCs/>
+          <w:i/>
+          <w:iCs/>
+          <w:lang w:val="de-DE"/>
+        </w:rPr>
+        <w:t>Externe Eingänge</w:t>
+      </w:r>
+    </w:p>
+    <w:p>
+      <w:pPr>
+        <w:spacing w:after="60"/>
+        <w:rPr>
+          <w:lang w:val="de-DE"/>
+        </w:rPr>
+      </w:pPr>
+      <w:r>
+        <w:rPr>
+          <w:lang w:val="de-DE"/>
+        </w:rPr>
+        <w:t>- Pin 6 = CLOCK_IN</w:t>
+      </w:r>
+    </w:p>
+    <w:p>
+      <w:pPr>
+        <w:spacing w:after="60"/>
+        <w:rPr>
+          <w:lang w:val="de-DE"/>
+        </w:rPr>
+      </w:pPr>
+      <w:r>
+        <w:rPr>
+          <w:lang w:val="de-DE"/>
+        </w:rPr>
+        <w:t>- Pin 7 = RESET_IN</w:t>
+      </w:r>
+    </w:p>
+    <w:p>
+      <w:pPr>
+        <w:spacing w:after="60"/>
+        <w:rPr>
+          <w:lang w:val="de-DE"/>
+        </w:rPr>
+      </w:pPr>
+    </w:p>
+    <w:p>
+      <w:pPr>
+        <w:spacing w:after="60"/>
+        <w:rPr>
+          <w:b/>
+          <w:bCs/>
+          <w:i/>
+          <w:iCs/>
+          <w:lang w:val="de-DE"/>
+        </w:rPr>
+      </w:pPr>
+      <w:r>
+        <w:rPr>
+          <w:b/>
+          <w:bCs/>
+          <w:i/>
+          <w:iCs/>
+          <w:lang w:val="de-DE"/>
+        </w:rPr>
+        <w:t>MCP4822 Kanalzuordnung</w:t>
+      </w:r>
+    </w:p>
+    <w:p>
+      <w:pPr>
+        <w:spacing w:after="60"/>
+      </w:pPr>
+      <w:r>
+        <w:t>- MCP4822 #1, Kanal A = VALUE_OUT1</w:t>
+      </w:r>
+    </w:p>
+    <w:p>
+      <w:pPr>
+        <w:spacing w:after="60"/>
+      </w:pPr>
+      <w:r>
+        <w:t>- MCP4822 #1, Kanal B = VALUE_OUT2</w:t>
+      </w:r>
+    </w:p>
+    <w:p>
+      <w:pPr>
+        <w:spacing w:after="60"/>
+        <w:rPr>
+          <w:lang w:val="de-DE"/>
+        </w:rPr>
+      </w:pPr>
+      <w:r>
+        <w:rPr>
+          <w:lang w:val="de-DE"/>
+        </w:rPr>
+        <w:t>- MCP4822 #2, Kanal A = VALUE_OUT3</w:t>
+      </w:r>
+    </w:p>
+    <w:p>
+      <w:pPr>
+        <w:spacing w:after="60"/>
+        <w:rPr>
+          <w:lang w:val="de-DE"/>
+        </w:rPr>
+      </w:pPr>
+      <w:r>
+        <w:rPr>
+          <w:lang w:val="de-DE"/>
+        </w:rPr>
+        <w:t>- MCP4822 #2, Kanal B = frei / PITCH_OUT / Reserve</w:t>
+      </w:r>
+      <w:r>
+        <w:rPr>
+          <w:b/>
+          <w:bCs/>
+          <w:lang w:val="de-DE"/>
+        </w:rPr>
+        <w:br/>
+      </w:r>
+      <w:r>
+        <w:rPr>
+          <w:b/>
+          <w:bCs/>
+          <w:lang w:val="de-DE"/>
+        </w:rPr>
+        <w:br/>
+      </w:r>
+      <w:r>
+        <w:rPr>
+          <w:b/>
+          <w:bCs/>
+          <w:lang w:val="de-DE"/>
+        </w:rPr>
+        <w:t>Warum diese Wahl</w:t>
+      </w:r>
+    </w:p>
+    <w:p>
+      <w:pPr>
+        <w:rPr>
+          <w:lang w:val="de-DE"/>
+        </w:rPr>
+      </w:pPr>
+      <w:r>
+        <w:rPr>
+          <w:lang w:val="de-DE"/>
+        </w:rPr>
+        <w:t>Diese Wahl trennt die Funktionsblöcke sauber und vermeidet alle Pin-Kollisionen.</w:t>
+      </w:r>
     </w:p>
     <w:p>
       <w:pPr>
         <w:numPr>
           <w:ilvl w:val="0"/>
-          <w:numId w:val="1"/>
+          <w:numId w:val="24"/>
         </w:numPr>
         <w:rPr>
           <w:lang w:val="de-DE"/>
@@ -72,112 +736,14 @@
         <w:rPr>
           <w:lang w:val="de-DE"/>
         </w:rPr>
-        <w:t>Bereits belegt:</w:t>
-      </w:r>
-    </w:p>
-    <w:p>
-      <w:pPr>
-        <w:numPr>
-          <w:ilvl w:val="1"/>
-          <w:numId w:val="1"/>
-        </w:numPr>
-        <w:spacing w:after="60"/>
-        <w:ind w:left="1434" w:hanging="357"/>
-        <w:rPr>
-          <w:lang w:val="de-DE"/>
-        </w:rPr>
-      </w:pPr>
-      <w:r>
-        <w:rPr>
-          <w:lang w:val="de-DE"/>
-        </w:rPr>
-        <w:t>Touch IRQ=2, CS=10</w:t>
-      </w:r>
-    </w:p>
-    <w:p>
-      <w:pPr>
-        <w:numPr>
-          <w:ilvl w:val="1"/>
-          <w:numId w:val="1"/>
-        </w:numPr>
-        <w:spacing w:after="60"/>
-        <w:ind w:left="1434" w:hanging="357"/>
-      </w:pPr>
-      <w:r>
-        <w:t>TFT MOSI=7, SCK=14, MISO=12, DC=20, CS=21</w:t>
-      </w:r>
-    </w:p>
-    <w:p>
-      <w:pPr>
-        <w:numPr>
-          <w:ilvl w:val="1"/>
-          <w:numId w:val="1"/>
-        </w:numPr>
-        <w:spacing w:after="60"/>
-        <w:ind w:left="1434" w:hanging="357"/>
-        <w:rPr>
-          <w:lang w:val="de-DE"/>
-        </w:rPr>
-      </w:pPr>
-      <w:r>
-        <w:rPr>
-          <w:lang w:val="de-DE"/>
-        </w:rPr>
-        <w:t>Gate-Out 3, 4, 5</w:t>
-      </w:r>
-    </w:p>
-    <w:p>
-      <w:pPr>
-        <w:numPr>
-          <w:ilvl w:val="1"/>
-          <w:numId w:val="1"/>
-        </w:numPr>
-        <w:spacing w:after="60"/>
-        <w:ind w:left="1434" w:hanging="357"/>
-        <w:rPr>
-          <w:lang w:val="de-DE"/>
-        </w:rPr>
-      </w:pPr>
-      <w:r>
-        <w:rPr>
-          <w:lang w:val="de-DE"/>
-        </w:rPr>
-        <w:t>DAC-Out intern A21, A22</w:t>
-      </w:r>
-    </w:p>
-    <w:p>
-      <w:pPr>
-        <w:numPr>
-          <w:ilvl w:val="1"/>
-          <w:numId w:val="1"/>
-        </w:numPr>
-        <w:spacing w:after="60"/>
-        <w:ind w:left="1434" w:hanging="357"/>
-        <w:rPr>
-          <w:lang w:val="de-DE"/>
-        </w:rPr>
-      </w:pPr>
-      <w:r>
-        <w:rPr>
-          <w:lang w:val="de-DE"/>
-        </w:rPr>
-        <w:t>Das entspricht deinem aktuellen Stand in </w:t>
-      </w:r>
-      <w:hyperlink r:id="rId5" w:tgtFrame="_blank" w:history="1">
-        <w:r>
-          <w:rPr>
-            <w:rStyle w:val="Hyperlink"/>
-            <w:lang w:val="de-DE"/>
-          </w:rPr>
-          <w:t>main.cpp</w:t>
-        </w:r>
-      </w:hyperlink>
+        <w:t>TFT liegt allein auf SPI1 (26/27/1), damit Display-Traffic nicht mit Touch und DAC-Ausgabe auf demselben Bus hängt.</w:t>
+      </w:r>
     </w:p>
     <w:p>
       <w:pPr>
         <w:numPr>
           <w:ilvl w:val="0"/>
-          <w:numId w:val="1"/>
+          <w:numId w:val="24"/>
         </w:numPr>
         <w:rPr>
           <w:lang w:val="de-DE"/>
@@ -187,122 +753,14 @@
         <w:rPr>
           <w:lang w:val="de-DE"/>
         </w:rPr>
-        <w:t>Neu:</w:t>
-      </w:r>
-    </w:p>
-    <w:p>
-      <w:pPr>
-        <w:numPr>
-          <w:ilvl w:val="1"/>
-          <w:numId w:val="1"/>
-        </w:numPr>
-        <w:spacing w:after="60"/>
-        <w:ind w:left="1434" w:hanging="357"/>
-        <w:rPr>
-          <w:lang w:val="de-DE"/>
-        </w:rPr>
-      </w:pPr>
-      <w:r>
-        <w:rPr>
-          <w:lang w:val="de-DE"/>
-        </w:rPr>
-        <w:t>MCP4822 CS = 9</w:t>
-      </w:r>
-    </w:p>
-    <w:p>
-      <w:pPr>
-        <w:numPr>
-          <w:ilvl w:val="1"/>
-          <w:numId w:val="1"/>
-        </w:numPr>
-        <w:spacing w:after="60"/>
-        <w:ind w:left="1434" w:hanging="357"/>
-        <w:rPr>
-          <w:lang w:val="de-DE"/>
-        </w:rPr>
-      </w:pPr>
-      <w:r>
-        <w:rPr>
-          <w:lang w:val="de-DE"/>
-        </w:rPr>
-        <w:t>MCP4822 LDAC = 8 optional</w:t>
-      </w:r>
-    </w:p>
-    <w:p>
-      <w:pPr>
-        <w:numPr>
-          <w:ilvl w:val="1"/>
-          <w:numId w:val="1"/>
-        </w:numPr>
-        <w:spacing w:after="60"/>
-        <w:ind w:left="1434" w:hanging="357"/>
-        <w:rPr>
-          <w:lang w:val="de-DE"/>
-        </w:rPr>
-      </w:pPr>
-      <w:r>
-        <w:rPr>
-          <w:lang w:val="de-DE"/>
-        </w:rPr>
-        <w:t>MCP4822 MOSI = 7 gemeinsam mit TFT/Touch</w:t>
-      </w:r>
-    </w:p>
-    <w:p>
-      <w:pPr>
-        <w:numPr>
-          <w:ilvl w:val="1"/>
-          <w:numId w:val="1"/>
-        </w:numPr>
-        <w:spacing w:after="60"/>
-        <w:ind w:left="1434" w:hanging="357"/>
-        <w:rPr>
-          <w:lang w:val="de-DE"/>
-        </w:rPr>
-      </w:pPr>
-      <w:r>
-        <w:rPr>
-          <w:lang w:val="de-DE"/>
-        </w:rPr>
-        <w:t>MCP4822 SCK = 14 gemeinsam mit TFT/Touch</w:t>
-      </w:r>
-    </w:p>
-    <w:p>
-      <w:pPr>
-        <w:numPr>
-          <w:ilvl w:val="1"/>
-          <w:numId w:val="1"/>
-        </w:numPr>
-        <w:spacing w:after="60"/>
-        <w:ind w:left="1434" w:hanging="357"/>
-        <w:rPr>
-          <w:lang w:val="de-DE"/>
-        </w:rPr>
-      </w:pPr>
-      <w:r>
-        <w:rPr>
-          <w:lang w:val="de-DE"/>
-        </w:rPr>
-        <w:t>MCP4822 CH-A = Val3</w:t>
-      </w:r>
-    </w:p>
-    <w:p>
-      <w:pPr>
-        <w:numPr>
-          <w:ilvl w:val="1"/>
-          <w:numId w:val="1"/>
-        </w:numPr>
-        <w:spacing w:after="60"/>
-        <w:ind w:left="1434" w:hanging="357"/>
-      </w:pPr>
-      <w:r>
-        <w:t>MCP4822 CH-B = Pitch Out Kanal 1</w:t>
+        <w:t>Touch und beide MCP4822 liegen gemeinsam auf SPI0 (11/12/13), was elektrisch unkritisch ist, solange jedes Gerät ein eigenes CS hat. Das ist hier mit 10, 9 und 8 erfüllt.</w:t>
       </w:r>
     </w:p>
     <w:p>
       <w:pPr>
         <w:numPr>
           <w:ilvl w:val="0"/>
-          <w:numId w:val="1"/>
+          <w:numId w:val="24"/>
         </w:numPr>
         <w:rPr>
           <w:lang w:val="de-DE"/>
@@ -312,71 +770,14 @@
         <w:rPr>
           <w:lang w:val="de-DE"/>
         </w:rPr>
-        <w:t>3 CV-Eingänge:</w:t>
-      </w:r>
-    </w:p>
-    <w:p>
-      <w:pPr>
-        <w:numPr>
-          <w:ilvl w:val="1"/>
-          <w:numId w:val="1"/>
-        </w:numPr>
-        <w:spacing w:after="60"/>
-        <w:ind w:left="1434" w:hanging="357"/>
-        <w:rPr>
-          <w:lang w:val="de-DE"/>
-        </w:rPr>
-      </w:pPr>
-      <w:r>
-        <w:rPr>
-          <w:lang w:val="de-DE"/>
-        </w:rPr>
-        <w:t>CV_IN_1 = A13 auf Pin 32</w:t>
-      </w:r>
-    </w:p>
-    <w:p>
-      <w:pPr>
-        <w:numPr>
-          <w:ilvl w:val="1"/>
-          <w:numId w:val="1"/>
-        </w:numPr>
-        <w:spacing w:after="60"/>
-        <w:ind w:left="1434" w:hanging="357"/>
-        <w:rPr>
-          <w:lang w:val="de-DE"/>
-        </w:rPr>
-      </w:pPr>
-      <w:r>
-        <w:rPr>
-          <w:lang w:val="de-DE"/>
-        </w:rPr>
-        <w:t>CV_IN_2 = A14 auf Pin 33</w:t>
-      </w:r>
-    </w:p>
-    <w:p>
-      <w:pPr>
-        <w:numPr>
-          <w:ilvl w:val="1"/>
-          <w:numId w:val="1"/>
-        </w:numPr>
-        <w:spacing w:after="60"/>
-        <w:ind w:left="1434" w:hanging="357"/>
-        <w:rPr>
-          <w:lang w:val="de-DE"/>
-        </w:rPr>
-      </w:pPr>
-      <w:r>
-        <w:rPr>
-          <w:lang w:val="de-DE"/>
-        </w:rPr>
-        <w:t>CV_IN_3 = A15 auf Pin 34</w:t>
+        <w:t>Die Gate-Ausgänge bleiben auf 3/4/5, weil sie im Projekt bereits so benutzt werden und keine Konflikte erzeugen.</w:t>
       </w:r>
     </w:p>
     <w:p>
       <w:pPr>
         <w:numPr>
           <w:ilvl w:val="0"/>
-          <w:numId w:val="1"/>
+          <w:numId w:val="24"/>
         </w:numPr>
         <w:rPr>
           <w:lang w:val="de-DE"/>
@@ -386,210 +787,14 @@
         <w:rPr>
           <w:lang w:val="de-DE"/>
         </w:rPr>
-        <w:t>3 Encoder:</w:t>
-      </w:r>
-    </w:p>
-    <w:p>
-      <w:pPr>
-        <w:numPr>
-          <w:ilvl w:val="1"/>
-          <w:numId w:val="1"/>
-        </w:numPr>
-        <w:spacing w:after="60"/>
-        <w:ind w:left="1434" w:hanging="357"/>
-        <w:rPr>
-          <w:lang w:val="de-DE"/>
-        </w:rPr>
-      </w:pPr>
-      <w:r>
-        <w:rPr>
-          <w:lang w:val="de-DE"/>
-        </w:rPr>
-        <w:t>ENC1 A = 15</w:t>
-      </w:r>
-    </w:p>
-    <w:p>
-      <w:pPr>
-        <w:numPr>
-          <w:ilvl w:val="1"/>
-          <w:numId w:val="1"/>
-        </w:numPr>
-        <w:spacing w:after="60"/>
-        <w:ind w:left="1434" w:hanging="357"/>
-        <w:rPr>
-          <w:lang w:val="de-DE"/>
-        </w:rPr>
-      </w:pPr>
-      <w:r>
-        <w:rPr>
-          <w:lang w:val="de-DE"/>
-        </w:rPr>
-        <w:t>ENC1 B = 16</w:t>
-      </w:r>
-    </w:p>
-    <w:p>
-      <w:pPr>
-        <w:numPr>
-          <w:ilvl w:val="1"/>
-          <w:numId w:val="1"/>
-        </w:numPr>
-        <w:spacing w:after="60"/>
-        <w:ind w:left="1434" w:hanging="357"/>
-        <w:rPr>
-          <w:lang w:val="de-DE"/>
-        </w:rPr>
-      </w:pPr>
-      <w:r>
-        <w:rPr>
-          <w:lang w:val="de-DE"/>
-        </w:rPr>
-        <w:t>ENC1 SW = 24</w:t>
-      </w:r>
-    </w:p>
-    <w:p>
-      <w:pPr>
-        <w:numPr>
-          <w:ilvl w:val="1"/>
-          <w:numId w:val="1"/>
-        </w:numPr>
-        <w:spacing w:after="60"/>
-        <w:ind w:left="1434" w:hanging="357"/>
-        <w:rPr>
-          <w:lang w:val="de-DE"/>
-        </w:rPr>
-      </w:pPr>
-      <w:r>
-        <w:rPr>
-          <w:lang w:val="de-DE"/>
-        </w:rPr>
-        <w:t>ENC2 A = 17</w:t>
-      </w:r>
-    </w:p>
-    <w:p>
-      <w:pPr>
-        <w:numPr>
-          <w:ilvl w:val="1"/>
-          <w:numId w:val="1"/>
-        </w:numPr>
-        <w:spacing w:after="60"/>
-        <w:ind w:left="1434" w:hanging="357"/>
-        <w:rPr>
-          <w:lang w:val="de-DE"/>
-        </w:rPr>
-      </w:pPr>
-      <w:r>
-        <w:rPr>
-          <w:lang w:val="de-DE"/>
-        </w:rPr>
-        <w:t>ENC2 B = 18</w:t>
-      </w:r>
-    </w:p>
-    <w:p>
-      <w:pPr>
-        <w:numPr>
-          <w:ilvl w:val="1"/>
-          <w:numId w:val="1"/>
-        </w:numPr>
-        <w:spacing w:after="60"/>
-        <w:ind w:left="1434" w:hanging="357"/>
-        <w:rPr>
-          <w:lang w:val="de-DE"/>
-        </w:rPr>
-      </w:pPr>
-      <w:r>
-        <w:rPr>
-          <w:lang w:val="de-DE"/>
-        </w:rPr>
-        <w:t>ENC2 SW = 25</w:t>
-      </w:r>
-    </w:p>
-    <w:p>
-      <w:pPr>
-        <w:numPr>
-          <w:ilvl w:val="1"/>
-          <w:numId w:val="1"/>
-        </w:numPr>
-        <w:spacing w:after="60"/>
-        <w:ind w:left="1434" w:hanging="357"/>
-        <w:rPr>
-          <w:lang w:val="de-DE"/>
-        </w:rPr>
-      </w:pPr>
-      <w:r>
-        <w:rPr>
-          <w:lang w:val="de-DE"/>
-        </w:rPr>
-        <w:t>ENC3 A = 22</w:t>
-      </w:r>
-    </w:p>
-    <w:p>
-      <w:pPr>
-        <w:numPr>
-          <w:ilvl w:val="1"/>
-          <w:numId w:val="1"/>
-        </w:numPr>
-        <w:spacing w:after="60"/>
-        <w:ind w:left="1434" w:hanging="357"/>
-        <w:rPr>
-          <w:lang w:val="de-DE"/>
-        </w:rPr>
-      </w:pPr>
-      <w:r>
-        <w:rPr>
-          <w:lang w:val="de-DE"/>
-        </w:rPr>
-        <w:t>ENC3 B = 23</w:t>
-      </w:r>
-    </w:p>
-    <w:p>
-      <w:pPr>
-        <w:numPr>
-          <w:ilvl w:val="1"/>
-          <w:numId w:val="1"/>
-        </w:numPr>
-        <w:spacing w:after="60"/>
-        <w:ind w:left="1434" w:hanging="357"/>
-        <w:rPr>
-          <w:lang w:val="de-DE"/>
-        </w:rPr>
-      </w:pPr>
-      <w:r>
-        <w:rPr>
-          <w:lang w:val="de-DE"/>
-        </w:rPr>
-        <w:t>ENC3 SW = 26</w:t>
-      </w:r>
-      <w:r>
-        <w:rPr>
-          <w:lang w:val="de-DE"/>
-        </w:rPr>
-        <w:br/>
-      </w:r>
-      <w:r>
-        <w:rPr>
-          <w:lang w:val="de-DE"/>
-        </w:rPr>
-        <w:br/>
-      </w:r>
-      <w:r>
-        <w:rPr>
-          <w:lang w:val="de-DE"/>
-        </w:rPr>
-        <w:br/>
-      </w:r>
-      <w:r>
-        <w:rPr>
-          <w:lang w:val="de-DE"/>
-        </w:rPr>
-        <w:lastRenderedPageBreak/>
-        <w:br/>
+        <w:t>Die CV-Eingänge liegen auf echten ADC-Pins 38/39/40, damit sie nicht mit SPI, Encodern oder Trigger-I/O kollidieren.</w:t>
       </w:r>
     </w:p>
     <w:p>
       <w:pPr>
         <w:numPr>
           <w:ilvl w:val="0"/>
-          <w:numId w:val="1"/>
+          <w:numId w:val="24"/>
         </w:numPr>
         <w:rPr>
           <w:lang w:val="de-DE"/>
@@ -599,45 +804,209 @@
         <w:rPr>
           <w:lang w:val="de-DE"/>
         </w:rPr>
-        <w:t>Externe Eingänge:</w:t>
+        <w:t xml:space="preserve">Die Encoder sitzen auf normalen Digitalpins 15/16/24, 17/18/25, 22/23/32; das ist gut </w:t>
+      </w:r>
+      <w:proofErr w:type="spellStart"/>
+      <w:r>
+        <w:rPr>
+          <w:lang w:val="de-DE"/>
+        </w:rPr>
+        <w:t>gruppierbar</w:t>
+      </w:r>
+      <w:proofErr w:type="spellEnd"/>
+      <w:r>
+        <w:rPr>
+          <w:lang w:val="de-DE"/>
+        </w:rPr>
+        <w:t xml:space="preserve"> und lässt die </w:t>
+      </w:r>
+      <w:proofErr w:type="spellStart"/>
+      <w:r>
+        <w:rPr>
+          <w:lang w:val="de-DE"/>
+        </w:rPr>
+        <w:t>Buspins</w:t>
+      </w:r>
+      <w:proofErr w:type="spellEnd"/>
+      <w:r>
+        <w:rPr>
+          <w:lang w:val="de-DE"/>
+        </w:rPr>
+        <w:t xml:space="preserve"> frei.</w:t>
       </w:r>
     </w:p>
     <w:p>
       <w:pPr>
         <w:numPr>
-          <w:ilvl w:val="1"/>
-          <w:numId w:val="1"/>
+          <w:ilvl w:val="0"/>
+          <w:numId w:val="24"/>
         </w:numPr>
-        <w:spacing w:after="60"/>
-        <w:ind w:left="1434" w:hanging="357"/>
-        <w:rPr>
-          <w:lang w:val="de-DE"/>
-        </w:rPr>
-      </w:pPr>
-      <w:r>
-        <w:rPr>
-          <w:lang w:val="de-DE"/>
-        </w:rPr>
-        <w:t>CLOCK_IN = 6</w:t>
+        <w:rPr>
+          <w:lang w:val="de-DE"/>
+        </w:rPr>
+      </w:pPr>
+      <w:r>
+        <w:rPr>
+          <w:lang w:val="de-DE"/>
+        </w:rPr>
+        <w:t>CLOCK_IN und RESET_IN liegen auf 6 und 7, also getrennt von ADC, SPI und Encodern.</w:t>
       </w:r>
     </w:p>
     <w:p>
       <w:pPr>
         <w:numPr>
-          <w:ilvl w:val="1"/>
-          <w:numId w:val="1"/>
+          <w:ilvl w:val="0"/>
+          <w:numId w:val="24"/>
         </w:numPr>
-        <w:spacing w:after="60"/>
-        <w:ind w:left="1434" w:hanging="357"/>
-        <w:rPr>
-          <w:lang w:val="de-DE"/>
-        </w:rPr>
-      </w:pPr>
-      <w:r>
-        <w:rPr>
-          <w:lang w:val="de-DE"/>
-        </w:rPr>
-        <w:t>RESET_IN = 29</w:t>
+        <w:rPr>
+          <w:lang w:val="de-DE"/>
+        </w:rPr>
+      </w:pPr>
+      <w:r>
+        <w:rPr>
+          <w:lang w:val="de-DE"/>
+        </w:rPr>
+        <w:t>LDAC liegt auf 30, damit er unabhängig von Clock/</w:t>
+      </w:r>
+      <w:proofErr w:type="spellStart"/>
+      <w:r>
+        <w:rPr>
+          <w:lang w:val="de-DE"/>
+        </w:rPr>
+        <w:t>Reset</w:t>
+      </w:r>
+      <w:proofErr w:type="spellEnd"/>
+      <w:r>
+        <w:rPr>
+          <w:lang w:val="de-DE"/>
+        </w:rPr>
+        <w:t xml:space="preserve"> und den Gate-Pins bleibt.</w:t>
+      </w:r>
+    </w:p>
+    <w:p>
+      <w:pPr>
+        <w:rPr>
+          <w:lang w:val="de-DE"/>
+        </w:rPr>
+      </w:pPr>
+      <w:r>
+        <w:rPr>
+          <w:lang w:val="de-DE"/>
+        </w:rPr>
+        <w:lastRenderedPageBreak/>
+        <w:t>Der Hauptgrund ist also nicht “diese Pins sind magisch besser”, sondern:</w:t>
+      </w:r>
+    </w:p>
+    <w:p>
+      <w:pPr>
+        <w:numPr>
+          <w:ilvl w:val="0"/>
+          <w:numId w:val="25"/>
+        </w:numPr>
+        <w:rPr>
+          <w:lang w:val="de-DE"/>
+        </w:rPr>
+      </w:pPr>
+      <w:r>
+        <w:rPr>
+          <w:lang w:val="de-DE"/>
+        </w:rPr>
+        <w:t>keine Doppelbelegung</w:t>
+      </w:r>
+    </w:p>
+    <w:p>
+      <w:pPr>
+        <w:numPr>
+          <w:ilvl w:val="0"/>
+          <w:numId w:val="25"/>
+        </w:numPr>
+        <w:rPr>
+          <w:lang w:val="de-DE"/>
+        </w:rPr>
+      </w:pPr>
+      <w:r>
+        <w:rPr>
+          <w:lang w:val="de-DE"/>
+        </w:rPr>
+        <w:t>saubere Bus-Trennung</w:t>
+      </w:r>
+    </w:p>
+    <w:p>
+      <w:pPr>
+        <w:numPr>
+          <w:ilvl w:val="0"/>
+          <w:numId w:val="25"/>
+        </w:numPr>
+        <w:rPr>
+          <w:lang w:val="de-DE"/>
+        </w:rPr>
+      </w:pPr>
+      <w:r>
+        <w:rPr>
+          <w:lang w:val="de-DE"/>
+        </w:rPr>
+        <w:t>ADC-Pins bleiben ADC-Pins</w:t>
+      </w:r>
+    </w:p>
+    <w:p>
+      <w:pPr>
+        <w:numPr>
+          <w:ilvl w:val="0"/>
+          <w:numId w:val="25"/>
+        </w:numPr>
+        <w:rPr>
+          <w:lang w:val="de-DE"/>
+        </w:rPr>
+      </w:pPr>
+      <w:r>
+        <w:rPr>
+          <w:lang w:val="de-DE"/>
+        </w:rPr>
+        <w:t>bestehende Firmware-Struktur wird möglichst wenig verbogen</w:t>
+      </w:r>
+    </w:p>
+    <w:p>
+      <w:pPr>
+        <w:numPr>
+          <w:ilvl w:val="0"/>
+          <w:numId w:val="25"/>
+        </w:numPr>
+        <w:rPr>
+          <w:lang w:val="de-DE"/>
+        </w:rPr>
+      </w:pPr>
+      <w:r>
+        <w:rPr>
+          <w:lang w:val="de-DE"/>
+        </w:rPr>
+        <w:t>der Schaltplan bleibt nachvollziehbar</w:t>
+      </w:r>
+    </w:p>
+    <w:p>
+      <w:pPr>
+        <w:rPr>
+          <w:lang w:val="de-DE"/>
+        </w:rPr>
+      </w:pPr>
+      <w:r>
+        <w:rPr>
+          <w:lang w:val="de-DE"/>
+        </w:rPr>
+        <w:t xml:space="preserve">Der einzige technische Vorbehalt ist nicht die </w:t>
+      </w:r>
+      <w:proofErr w:type="spellStart"/>
+      <w:r>
+        <w:rPr>
+          <w:lang w:val="de-DE"/>
+        </w:rPr>
+        <w:t>Pinwahl</w:t>
+      </w:r>
+      <w:proofErr w:type="spellEnd"/>
+      <w:r>
+        <w:rPr>
+          <w:lang w:val="de-DE"/>
+        </w:rPr>
+        <w:t>, sondern die Ausgangsstufe der MCP4822: Wenn du mit 3.3V Versorgung arbeitest, musst du die gewünschte CV-Ausgangsspannung bewusst festlegen.</w:t>
       </w:r>
     </w:p>
     <w:p>
@@ -660,159 +1029,1875 @@
           <w:bCs/>
           <w:lang w:val="de-DE"/>
         </w:rPr>
+        <w:t>Wichtige Hinweise</w:t>
+      </w:r>
+    </w:p>
+    <w:p>
+      <w:pPr>
+        <w:numPr>
+          <w:ilvl w:val="0"/>
+          <w:numId w:val="26"/>
+        </w:numPr>
+        <w:rPr>
+          <w:lang w:val="de-DE"/>
+        </w:rPr>
+      </w:pPr>
+      <w:r>
+        <w:rPr>
+          <w:lang w:val="de-DE"/>
+        </w:rPr>
+        <w:t>Alle Teensy-4.1-Eingänge nur mit </w:t>
+      </w:r>
+      <w:proofErr w:type="gramStart"/>
+      <w:r>
+        <w:rPr>
+          <w:lang w:val="de-DE"/>
+        </w:rPr>
+        <w:t>0..</w:t>
+      </w:r>
+      <w:proofErr w:type="gramEnd"/>
+      <w:r>
+        <w:rPr>
+          <w:lang w:val="de-DE"/>
+        </w:rPr>
+        <w:t>3.3V. CLOCK_IN, RESET_IN und CV_IN_</w:t>
+      </w:r>
+      <w:proofErr w:type="gramStart"/>
+      <w:r>
+        <w:rPr>
+          <w:lang w:val="de-DE"/>
+        </w:rPr>
+        <w:t>1..</w:t>
+      </w:r>
+      <w:proofErr w:type="gramEnd"/>
+      <w:r>
+        <w:rPr>
+          <w:lang w:val="de-DE"/>
+        </w:rPr>
+        <w:t>3 brauchen also Pegelanpassung bzw. Schutzbeschaltung, wenn extern mehr anliegen kann.</w:t>
+      </w:r>
+    </w:p>
+    <w:p>
+      <w:pPr>
+        <w:numPr>
+          <w:ilvl w:val="0"/>
+          <w:numId w:val="26"/>
+        </w:numPr>
+        <w:rPr>
+          <w:lang w:val="de-DE"/>
+        </w:rPr>
+      </w:pPr>
+      <w:r>
+        <w:rPr>
+          <w:lang w:val="de-DE"/>
+        </w:rPr>
+        <w:t xml:space="preserve">Der MCP4822 braucht je IC einen 100 </w:t>
+      </w:r>
+      <w:proofErr w:type="spellStart"/>
+      <w:r>
+        <w:rPr>
+          <w:lang w:val="de-DE"/>
+        </w:rPr>
+        <w:t>nF</w:t>
+      </w:r>
+      <w:proofErr w:type="spellEnd"/>
+      <w:r>
+        <w:rPr>
+          <w:lang w:val="de-DE"/>
+        </w:rPr>
+        <w:t> Abblockkondensator direkt an VDD/GND.</w:t>
+      </w:r>
+    </w:p>
+    <w:p>
+      <w:pPr>
+        <w:numPr>
+          <w:ilvl w:val="0"/>
+          <w:numId w:val="26"/>
+        </w:numPr>
+        <w:rPr>
+          <w:lang w:val="de-DE"/>
+        </w:rPr>
+      </w:pPr>
+      <w:r>
+        <w:rPr>
+          <w:lang w:val="de-DE"/>
+        </w:rPr>
+        <w:t>Wenn die CV-Ausgänge sauber und stabil sein sollen, plane am DAC-Ausgang besser noch Puffer/</w:t>
+      </w:r>
+      <w:proofErr w:type="spellStart"/>
+      <w:r>
+        <w:rPr>
+          <w:lang w:val="de-DE"/>
+        </w:rPr>
+        <w:t>OpAmp</w:t>
+      </w:r>
+      <w:proofErr w:type="spellEnd"/>
+      <w:r>
+        <w:rPr>
+          <w:lang w:val="de-DE"/>
+        </w:rPr>
+        <w:t xml:space="preserve"> und ein kleines Ausgangsfilter ein, statt direkt nackig rauszugehen.</w:t>
+      </w:r>
+    </w:p>
+    <w:p>
+      <w:pPr>
+        <w:numPr>
+          <w:ilvl w:val="0"/>
+          <w:numId w:val="26"/>
+        </w:numPr>
+        <w:rPr>
+          <w:lang w:val="de-DE"/>
+        </w:rPr>
+      </w:pPr>
+      <w:r>
+        <w:rPr>
+          <w:lang w:val="de-DE"/>
+        </w:rPr>
+        <w:t>Die wichtigste offene Hardwareentscheidung ist die gewünschte CV-Spannung. Mit MCP4822 an 3.3V ist der obere Bereich nicht beliebig. Das solltest du vor dem finalen Analogteil festziehen.</w:t>
+      </w:r>
+    </w:p>
+    <w:p>
+      <w:pPr>
+        <w:numPr>
+          <w:ilvl w:val="0"/>
+          <w:numId w:val="26"/>
+        </w:numPr>
+        <w:rPr>
+          <w:lang w:val="de-DE"/>
+        </w:rPr>
+      </w:pPr>
+      <w:r>
+        <w:rPr>
+          <w:lang w:val="de-DE"/>
+        </w:rPr>
+        <w:t>LDAC ist aktuell als eigener Pin vorgesehen. Wenn du kein synchrones Update beider DACs brauchst, könntest du LDAC auch fest auf GND legen und einen Pin sparen.</w:t>
+      </w:r>
+    </w:p>
+    <w:p>
+      <w:pPr>
+        <w:numPr>
+          <w:ilvl w:val="0"/>
+          <w:numId w:val="26"/>
+        </w:numPr>
+        <w:rPr>
+          <w:lang w:val="de-DE"/>
+        </w:rPr>
+      </w:pPr>
+      <w:r>
+        <w:rPr>
+          <w:lang w:val="de-DE"/>
+        </w:rPr>
+        <w:t xml:space="preserve">Für SPI0 gilt: Touch und beide DACs teilen sich den Bus. Das ist ok, aber Leitungen </w:t>
+      </w:r>
+      <w:proofErr w:type="gramStart"/>
+      <w:r>
+        <w:rPr>
+          <w:lang w:val="de-DE"/>
+        </w:rPr>
+        <w:t>kurz halten</w:t>
+      </w:r>
+      <w:proofErr w:type="gramEnd"/>
+      <w:r>
+        <w:rPr>
+          <w:lang w:val="de-DE"/>
+        </w:rPr>
+        <w:t>, saubere Masseführung, eigene CS-Leitungen, keine langen fliegenden Verbindungen.</w:t>
+      </w:r>
+    </w:p>
+    <w:p>
+      <w:pPr>
+        <w:numPr>
+          <w:ilvl w:val="0"/>
+          <w:numId w:val="26"/>
+        </w:numPr>
+        <w:rPr>
+          <w:lang w:val="de-DE"/>
+        </w:rPr>
+      </w:pPr>
+      <w:r>
+        <w:rPr>
+          <w:lang w:val="de-DE"/>
+        </w:rPr>
+        <w:t>Für das TFT auf SPI1 ebenfalls: kurze Leitungen und gute Masse, sonst wird das bei höheren SPI-Takten schnell empfindlich.</w:t>
+      </w:r>
+    </w:p>
+    <w:p>
+      <w:pPr>
+        <w:numPr>
+          <w:ilvl w:val="0"/>
+          <w:numId w:val="26"/>
+        </w:numPr>
+        <w:rPr>
+          <w:lang w:val="de-DE"/>
+        </w:rPr>
+      </w:pPr>
+      <w:r>
+        <w:rPr>
+          <w:lang w:val="de-DE"/>
+        </w:rPr>
+        <w:t xml:space="preserve">TFT_RST ist bei dir fest auf 3.3V geplant. Das geht, aber ein echter </w:t>
+      </w:r>
+      <w:proofErr w:type="spellStart"/>
+      <w:r>
+        <w:rPr>
+          <w:lang w:val="de-DE"/>
+        </w:rPr>
+        <w:t>Reset</w:t>
+      </w:r>
+      <w:proofErr w:type="spellEnd"/>
+      <w:r>
+        <w:rPr>
+          <w:lang w:val="de-DE"/>
+        </w:rPr>
+        <w:t>-Pin ist robuster, falls das Display beim Einschalten zickt.</w:t>
+      </w:r>
+    </w:p>
+    <w:p>
+      <w:pPr>
+        <w:numPr>
+          <w:ilvl w:val="0"/>
+          <w:numId w:val="26"/>
+        </w:numPr>
+        <w:rPr>
+          <w:lang w:val="de-DE"/>
+        </w:rPr>
+      </w:pPr>
+      <w:r>
+        <w:rPr>
+          <w:lang w:val="de-DE"/>
+        </w:rPr>
+        <w:t>Die Touch-Kalibrierung in </w:t>
+      </w:r>
+      <w:proofErr w:type="spellStart"/>
+      <w:r>
+        <w:rPr>
+          <w:lang w:val="de-DE"/>
+        </w:rPr>
+        <w:t>src</w:t>
+      </w:r>
+      <w:proofErr w:type="spellEnd"/>
+      <w:r>
+        <w:rPr>
+          <w:lang w:val="de-DE"/>
+        </w:rPr>
+        <w:t>/ui_touch.cpp ist fest eingetragen. Wenn du Display oder Touch-Panel änderst, musst du das neu prüfen.</w:t>
+      </w:r>
+    </w:p>
+    <w:p>
+      <w:pPr>
+        <w:rPr>
+          <w:lang w:val="de-DE"/>
+        </w:rPr>
+      </w:pPr>
+      <w:r>
+        <w:rPr>
+          <w:lang w:val="de-DE"/>
+        </w:rPr>
+        <w:br w:type="page"/>
+      </w:r>
+    </w:p>
+    <w:p>
+      <w:pPr>
+        <w:spacing w:after="60"/>
+        <w:rPr>
+          <w:rFonts w:ascii="Courier New" w:hAnsi="Courier New" w:cs="Courier New"/>
+          <w:sz w:val="20"/>
+          <w:szCs w:val="20"/>
+        </w:rPr>
+      </w:pPr>
+      <w:r>
+        <w:rPr>
+          <w:rFonts w:ascii="Courier New" w:hAnsi="Courier New" w:cs="Courier New"/>
+          <w:sz w:val="20"/>
+          <w:szCs w:val="20"/>
+        </w:rPr>
+        <w:lastRenderedPageBreak/>
+        <w:t>// SPI0: Touch + both MCP4822 (MOSI=11, MISO=12, SCK=13)</w:t>
+      </w:r>
+      <w:r>
+        <w:rPr>
+          <w:rFonts w:ascii="Courier New" w:hAnsi="Courier New" w:cs="Courier New"/>
+          <w:sz w:val="20"/>
+          <w:szCs w:val="20"/>
+        </w:rPr>
         <w:br/>
       </w:r>
-      <w:r>
+    </w:p>
+    <w:p>
+      <w:pPr>
+        <w:spacing w:after="60"/>
+        <w:rPr>
+          <w:rFonts w:ascii="Courier New" w:hAnsi="Courier New" w:cs="Courier New"/>
+          <w:sz w:val="20"/>
+          <w:szCs w:val="20"/>
+        </w:rPr>
+      </w:pPr>
+      <w:r>
+        <w:rPr>
+          <w:rFonts w:ascii="Courier New" w:hAnsi="Courier New" w:cs="Courier New"/>
+          <w:sz w:val="20"/>
+          <w:szCs w:val="20"/>
+        </w:rPr>
+        <w:t xml:space="preserve">static </w:t>
+      </w:r>
+      <w:proofErr w:type="spellStart"/>
+      <w:r>
+        <w:rPr>
+          <w:rFonts w:ascii="Courier New" w:hAnsi="Courier New" w:cs="Courier New"/>
+          <w:sz w:val="20"/>
+          <w:szCs w:val="20"/>
+        </w:rPr>
+        <w:t>constexpr</w:t>
+      </w:r>
+      <w:proofErr w:type="spellEnd"/>
+      <w:r>
+        <w:rPr>
+          <w:rFonts w:ascii="Courier New" w:hAnsi="Courier New" w:cs="Courier New"/>
+          <w:sz w:val="20"/>
+          <w:szCs w:val="20"/>
+        </w:rPr>
+        <w:t xml:space="preserve"> uint8_t TOUCH_IRQ_PIN = </w:t>
+      </w:r>
+      <w:proofErr w:type="gramStart"/>
+      <w:r>
+        <w:rPr>
+          <w:rFonts w:ascii="Courier New" w:hAnsi="Courier New" w:cs="Courier New"/>
+          <w:sz w:val="20"/>
+          <w:szCs w:val="20"/>
+        </w:rPr>
+        <w:t>2;</w:t>
+      </w:r>
+      <w:proofErr w:type="gramEnd"/>
+    </w:p>
+    <w:p>
+      <w:pPr>
+        <w:spacing w:after="60"/>
+        <w:rPr>
+          <w:rFonts w:ascii="Courier New" w:hAnsi="Courier New" w:cs="Courier New"/>
+          <w:sz w:val="20"/>
+          <w:szCs w:val="20"/>
+        </w:rPr>
+      </w:pPr>
+      <w:r>
+        <w:rPr>
+          <w:rFonts w:ascii="Courier New" w:hAnsi="Courier New" w:cs="Courier New"/>
+          <w:sz w:val="20"/>
+          <w:szCs w:val="20"/>
+        </w:rPr>
+        <w:t xml:space="preserve">static </w:t>
+      </w:r>
+      <w:proofErr w:type="spellStart"/>
+      <w:r>
+        <w:rPr>
+          <w:rFonts w:ascii="Courier New" w:hAnsi="Courier New" w:cs="Courier New"/>
+          <w:sz w:val="20"/>
+          <w:szCs w:val="20"/>
+        </w:rPr>
+        <w:t>constexpr</w:t>
+      </w:r>
+      <w:proofErr w:type="spellEnd"/>
+      <w:r>
+        <w:rPr>
+          <w:rFonts w:ascii="Courier New" w:hAnsi="Courier New" w:cs="Courier New"/>
+          <w:sz w:val="20"/>
+          <w:szCs w:val="20"/>
+        </w:rPr>
+        <w:t xml:space="preserve"> uint8_t TOUCH_CS_PIN = </w:t>
+      </w:r>
+      <w:proofErr w:type="gramStart"/>
+      <w:r>
+        <w:rPr>
+          <w:rFonts w:ascii="Courier New" w:hAnsi="Courier New" w:cs="Courier New"/>
+          <w:sz w:val="20"/>
+          <w:szCs w:val="20"/>
+        </w:rPr>
+        <w:t>10;  /</w:t>
+      </w:r>
+      <w:proofErr w:type="gramEnd"/>
+      <w:r>
+        <w:rPr>
+          <w:rFonts w:ascii="Courier New" w:hAnsi="Courier New" w:cs="Courier New"/>
+          <w:sz w:val="20"/>
+          <w:szCs w:val="20"/>
+        </w:rPr>
+        <w:t>/ SPI0 CS</w:t>
+      </w:r>
+    </w:p>
+    <w:p>
+      <w:pPr>
+        <w:spacing w:after="60"/>
+        <w:rPr>
+          <w:rFonts w:ascii="Courier New" w:hAnsi="Courier New" w:cs="Courier New"/>
+          <w:sz w:val="20"/>
+          <w:szCs w:val="20"/>
+        </w:rPr>
+      </w:pPr>
+    </w:p>
+    <w:p>
+      <w:pPr>
+        <w:spacing w:after="60"/>
+        <w:rPr>
+          <w:rFonts w:ascii="Courier New" w:hAnsi="Courier New" w:cs="Courier New"/>
+          <w:sz w:val="20"/>
+          <w:szCs w:val="20"/>
+        </w:rPr>
+      </w:pPr>
+      <w:r>
+        <w:rPr>
+          <w:rFonts w:ascii="Courier New" w:hAnsi="Courier New" w:cs="Courier New"/>
+          <w:sz w:val="20"/>
+          <w:szCs w:val="20"/>
+        </w:rPr>
+        <w:t xml:space="preserve">static </w:t>
+      </w:r>
+      <w:proofErr w:type="spellStart"/>
+      <w:r>
+        <w:rPr>
+          <w:rFonts w:ascii="Courier New" w:hAnsi="Courier New" w:cs="Courier New"/>
+          <w:sz w:val="20"/>
+          <w:szCs w:val="20"/>
+        </w:rPr>
+        <w:t>constexpr</w:t>
+      </w:r>
+      <w:proofErr w:type="spellEnd"/>
+      <w:r>
+        <w:rPr>
+          <w:rFonts w:ascii="Courier New" w:hAnsi="Courier New" w:cs="Courier New"/>
+          <w:sz w:val="20"/>
+          <w:szCs w:val="20"/>
+        </w:rPr>
+        <w:t xml:space="preserve"> uint8_t TFT_DC_PIN = </w:t>
+      </w:r>
+      <w:proofErr w:type="gramStart"/>
+      <w:r>
+        <w:rPr>
+          <w:rFonts w:ascii="Courier New" w:hAnsi="Courier New" w:cs="Courier New"/>
+          <w:sz w:val="20"/>
+          <w:szCs w:val="20"/>
+        </w:rPr>
+        <w:t>20;</w:t>
+      </w:r>
+      <w:proofErr w:type="gramEnd"/>
+    </w:p>
+    <w:p>
+      <w:pPr>
+        <w:spacing w:after="60"/>
+        <w:rPr>
+          <w:rFonts w:ascii="Courier New" w:hAnsi="Courier New" w:cs="Courier New"/>
+          <w:sz w:val="20"/>
+          <w:szCs w:val="20"/>
+        </w:rPr>
+      </w:pPr>
+      <w:r>
+        <w:rPr>
+          <w:rFonts w:ascii="Courier New" w:hAnsi="Courier New" w:cs="Courier New"/>
+          <w:sz w:val="20"/>
+          <w:szCs w:val="20"/>
+        </w:rPr>
+        <w:t xml:space="preserve">static </w:t>
+      </w:r>
+      <w:proofErr w:type="spellStart"/>
+      <w:r>
+        <w:rPr>
+          <w:rFonts w:ascii="Courier New" w:hAnsi="Courier New" w:cs="Courier New"/>
+          <w:sz w:val="20"/>
+          <w:szCs w:val="20"/>
+        </w:rPr>
+        <w:t>constexpr</w:t>
+      </w:r>
+      <w:proofErr w:type="spellEnd"/>
+      <w:r>
+        <w:rPr>
+          <w:rFonts w:ascii="Courier New" w:hAnsi="Courier New" w:cs="Courier New"/>
+          <w:sz w:val="20"/>
+          <w:szCs w:val="20"/>
+        </w:rPr>
+        <w:t xml:space="preserve"> uint8_t TFT_CS_PIN = </w:t>
+      </w:r>
+      <w:proofErr w:type="gramStart"/>
+      <w:r>
+        <w:rPr>
+          <w:rFonts w:ascii="Courier New" w:hAnsi="Courier New" w:cs="Courier New"/>
+          <w:sz w:val="20"/>
+          <w:szCs w:val="20"/>
+        </w:rPr>
+        <w:t xml:space="preserve">21;   </w:t>
+      </w:r>
+      <w:proofErr w:type="gramEnd"/>
+      <w:r>
+        <w:rPr>
+          <w:rFonts w:ascii="Courier New" w:hAnsi="Courier New" w:cs="Courier New"/>
+          <w:sz w:val="20"/>
+          <w:szCs w:val="20"/>
+        </w:rPr>
+        <w:t> // SPI1 CS (variable)</w:t>
+      </w:r>
+    </w:p>
+    <w:p>
+      <w:pPr>
+        <w:spacing w:after="60"/>
+        <w:rPr>
+          <w:rFonts w:ascii="Courier New" w:hAnsi="Courier New" w:cs="Courier New"/>
+          <w:sz w:val="20"/>
+          <w:szCs w:val="20"/>
+        </w:rPr>
+      </w:pPr>
+      <w:r>
+        <w:rPr>
+          <w:rFonts w:ascii="Courier New" w:hAnsi="Courier New" w:cs="Courier New"/>
+          <w:sz w:val="20"/>
+          <w:szCs w:val="20"/>
+        </w:rPr>
+        <w:t xml:space="preserve">static </w:t>
+      </w:r>
+      <w:proofErr w:type="spellStart"/>
+      <w:r>
+        <w:rPr>
+          <w:rFonts w:ascii="Courier New" w:hAnsi="Courier New" w:cs="Courier New"/>
+          <w:sz w:val="20"/>
+          <w:szCs w:val="20"/>
+        </w:rPr>
+        <w:t>constexpr</w:t>
+      </w:r>
+      <w:proofErr w:type="spellEnd"/>
+      <w:r>
+        <w:rPr>
+          <w:rFonts w:ascii="Courier New" w:hAnsi="Courier New" w:cs="Courier New"/>
+          <w:sz w:val="20"/>
+          <w:szCs w:val="20"/>
+        </w:rPr>
+        <w:t xml:space="preserve"> uint8_t TFT_RST_PIN = 255; // Unused, tied to 3.3V</w:t>
+      </w:r>
+    </w:p>
+    <w:p>
+      <w:pPr>
+        <w:spacing w:after="60"/>
+        <w:rPr>
+          <w:rFonts w:ascii="Courier New" w:hAnsi="Courier New" w:cs="Courier New"/>
+          <w:sz w:val="20"/>
+          <w:szCs w:val="20"/>
+        </w:rPr>
+      </w:pPr>
+      <w:r>
+        <w:rPr>
+          <w:rFonts w:ascii="Courier New" w:hAnsi="Courier New" w:cs="Courier New"/>
+          <w:sz w:val="20"/>
+          <w:szCs w:val="20"/>
+        </w:rPr>
+        <w:t xml:space="preserve">static </w:t>
+      </w:r>
+      <w:proofErr w:type="spellStart"/>
+      <w:r>
+        <w:rPr>
+          <w:rFonts w:ascii="Courier New" w:hAnsi="Courier New" w:cs="Courier New"/>
+          <w:sz w:val="20"/>
+          <w:szCs w:val="20"/>
+        </w:rPr>
+        <w:t>constexpr</w:t>
+      </w:r>
+      <w:proofErr w:type="spellEnd"/>
+      <w:r>
+        <w:rPr>
+          <w:rFonts w:ascii="Courier New" w:hAnsi="Courier New" w:cs="Courier New"/>
+          <w:sz w:val="20"/>
+          <w:szCs w:val="20"/>
+        </w:rPr>
+        <w:t xml:space="preserve"> uint8_t TFT_MOSI_PIN = 26; // SPI1 MOSI</w:t>
+      </w:r>
+    </w:p>
+    <w:p>
+      <w:pPr>
+        <w:spacing w:after="60"/>
+        <w:rPr>
+          <w:rFonts w:ascii="Courier New" w:hAnsi="Courier New" w:cs="Courier New"/>
+          <w:sz w:val="20"/>
+          <w:szCs w:val="20"/>
+        </w:rPr>
+      </w:pPr>
+      <w:r>
+        <w:rPr>
+          <w:rFonts w:ascii="Courier New" w:hAnsi="Courier New" w:cs="Courier New"/>
+          <w:sz w:val="20"/>
+          <w:szCs w:val="20"/>
+        </w:rPr>
+        <w:t xml:space="preserve">static </w:t>
+      </w:r>
+      <w:proofErr w:type="spellStart"/>
+      <w:r>
+        <w:rPr>
+          <w:rFonts w:ascii="Courier New" w:hAnsi="Courier New" w:cs="Courier New"/>
+          <w:sz w:val="20"/>
+          <w:szCs w:val="20"/>
+        </w:rPr>
+        <w:t>constexpr</w:t>
+      </w:r>
+      <w:proofErr w:type="spellEnd"/>
+      <w:r>
+        <w:rPr>
+          <w:rFonts w:ascii="Courier New" w:hAnsi="Courier New" w:cs="Courier New"/>
+          <w:sz w:val="20"/>
+          <w:szCs w:val="20"/>
+        </w:rPr>
+        <w:t xml:space="preserve"> uint8_t TFT_SCLK_PIN = 27; // SPI1 SCK</w:t>
+      </w:r>
+    </w:p>
+    <w:p>
+      <w:pPr>
+        <w:spacing w:after="60"/>
+        <w:rPr>
+          <w:rFonts w:ascii="Courier New" w:hAnsi="Courier New" w:cs="Courier New"/>
+          <w:sz w:val="20"/>
+          <w:szCs w:val="20"/>
+        </w:rPr>
+      </w:pPr>
+      <w:r>
+        <w:rPr>
+          <w:rFonts w:ascii="Courier New" w:hAnsi="Courier New" w:cs="Courier New"/>
+          <w:sz w:val="20"/>
+          <w:szCs w:val="20"/>
+        </w:rPr>
+        <w:t xml:space="preserve">static </w:t>
+      </w:r>
+      <w:proofErr w:type="spellStart"/>
+      <w:r>
+        <w:rPr>
+          <w:rFonts w:ascii="Courier New" w:hAnsi="Courier New" w:cs="Courier New"/>
+          <w:sz w:val="20"/>
+          <w:szCs w:val="20"/>
+        </w:rPr>
+        <w:t>constexpr</w:t>
+      </w:r>
+      <w:proofErr w:type="spellEnd"/>
+      <w:r>
+        <w:rPr>
+          <w:rFonts w:ascii="Courier New" w:hAnsi="Courier New" w:cs="Courier New"/>
+          <w:sz w:val="20"/>
+          <w:szCs w:val="20"/>
+        </w:rPr>
+        <w:t xml:space="preserve"> uint8_t TFT_MISO_PIN = </w:t>
+      </w:r>
+      <w:proofErr w:type="gramStart"/>
+      <w:r>
+        <w:rPr>
+          <w:rFonts w:ascii="Courier New" w:hAnsi="Courier New" w:cs="Courier New"/>
+          <w:sz w:val="20"/>
+          <w:szCs w:val="20"/>
+        </w:rPr>
+        <w:t>1;  /</w:t>
+      </w:r>
+      <w:proofErr w:type="gramEnd"/>
+      <w:r>
+        <w:rPr>
+          <w:rFonts w:ascii="Courier New" w:hAnsi="Courier New" w:cs="Courier New"/>
+          <w:sz w:val="20"/>
+          <w:szCs w:val="20"/>
+        </w:rPr>
+        <w:t>/ SPI1 MISO</w:t>
+      </w:r>
+    </w:p>
+    <w:p>
+      <w:pPr>
+        <w:spacing w:after="60"/>
+        <w:rPr>
+          <w:rFonts w:ascii="Courier New" w:hAnsi="Courier New" w:cs="Courier New"/>
+          <w:sz w:val="20"/>
+          <w:szCs w:val="20"/>
+        </w:rPr>
+      </w:pPr>
+    </w:p>
+    <w:p>
+      <w:pPr>
+        <w:spacing w:after="60"/>
+        <w:rPr>
+          <w:rFonts w:ascii="Courier New" w:hAnsi="Courier New" w:cs="Courier New"/>
+          <w:sz w:val="20"/>
+          <w:szCs w:val="20"/>
+        </w:rPr>
+      </w:pPr>
+      <w:r>
+        <w:rPr>
+          <w:rFonts w:ascii="Courier New" w:hAnsi="Courier New" w:cs="Courier New"/>
+          <w:sz w:val="20"/>
+          <w:szCs w:val="20"/>
+        </w:rPr>
+        <w:t xml:space="preserve">static </w:t>
+      </w:r>
+      <w:proofErr w:type="spellStart"/>
+      <w:r>
+        <w:rPr>
+          <w:rFonts w:ascii="Courier New" w:hAnsi="Courier New" w:cs="Courier New"/>
+          <w:sz w:val="20"/>
+          <w:szCs w:val="20"/>
+        </w:rPr>
+        <w:t>constexpr</w:t>
+      </w:r>
+      <w:proofErr w:type="spellEnd"/>
+      <w:r>
+        <w:rPr>
+          <w:rFonts w:ascii="Courier New" w:hAnsi="Courier New" w:cs="Courier New"/>
+          <w:sz w:val="20"/>
+          <w:szCs w:val="20"/>
+        </w:rPr>
+        <w:t xml:space="preserve"> uint8_t GATE_OUT1_PIN = </w:t>
+      </w:r>
+      <w:proofErr w:type="gramStart"/>
+      <w:r>
+        <w:rPr>
+          <w:rFonts w:ascii="Courier New" w:hAnsi="Courier New" w:cs="Courier New"/>
+          <w:sz w:val="20"/>
+          <w:szCs w:val="20"/>
+        </w:rPr>
+        <w:t>3;</w:t>
+      </w:r>
+      <w:proofErr w:type="gramEnd"/>
+    </w:p>
+    <w:p>
+      <w:pPr>
+        <w:spacing w:after="60"/>
+        <w:rPr>
+          <w:rFonts w:ascii="Courier New" w:hAnsi="Courier New" w:cs="Courier New"/>
+          <w:sz w:val="20"/>
+          <w:szCs w:val="20"/>
+        </w:rPr>
+      </w:pPr>
+      <w:r>
+        <w:rPr>
+          <w:rFonts w:ascii="Courier New" w:hAnsi="Courier New" w:cs="Courier New"/>
+          <w:sz w:val="20"/>
+          <w:szCs w:val="20"/>
+        </w:rPr>
+        <w:t xml:space="preserve">static </w:t>
+      </w:r>
+      <w:proofErr w:type="spellStart"/>
+      <w:r>
+        <w:rPr>
+          <w:rFonts w:ascii="Courier New" w:hAnsi="Courier New" w:cs="Courier New"/>
+          <w:sz w:val="20"/>
+          <w:szCs w:val="20"/>
+        </w:rPr>
+        <w:t>constexpr</w:t>
+      </w:r>
+      <w:proofErr w:type="spellEnd"/>
+      <w:r>
+        <w:rPr>
+          <w:rFonts w:ascii="Courier New" w:hAnsi="Courier New" w:cs="Courier New"/>
+          <w:sz w:val="20"/>
+          <w:szCs w:val="20"/>
+        </w:rPr>
+        <w:t xml:space="preserve"> uint8_t GATE_OUT2_PIN = </w:t>
+      </w:r>
+      <w:proofErr w:type="gramStart"/>
+      <w:r>
+        <w:rPr>
+          <w:rFonts w:ascii="Courier New" w:hAnsi="Courier New" w:cs="Courier New"/>
+          <w:sz w:val="20"/>
+          <w:szCs w:val="20"/>
+        </w:rPr>
+        <w:t>4;</w:t>
+      </w:r>
+      <w:proofErr w:type="gramEnd"/>
+    </w:p>
+    <w:p>
+      <w:pPr>
+        <w:spacing w:after="60"/>
+        <w:rPr>
+          <w:rFonts w:ascii="Courier New" w:hAnsi="Courier New" w:cs="Courier New"/>
+          <w:sz w:val="20"/>
+          <w:szCs w:val="20"/>
+        </w:rPr>
+      </w:pPr>
+      <w:r>
+        <w:rPr>
+          <w:rFonts w:ascii="Courier New" w:hAnsi="Courier New" w:cs="Courier New"/>
+          <w:sz w:val="20"/>
+          <w:szCs w:val="20"/>
+        </w:rPr>
+        <w:t xml:space="preserve">static </w:t>
+      </w:r>
+      <w:proofErr w:type="spellStart"/>
+      <w:r>
+        <w:rPr>
+          <w:rFonts w:ascii="Courier New" w:hAnsi="Courier New" w:cs="Courier New"/>
+          <w:sz w:val="20"/>
+          <w:szCs w:val="20"/>
+        </w:rPr>
+        <w:t>constexpr</w:t>
+      </w:r>
+      <w:proofErr w:type="spellEnd"/>
+      <w:r>
+        <w:rPr>
+          <w:rFonts w:ascii="Courier New" w:hAnsi="Courier New" w:cs="Courier New"/>
+          <w:sz w:val="20"/>
+          <w:szCs w:val="20"/>
+        </w:rPr>
+        <w:t xml:space="preserve"> uint8_t GATE_OUT3_PIN = </w:t>
+      </w:r>
+      <w:proofErr w:type="gramStart"/>
+      <w:r>
+        <w:rPr>
+          <w:rFonts w:ascii="Courier New" w:hAnsi="Courier New" w:cs="Courier New"/>
+          <w:sz w:val="20"/>
+          <w:szCs w:val="20"/>
+        </w:rPr>
+        <w:t>5;</w:t>
+      </w:r>
+      <w:proofErr w:type="gramEnd"/>
+    </w:p>
+    <w:p>
+      <w:pPr>
+        <w:spacing w:after="60"/>
+        <w:rPr>
+          <w:rFonts w:ascii="Courier New" w:hAnsi="Courier New" w:cs="Courier New"/>
+          <w:sz w:val="20"/>
+          <w:szCs w:val="20"/>
+        </w:rPr>
+      </w:pPr>
+    </w:p>
+    <w:p>
+      <w:pPr>
+        <w:spacing w:after="60"/>
+        <w:rPr>
+          <w:rFonts w:ascii="Courier New" w:hAnsi="Courier New" w:cs="Courier New"/>
+          <w:sz w:val="20"/>
+          <w:szCs w:val="20"/>
+        </w:rPr>
+      </w:pPr>
+      <w:r>
+        <w:rPr>
+          <w:rFonts w:ascii="Courier New" w:hAnsi="Courier New" w:cs="Courier New"/>
+          <w:sz w:val="20"/>
+          <w:szCs w:val="20"/>
+        </w:rPr>
+        <w:t>// CV outputs now come from external MCP4822 DACs, not direct MCU pins.</w:t>
+      </w:r>
+    </w:p>
+    <w:p>
+      <w:pPr>
+        <w:spacing w:after="60"/>
+        <w:rPr>
+          <w:rFonts w:ascii="Courier New" w:hAnsi="Courier New" w:cs="Courier New"/>
+          <w:sz w:val="20"/>
+          <w:szCs w:val="20"/>
+        </w:rPr>
+      </w:pPr>
+      <w:r>
+        <w:rPr>
+          <w:rFonts w:ascii="Courier New" w:hAnsi="Courier New" w:cs="Courier New"/>
+          <w:sz w:val="20"/>
+          <w:szCs w:val="20"/>
+        </w:rPr>
+        <w:t xml:space="preserve">static </w:t>
+      </w:r>
+      <w:proofErr w:type="spellStart"/>
+      <w:r>
+        <w:rPr>
+          <w:rFonts w:ascii="Courier New" w:hAnsi="Courier New" w:cs="Courier New"/>
+          <w:sz w:val="20"/>
+          <w:szCs w:val="20"/>
+        </w:rPr>
+        <w:t>constexpr</w:t>
+      </w:r>
+      <w:proofErr w:type="spellEnd"/>
+      <w:r>
+        <w:rPr>
+          <w:rFonts w:ascii="Courier New" w:hAnsi="Courier New" w:cs="Courier New"/>
+          <w:sz w:val="20"/>
+          <w:szCs w:val="20"/>
+        </w:rPr>
+        <w:t xml:space="preserve"> uint8_t VALUE_OUT1_PIN = </w:t>
+      </w:r>
+      <w:proofErr w:type="gramStart"/>
+      <w:r>
+        <w:rPr>
+          <w:rFonts w:ascii="Courier New" w:hAnsi="Courier New" w:cs="Courier New"/>
+          <w:sz w:val="20"/>
+          <w:szCs w:val="20"/>
+        </w:rPr>
+        <w:t>255;</w:t>
+      </w:r>
+      <w:proofErr w:type="gramEnd"/>
+    </w:p>
+    <w:p>
+      <w:pPr>
+        <w:spacing w:after="60"/>
+        <w:rPr>
+          <w:rFonts w:ascii="Courier New" w:hAnsi="Courier New" w:cs="Courier New"/>
+          <w:sz w:val="20"/>
+          <w:szCs w:val="20"/>
+        </w:rPr>
+      </w:pPr>
+      <w:r>
+        <w:rPr>
+          <w:rFonts w:ascii="Courier New" w:hAnsi="Courier New" w:cs="Courier New"/>
+          <w:sz w:val="20"/>
+          <w:szCs w:val="20"/>
+        </w:rPr>
+        <w:t xml:space="preserve">static </w:t>
+      </w:r>
+      <w:proofErr w:type="spellStart"/>
+      <w:r>
+        <w:rPr>
+          <w:rFonts w:ascii="Courier New" w:hAnsi="Courier New" w:cs="Courier New"/>
+          <w:sz w:val="20"/>
+          <w:szCs w:val="20"/>
+        </w:rPr>
+        <w:t>constexpr</w:t>
+      </w:r>
+      <w:proofErr w:type="spellEnd"/>
+      <w:r>
+        <w:rPr>
+          <w:rFonts w:ascii="Courier New" w:hAnsi="Courier New" w:cs="Courier New"/>
+          <w:sz w:val="20"/>
+          <w:szCs w:val="20"/>
+        </w:rPr>
+        <w:t xml:space="preserve"> uint8_t VALUE_OUT2_PIN = </w:t>
+      </w:r>
+      <w:proofErr w:type="gramStart"/>
+      <w:r>
+        <w:rPr>
+          <w:rFonts w:ascii="Courier New" w:hAnsi="Courier New" w:cs="Courier New"/>
+          <w:sz w:val="20"/>
+          <w:szCs w:val="20"/>
+        </w:rPr>
+        <w:t>255;</w:t>
+      </w:r>
+      <w:proofErr w:type="gramEnd"/>
+    </w:p>
+    <w:p>
+      <w:pPr>
+        <w:spacing w:after="60"/>
+        <w:rPr>
+          <w:rFonts w:ascii="Courier New" w:hAnsi="Courier New" w:cs="Courier New"/>
+          <w:sz w:val="20"/>
+          <w:szCs w:val="20"/>
+        </w:rPr>
+      </w:pPr>
+      <w:r>
+        <w:rPr>
+          <w:rFonts w:ascii="Courier New" w:hAnsi="Courier New" w:cs="Courier New"/>
+          <w:sz w:val="20"/>
+          <w:szCs w:val="20"/>
+        </w:rPr>
+        <w:t xml:space="preserve">static </w:t>
+      </w:r>
+      <w:proofErr w:type="spellStart"/>
+      <w:r>
+        <w:rPr>
+          <w:rFonts w:ascii="Courier New" w:hAnsi="Courier New" w:cs="Courier New"/>
+          <w:sz w:val="20"/>
+          <w:szCs w:val="20"/>
+        </w:rPr>
+        <w:t>constexpr</w:t>
+      </w:r>
+      <w:proofErr w:type="spellEnd"/>
+      <w:r>
+        <w:rPr>
+          <w:rFonts w:ascii="Courier New" w:hAnsi="Courier New" w:cs="Courier New"/>
+          <w:sz w:val="20"/>
+          <w:szCs w:val="20"/>
+        </w:rPr>
+        <w:t xml:space="preserve"> uint8_t VALUE_OUT3_PWM_PIN = </w:t>
+      </w:r>
+      <w:proofErr w:type="gramStart"/>
+      <w:r>
+        <w:rPr>
+          <w:rFonts w:ascii="Courier New" w:hAnsi="Courier New" w:cs="Courier New"/>
+          <w:sz w:val="20"/>
+          <w:szCs w:val="20"/>
+        </w:rPr>
+        <w:t>255;</w:t>
+      </w:r>
+      <w:proofErr w:type="gramEnd"/>
+    </w:p>
+    <w:p>
+      <w:pPr>
+        <w:spacing w:after="60"/>
+        <w:rPr>
+          <w:rFonts w:ascii="Courier New" w:hAnsi="Courier New" w:cs="Courier New"/>
+          <w:sz w:val="20"/>
+          <w:szCs w:val="20"/>
+        </w:rPr>
+      </w:pPr>
+    </w:p>
+    <w:p>
+      <w:pPr>
+        <w:spacing w:after="60"/>
+        <w:rPr>
+          <w:rFonts w:ascii="Courier New" w:hAnsi="Courier New" w:cs="Courier New"/>
+          <w:sz w:val="20"/>
+          <w:szCs w:val="20"/>
+        </w:rPr>
+      </w:pPr>
+      <w:r>
+        <w:rPr>
+          <w:rFonts w:ascii="Courier New" w:hAnsi="Courier New" w:cs="Courier New"/>
+          <w:sz w:val="20"/>
+          <w:szCs w:val="20"/>
+        </w:rPr>
+        <w:t>// MCP4822 DACs (SPI0)</w:t>
+      </w:r>
+    </w:p>
+    <w:p>
+      <w:pPr>
+        <w:spacing w:after="60"/>
+        <w:rPr>
+          <w:rFonts w:ascii="Courier New" w:hAnsi="Courier New" w:cs="Courier New"/>
+          <w:sz w:val="20"/>
+          <w:szCs w:val="20"/>
+        </w:rPr>
+      </w:pPr>
+      <w:r>
+        <w:rPr>
+          <w:rFonts w:ascii="Courier New" w:hAnsi="Courier New" w:cs="Courier New"/>
+          <w:sz w:val="20"/>
+          <w:szCs w:val="20"/>
+        </w:rPr>
+        <w:t xml:space="preserve">static </w:t>
+      </w:r>
+      <w:proofErr w:type="spellStart"/>
+      <w:r>
+        <w:rPr>
+          <w:rFonts w:ascii="Courier New" w:hAnsi="Courier New" w:cs="Courier New"/>
+          <w:sz w:val="20"/>
+          <w:szCs w:val="20"/>
+        </w:rPr>
+        <w:t>constexpr</w:t>
+      </w:r>
+      <w:proofErr w:type="spellEnd"/>
+      <w:r>
+        <w:rPr>
+          <w:rFonts w:ascii="Courier New" w:hAnsi="Courier New" w:cs="Courier New"/>
+          <w:sz w:val="20"/>
+          <w:szCs w:val="20"/>
+        </w:rPr>
+        <w:t xml:space="preserve"> uint8_t MCP4822_CS_VALUE_PIN = </w:t>
+      </w:r>
+      <w:proofErr w:type="gramStart"/>
+      <w:r>
+        <w:rPr>
+          <w:rFonts w:ascii="Courier New" w:hAnsi="Courier New" w:cs="Courier New"/>
+          <w:sz w:val="20"/>
+          <w:szCs w:val="20"/>
+        </w:rPr>
+        <w:t xml:space="preserve">9;   </w:t>
+      </w:r>
+      <w:proofErr w:type="gramEnd"/>
+      <w:r>
+        <w:rPr>
+          <w:rFonts w:ascii="Courier New" w:hAnsi="Courier New" w:cs="Courier New"/>
+          <w:sz w:val="20"/>
+          <w:szCs w:val="20"/>
+        </w:rPr>
+        <w:t>// CS for Value DAC</w:t>
+      </w:r>
+    </w:p>
+    <w:p>
+      <w:pPr>
+        <w:spacing w:after="60"/>
+        <w:rPr>
+          <w:rFonts w:ascii="Courier New" w:hAnsi="Courier New" w:cs="Courier New"/>
+          <w:sz w:val="20"/>
+          <w:szCs w:val="20"/>
+        </w:rPr>
+      </w:pPr>
+      <w:r>
+        <w:rPr>
+          <w:rFonts w:ascii="Courier New" w:hAnsi="Courier New" w:cs="Courier New"/>
+          <w:sz w:val="20"/>
+          <w:szCs w:val="20"/>
+        </w:rPr>
+        <w:t xml:space="preserve">static </w:t>
+      </w:r>
+      <w:proofErr w:type="spellStart"/>
+      <w:r>
+        <w:rPr>
+          <w:rFonts w:ascii="Courier New" w:hAnsi="Courier New" w:cs="Courier New"/>
+          <w:sz w:val="20"/>
+          <w:szCs w:val="20"/>
+        </w:rPr>
+        <w:t>constexpr</w:t>
+      </w:r>
+      <w:proofErr w:type="spellEnd"/>
+      <w:r>
+        <w:rPr>
+          <w:rFonts w:ascii="Courier New" w:hAnsi="Courier New" w:cs="Courier New"/>
+          <w:sz w:val="20"/>
+          <w:szCs w:val="20"/>
+        </w:rPr>
+        <w:t xml:space="preserve"> uint8_t MCP4822_CS_PITCH_PIN = </w:t>
+      </w:r>
+      <w:proofErr w:type="gramStart"/>
+      <w:r>
+        <w:rPr>
+          <w:rFonts w:ascii="Courier New" w:hAnsi="Courier New" w:cs="Courier New"/>
+          <w:sz w:val="20"/>
+          <w:szCs w:val="20"/>
+        </w:rPr>
+        <w:t xml:space="preserve">8;   </w:t>
+      </w:r>
+      <w:proofErr w:type="gramEnd"/>
+      <w:r>
+        <w:rPr>
+          <w:rFonts w:ascii="Courier New" w:hAnsi="Courier New" w:cs="Courier New"/>
+          <w:sz w:val="20"/>
+          <w:szCs w:val="20"/>
+        </w:rPr>
+        <w:t>// CS for Pitch DAC</w:t>
+      </w:r>
+    </w:p>
+    <w:p>
+      <w:pPr>
+        <w:spacing w:after="60"/>
+        <w:rPr>
+          <w:rFonts w:ascii="Courier New" w:hAnsi="Courier New" w:cs="Courier New"/>
+          <w:sz w:val="20"/>
+          <w:szCs w:val="20"/>
+        </w:rPr>
+      </w:pPr>
+      <w:r>
+        <w:rPr>
+          <w:rFonts w:ascii="Courier New" w:hAnsi="Courier New" w:cs="Courier New"/>
+          <w:sz w:val="20"/>
+          <w:szCs w:val="20"/>
+        </w:rPr>
+        <w:t xml:space="preserve">static </w:t>
+      </w:r>
+      <w:proofErr w:type="spellStart"/>
+      <w:r>
+        <w:rPr>
+          <w:rFonts w:ascii="Courier New" w:hAnsi="Courier New" w:cs="Courier New"/>
+          <w:sz w:val="20"/>
+          <w:szCs w:val="20"/>
+        </w:rPr>
+        <w:t>constexpr</w:t>
+      </w:r>
+      <w:proofErr w:type="spellEnd"/>
+      <w:r>
+        <w:rPr>
+          <w:rFonts w:ascii="Courier New" w:hAnsi="Courier New" w:cs="Courier New"/>
+          <w:sz w:val="20"/>
+          <w:szCs w:val="20"/>
+        </w:rPr>
+        <w:t xml:space="preserve"> uint8_t MCP4822_LDAC_PIN = </w:t>
+      </w:r>
+      <w:proofErr w:type="gramStart"/>
+      <w:r>
+        <w:rPr>
+          <w:rFonts w:ascii="Courier New" w:hAnsi="Courier New" w:cs="Courier New"/>
+          <w:sz w:val="20"/>
+          <w:szCs w:val="20"/>
+        </w:rPr>
+        <w:t xml:space="preserve">30;   </w:t>
+      </w:r>
+      <w:proofErr w:type="gramEnd"/>
+      <w:r>
+        <w:rPr>
+          <w:rFonts w:ascii="Courier New" w:hAnsi="Courier New" w:cs="Courier New"/>
+          <w:sz w:val="20"/>
+          <w:szCs w:val="20"/>
+        </w:rPr>
+        <w:t>   // Shared LDAC</w:t>
+      </w:r>
+    </w:p>
+    <w:p>
+      <w:pPr>
+        <w:spacing w:after="60"/>
+        <w:rPr>
+          <w:rFonts w:ascii="Courier New" w:hAnsi="Courier New" w:cs="Courier New"/>
+          <w:sz w:val="20"/>
+          <w:szCs w:val="20"/>
+        </w:rPr>
+      </w:pPr>
+    </w:p>
+    <w:p>
+      <w:pPr>
+        <w:spacing w:after="60"/>
+        <w:rPr>
+          <w:rFonts w:ascii="Courier New" w:hAnsi="Courier New" w:cs="Courier New"/>
+          <w:sz w:val="20"/>
+          <w:szCs w:val="20"/>
+        </w:rPr>
+      </w:pPr>
+      <w:r>
+        <w:rPr>
+          <w:rFonts w:ascii="Courier New" w:hAnsi="Courier New" w:cs="Courier New"/>
+          <w:sz w:val="20"/>
+          <w:szCs w:val="20"/>
+        </w:rPr>
+        <w:t xml:space="preserve">static </w:t>
+      </w:r>
+      <w:proofErr w:type="spellStart"/>
+      <w:r>
+        <w:rPr>
+          <w:rFonts w:ascii="Courier New" w:hAnsi="Courier New" w:cs="Courier New"/>
+          <w:sz w:val="20"/>
+          <w:szCs w:val="20"/>
+        </w:rPr>
+        <w:t>constexpr</w:t>
+      </w:r>
+      <w:proofErr w:type="spellEnd"/>
+      <w:r>
+        <w:rPr>
+          <w:rFonts w:ascii="Courier New" w:hAnsi="Courier New" w:cs="Courier New"/>
+          <w:sz w:val="20"/>
+          <w:szCs w:val="20"/>
+        </w:rPr>
+        <w:t xml:space="preserve"> uint8_t CV_IN_1_PIN = 38; // A14 on 4.1</w:t>
+      </w:r>
+    </w:p>
+    <w:p>
+      <w:pPr>
+        <w:spacing w:after="60"/>
+        <w:rPr>
+          <w:rFonts w:ascii="Courier New" w:hAnsi="Courier New" w:cs="Courier New"/>
+          <w:sz w:val="20"/>
+          <w:szCs w:val="20"/>
+        </w:rPr>
+      </w:pPr>
+      <w:r>
+        <w:rPr>
+          <w:rFonts w:ascii="Courier New" w:hAnsi="Courier New" w:cs="Courier New"/>
+          <w:sz w:val="20"/>
+          <w:szCs w:val="20"/>
+        </w:rPr>
+        <w:t xml:space="preserve">static </w:t>
+      </w:r>
+      <w:proofErr w:type="spellStart"/>
+      <w:r>
+        <w:rPr>
+          <w:rFonts w:ascii="Courier New" w:hAnsi="Courier New" w:cs="Courier New"/>
+          <w:sz w:val="20"/>
+          <w:szCs w:val="20"/>
+        </w:rPr>
+        <w:t>constexpr</w:t>
+      </w:r>
+      <w:proofErr w:type="spellEnd"/>
+      <w:r>
+        <w:rPr>
+          <w:rFonts w:ascii="Courier New" w:hAnsi="Courier New" w:cs="Courier New"/>
+          <w:sz w:val="20"/>
+          <w:szCs w:val="20"/>
+        </w:rPr>
+        <w:t xml:space="preserve"> uint8_t CV_IN_2_PIN = 39; // A15 on 4.1</w:t>
+      </w:r>
+    </w:p>
+    <w:p>
+      <w:pPr>
+        <w:spacing w:after="60"/>
+        <w:rPr>
+          <w:rFonts w:ascii="Courier New" w:hAnsi="Courier New" w:cs="Courier New"/>
+          <w:sz w:val="20"/>
+          <w:szCs w:val="20"/>
+        </w:rPr>
+      </w:pPr>
+      <w:r>
+        <w:rPr>
+          <w:rFonts w:ascii="Courier New" w:hAnsi="Courier New" w:cs="Courier New"/>
+          <w:sz w:val="20"/>
+          <w:szCs w:val="20"/>
+        </w:rPr>
+        <w:t xml:space="preserve">static </w:t>
+      </w:r>
+      <w:proofErr w:type="spellStart"/>
+      <w:r>
+        <w:rPr>
+          <w:rFonts w:ascii="Courier New" w:hAnsi="Courier New" w:cs="Courier New"/>
+          <w:sz w:val="20"/>
+          <w:szCs w:val="20"/>
+        </w:rPr>
+        <w:t>constexpr</w:t>
+      </w:r>
+      <w:proofErr w:type="spellEnd"/>
+      <w:r>
+        <w:rPr>
+          <w:rFonts w:ascii="Courier New" w:hAnsi="Courier New" w:cs="Courier New"/>
+          <w:sz w:val="20"/>
+          <w:szCs w:val="20"/>
+        </w:rPr>
+        <w:t xml:space="preserve"> uint8_t CV_IN_3_PIN = 40; // A16 on 4.1</w:t>
+      </w:r>
+    </w:p>
+    <w:p>
+      <w:pPr>
+        <w:spacing w:after="60"/>
+        <w:rPr>
+          <w:rFonts w:ascii="Courier New" w:hAnsi="Courier New" w:cs="Courier New"/>
+          <w:sz w:val="20"/>
+          <w:szCs w:val="20"/>
+        </w:rPr>
+      </w:pPr>
+    </w:p>
+    <w:p>
+      <w:pPr>
+        <w:spacing w:after="60"/>
+        <w:rPr>
+          <w:rFonts w:ascii="Courier New" w:hAnsi="Courier New" w:cs="Courier New"/>
+          <w:sz w:val="20"/>
+          <w:szCs w:val="20"/>
+        </w:rPr>
+      </w:pPr>
+      <w:r>
+        <w:rPr>
+          <w:rFonts w:ascii="Courier New" w:hAnsi="Courier New" w:cs="Courier New"/>
+          <w:sz w:val="20"/>
+          <w:szCs w:val="20"/>
+        </w:rPr>
+        <w:t xml:space="preserve">static </w:t>
+      </w:r>
+      <w:proofErr w:type="spellStart"/>
+      <w:r>
+        <w:rPr>
+          <w:rFonts w:ascii="Courier New" w:hAnsi="Courier New" w:cs="Courier New"/>
+          <w:sz w:val="20"/>
+          <w:szCs w:val="20"/>
+        </w:rPr>
+        <w:t>constexpr</w:t>
+      </w:r>
+      <w:proofErr w:type="spellEnd"/>
+      <w:r>
+        <w:rPr>
+          <w:rFonts w:ascii="Courier New" w:hAnsi="Courier New" w:cs="Courier New"/>
+          <w:sz w:val="20"/>
+          <w:szCs w:val="20"/>
+        </w:rPr>
+        <w:t xml:space="preserve"> uint8_t ENC1_CLK_PIN = </w:t>
+      </w:r>
+      <w:proofErr w:type="gramStart"/>
+      <w:r>
+        <w:rPr>
+          <w:rFonts w:ascii="Courier New" w:hAnsi="Courier New" w:cs="Courier New"/>
+          <w:sz w:val="20"/>
+          <w:szCs w:val="20"/>
+        </w:rPr>
+        <w:t>15;</w:t>
+      </w:r>
+      <w:proofErr w:type="gramEnd"/>
+    </w:p>
+    <w:p>
+      <w:pPr>
+        <w:spacing w:after="60"/>
+        <w:rPr>
+          <w:rFonts w:ascii="Courier New" w:hAnsi="Courier New" w:cs="Courier New"/>
+          <w:sz w:val="20"/>
+          <w:szCs w:val="20"/>
+        </w:rPr>
+      </w:pPr>
+      <w:r>
+        <w:rPr>
+          <w:rFonts w:ascii="Courier New" w:hAnsi="Courier New" w:cs="Courier New"/>
+          <w:sz w:val="20"/>
+          <w:szCs w:val="20"/>
+        </w:rPr>
+        <w:t xml:space="preserve">static </w:t>
+      </w:r>
+      <w:proofErr w:type="spellStart"/>
+      <w:r>
+        <w:rPr>
+          <w:rFonts w:ascii="Courier New" w:hAnsi="Courier New" w:cs="Courier New"/>
+          <w:sz w:val="20"/>
+          <w:szCs w:val="20"/>
+        </w:rPr>
+        <w:t>constexpr</w:t>
+      </w:r>
+      <w:proofErr w:type="spellEnd"/>
+      <w:r>
+        <w:rPr>
+          <w:rFonts w:ascii="Courier New" w:hAnsi="Courier New" w:cs="Courier New"/>
+          <w:sz w:val="20"/>
+          <w:szCs w:val="20"/>
+        </w:rPr>
+        <w:t xml:space="preserve"> uint8_t ENC1_DT_PIN = </w:t>
+      </w:r>
+      <w:proofErr w:type="gramStart"/>
+      <w:r>
+        <w:rPr>
+          <w:rFonts w:ascii="Courier New" w:hAnsi="Courier New" w:cs="Courier New"/>
+          <w:sz w:val="20"/>
+          <w:szCs w:val="20"/>
+        </w:rPr>
+        <w:t>16;</w:t>
+      </w:r>
+      <w:proofErr w:type="gramEnd"/>
+    </w:p>
+    <w:p>
+      <w:pPr>
+        <w:spacing w:after="60"/>
+        <w:rPr>
+          <w:rFonts w:ascii="Courier New" w:hAnsi="Courier New" w:cs="Courier New"/>
+          <w:sz w:val="20"/>
+          <w:szCs w:val="20"/>
+        </w:rPr>
+      </w:pPr>
+      <w:r>
+        <w:rPr>
+          <w:rFonts w:ascii="Courier New" w:hAnsi="Courier New" w:cs="Courier New"/>
+          <w:sz w:val="20"/>
+          <w:szCs w:val="20"/>
+        </w:rPr>
+        <w:t xml:space="preserve">static </w:t>
+      </w:r>
+      <w:proofErr w:type="spellStart"/>
+      <w:r>
+        <w:rPr>
+          <w:rFonts w:ascii="Courier New" w:hAnsi="Courier New" w:cs="Courier New"/>
+          <w:sz w:val="20"/>
+          <w:szCs w:val="20"/>
+        </w:rPr>
+        <w:t>constexpr</w:t>
+      </w:r>
+      <w:proofErr w:type="spellEnd"/>
+      <w:r>
+        <w:rPr>
+          <w:rFonts w:ascii="Courier New" w:hAnsi="Courier New" w:cs="Courier New"/>
+          <w:sz w:val="20"/>
+          <w:szCs w:val="20"/>
+        </w:rPr>
+        <w:t xml:space="preserve"> uint8_t ENC1_SW_PIN = </w:t>
+      </w:r>
+      <w:proofErr w:type="gramStart"/>
+      <w:r>
+        <w:rPr>
+          <w:rFonts w:ascii="Courier New" w:hAnsi="Courier New" w:cs="Courier New"/>
+          <w:sz w:val="20"/>
+          <w:szCs w:val="20"/>
+        </w:rPr>
+        <w:t>24;</w:t>
+      </w:r>
+      <w:proofErr w:type="gramEnd"/>
+    </w:p>
+    <w:p>
+      <w:pPr>
+        <w:spacing w:after="60"/>
+        <w:rPr>
+          <w:rFonts w:ascii="Courier New" w:hAnsi="Courier New" w:cs="Courier New"/>
+          <w:sz w:val="20"/>
+          <w:szCs w:val="20"/>
+        </w:rPr>
+      </w:pPr>
+    </w:p>
+    <w:p>
+      <w:pPr>
+        <w:spacing w:after="60"/>
+        <w:rPr>
+          <w:rFonts w:ascii="Courier New" w:hAnsi="Courier New" w:cs="Courier New"/>
+          <w:sz w:val="20"/>
+          <w:szCs w:val="20"/>
+        </w:rPr>
+      </w:pPr>
+      <w:r>
+        <w:rPr>
+          <w:rFonts w:ascii="Courier New" w:hAnsi="Courier New" w:cs="Courier New"/>
+          <w:sz w:val="20"/>
+          <w:szCs w:val="20"/>
+        </w:rPr>
+        <w:t xml:space="preserve">static </w:t>
+      </w:r>
+      <w:proofErr w:type="spellStart"/>
+      <w:r>
+        <w:rPr>
+          <w:rFonts w:ascii="Courier New" w:hAnsi="Courier New" w:cs="Courier New"/>
+          <w:sz w:val="20"/>
+          <w:szCs w:val="20"/>
+        </w:rPr>
+        <w:t>constexpr</w:t>
+      </w:r>
+      <w:proofErr w:type="spellEnd"/>
+      <w:r>
+        <w:rPr>
+          <w:rFonts w:ascii="Courier New" w:hAnsi="Courier New" w:cs="Courier New"/>
+          <w:sz w:val="20"/>
+          <w:szCs w:val="20"/>
+        </w:rPr>
+        <w:t xml:space="preserve"> uint8_t ENC2_CLK_PIN = </w:t>
+      </w:r>
+      <w:proofErr w:type="gramStart"/>
+      <w:r>
+        <w:rPr>
+          <w:rFonts w:ascii="Courier New" w:hAnsi="Courier New" w:cs="Courier New"/>
+          <w:sz w:val="20"/>
+          <w:szCs w:val="20"/>
+        </w:rPr>
+        <w:t>17;</w:t>
+      </w:r>
+      <w:proofErr w:type="gramEnd"/>
+    </w:p>
+    <w:p>
+      <w:pPr>
+        <w:spacing w:after="60"/>
+        <w:rPr>
+          <w:rFonts w:ascii="Courier New" w:hAnsi="Courier New" w:cs="Courier New"/>
+          <w:sz w:val="20"/>
+          <w:szCs w:val="20"/>
+        </w:rPr>
+      </w:pPr>
+      <w:r>
+        <w:rPr>
+          <w:rFonts w:ascii="Courier New" w:hAnsi="Courier New" w:cs="Courier New"/>
+          <w:sz w:val="20"/>
+          <w:szCs w:val="20"/>
+        </w:rPr>
+        <w:t xml:space="preserve">static </w:t>
+      </w:r>
+      <w:proofErr w:type="spellStart"/>
+      <w:r>
+        <w:rPr>
+          <w:rFonts w:ascii="Courier New" w:hAnsi="Courier New" w:cs="Courier New"/>
+          <w:sz w:val="20"/>
+          <w:szCs w:val="20"/>
+        </w:rPr>
+        <w:t>constexpr</w:t>
+      </w:r>
+      <w:proofErr w:type="spellEnd"/>
+      <w:r>
+        <w:rPr>
+          <w:rFonts w:ascii="Courier New" w:hAnsi="Courier New" w:cs="Courier New"/>
+          <w:sz w:val="20"/>
+          <w:szCs w:val="20"/>
+        </w:rPr>
+        <w:t xml:space="preserve"> uint8_t ENC2_DT_PIN = </w:t>
+      </w:r>
+      <w:proofErr w:type="gramStart"/>
+      <w:r>
+        <w:rPr>
+          <w:rFonts w:ascii="Courier New" w:hAnsi="Courier New" w:cs="Courier New"/>
+          <w:sz w:val="20"/>
+          <w:szCs w:val="20"/>
+        </w:rPr>
+        <w:t>18;</w:t>
+      </w:r>
+      <w:proofErr w:type="gramEnd"/>
+    </w:p>
+    <w:p>
+      <w:pPr>
+        <w:spacing w:after="60"/>
+        <w:rPr>
+          <w:rFonts w:ascii="Courier New" w:hAnsi="Courier New" w:cs="Courier New"/>
+          <w:sz w:val="20"/>
+          <w:szCs w:val="20"/>
+        </w:rPr>
+      </w:pPr>
+      <w:r>
+        <w:rPr>
+          <w:rFonts w:ascii="Courier New" w:hAnsi="Courier New" w:cs="Courier New"/>
+          <w:sz w:val="20"/>
+          <w:szCs w:val="20"/>
+        </w:rPr>
+        <w:t xml:space="preserve">static </w:t>
+      </w:r>
+      <w:proofErr w:type="spellStart"/>
+      <w:r>
+        <w:rPr>
+          <w:rFonts w:ascii="Courier New" w:hAnsi="Courier New" w:cs="Courier New"/>
+          <w:sz w:val="20"/>
+          <w:szCs w:val="20"/>
+        </w:rPr>
+        <w:t>constexpr</w:t>
+      </w:r>
+      <w:proofErr w:type="spellEnd"/>
+      <w:r>
+        <w:rPr>
+          <w:rFonts w:ascii="Courier New" w:hAnsi="Courier New" w:cs="Courier New"/>
+          <w:sz w:val="20"/>
+          <w:szCs w:val="20"/>
+        </w:rPr>
+        <w:t xml:space="preserve"> uint8_t ENC2_SW_PIN = </w:t>
+      </w:r>
+      <w:proofErr w:type="gramStart"/>
+      <w:r>
+        <w:rPr>
+          <w:rFonts w:ascii="Courier New" w:hAnsi="Courier New" w:cs="Courier New"/>
+          <w:sz w:val="20"/>
+          <w:szCs w:val="20"/>
+        </w:rPr>
+        <w:t>25;</w:t>
+      </w:r>
+      <w:proofErr w:type="gramEnd"/>
+    </w:p>
+    <w:p>
+      <w:pPr>
+        <w:spacing w:after="60"/>
+        <w:rPr>
+          <w:rFonts w:ascii="Courier New" w:hAnsi="Courier New" w:cs="Courier New"/>
+          <w:sz w:val="20"/>
+          <w:szCs w:val="20"/>
+        </w:rPr>
+      </w:pPr>
+    </w:p>
+    <w:p>
+      <w:pPr>
+        <w:spacing w:after="60"/>
+        <w:rPr>
+          <w:rFonts w:ascii="Courier New" w:hAnsi="Courier New" w:cs="Courier New"/>
+          <w:sz w:val="20"/>
+          <w:szCs w:val="20"/>
+        </w:rPr>
+      </w:pPr>
+      <w:r>
+        <w:rPr>
+          <w:rFonts w:ascii="Courier New" w:hAnsi="Courier New" w:cs="Courier New"/>
+          <w:sz w:val="20"/>
+          <w:szCs w:val="20"/>
+        </w:rPr>
+        <w:t xml:space="preserve">static </w:t>
+      </w:r>
+      <w:proofErr w:type="spellStart"/>
+      <w:r>
+        <w:rPr>
+          <w:rFonts w:ascii="Courier New" w:hAnsi="Courier New" w:cs="Courier New"/>
+          <w:sz w:val="20"/>
+          <w:szCs w:val="20"/>
+        </w:rPr>
+        <w:t>constexpr</w:t>
+      </w:r>
+      <w:proofErr w:type="spellEnd"/>
+      <w:r>
+        <w:rPr>
+          <w:rFonts w:ascii="Courier New" w:hAnsi="Courier New" w:cs="Courier New"/>
+          <w:sz w:val="20"/>
+          <w:szCs w:val="20"/>
+        </w:rPr>
+        <w:t xml:space="preserve"> uint8_t ENC3_CLK_PIN = </w:t>
+      </w:r>
+      <w:proofErr w:type="gramStart"/>
+      <w:r>
+        <w:rPr>
+          <w:rFonts w:ascii="Courier New" w:hAnsi="Courier New" w:cs="Courier New"/>
+          <w:sz w:val="20"/>
+          <w:szCs w:val="20"/>
+        </w:rPr>
+        <w:t>22;</w:t>
+      </w:r>
+      <w:proofErr w:type="gramEnd"/>
+    </w:p>
+    <w:p>
+      <w:pPr>
+        <w:spacing w:after="60"/>
+        <w:rPr>
+          <w:rFonts w:ascii="Courier New" w:hAnsi="Courier New" w:cs="Courier New"/>
+          <w:sz w:val="20"/>
+          <w:szCs w:val="20"/>
+        </w:rPr>
+      </w:pPr>
+      <w:r>
+        <w:rPr>
+          <w:rFonts w:ascii="Courier New" w:hAnsi="Courier New" w:cs="Courier New"/>
+          <w:sz w:val="20"/>
+          <w:szCs w:val="20"/>
+        </w:rPr>
+        <w:t xml:space="preserve">static </w:t>
+      </w:r>
+      <w:proofErr w:type="spellStart"/>
+      <w:r>
+        <w:rPr>
+          <w:rFonts w:ascii="Courier New" w:hAnsi="Courier New" w:cs="Courier New"/>
+          <w:sz w:val="20"/>
+          <w:szCs w:val="20"/>
+        </w:rPr>
+        <w:t>constexpr</w:t>
+      </w:r>
+      <w:proofErr w:type="spellEnd"/>
+      <w:r>
+        <w:rPr>
+          <w:rFonts w:ascii="Courier New" w:hAnsi="Courier New" w:cs="Courier New"/>
+          <w:sz w:val="20"/>
+          <w:szCs w:val="20"/>
+        </w:rPr>
+        <w:t xml:space="preserve"> uint8_t ENC3_DT_PIN = </w:t>
+      </w:r>
+      <w:proofErr w:type="gramStart"/>
+      <w:r>
+        <w:rPr>
+          <w:rFonts w:ascii="Courier New" w:hAnsi="Courier New" w:cs="Courier New"/>
+          <w:sz w:val="20"/>
+          <w:szCs w:val="20"/>
+        </w:rPr>
+        <w:t>23;</w:t>
+      </w:r>
+      <w:proofErr w:type="gramEnd"/>
+    </w:p>
+    <w:p>
+      <w:pPr>
+        <w:spacing w:after="60"/>
+        <w:rPr>
+          <w:rFonts w:ascii="Courier New" w:hAnsi="Courier New" w:cs="Courier New"/>
+          <w:sz w:val="20"/>
+          <w:szCs w:val="20"/>
+        </w:rPr>
+      </w:pPr>
+      <w:r>
+        <w:rPr>
+          <w:rFonts w:ascii="Courier New" w:hAnsi="Courier New" w:cs="Courier New"/>
+          <w:sz w:val="20"/>
+          <w:szCs w:val="20"/>
+        </w:rPr>
+        <w:t xml:space="preserve">static </w:t>
+      </w:r>
+      <w:proofErr w:type="spellStart"/>
+      <w:r>
+        <w:rPr>
+          <w:rFonts w:ascii="Courier New" w:hAnsi="Courier New" w:cs="Courier New"/>
+          <w:sz w:val="20"/>
+          <w:szCs w:val="20"/>
+        </w:rPr>
+        <w:t>constexpr</w:t>
+      </w:r>
+      <w:proofErr w:type="spellEnd"/>
+      <w:r>
+        <w:rPr>
+          <w:rFonts w:ascii="Courier New" w:hAnsi="Courier New" w:cs="Courier New"/>
+          <w:sz w:val="20"/>
+          <w:szCs w:val="20"/>
+        </w:rPr>
+        <w:t xml:space="preserve"> uint8_t ENC3_SW_PIN = </w:t>
+      </w:r>
+      <w:proofErr w:type="gramStart"/>
+      <w:r>
+        <w:rPr>
+          <w:rFonts w:ascii="Courier New" w:hAnsi="Courier New" w:cs="Courier New"/>
+          <w:sz w:val="20"/>
+          <w:szCs w:val="20"/>
+        </w:rPr>
+        <w:t>32;</w:t>
+      </w:r>
+      <w:proofErr w:type="gramEnd"/>
+    </w:p>
+    <w:p>
+      <w:pPr>
+        <w:spacing w:after="60"/>
+        <w:rPr>
+          <w:rFonts w:ascii="Courier New" w:hAnsi="Courier New" w:cs="Courier New"/>
+          <w:sz w:val="20"/>
+          <w:szCs w:val="20"/>
+        </w:rPr>
+      </w:pPr>
+    </w:p>
+    <w:p>
+      <w:pPr>
+        <w:spacing w:after="60"/>
+        <w:rPr>
+          <w:rFonts w:ascii="Courier New" w:hAnsi="Courier New" w:cs="Courier New"/>
+          <w:sz w:val="20"/>
+          <w:szCs w:val="20"/>
+        </w:rPr>
+      </w:pPr>
+      <w:r>
+        <w:rPr>
+          <w:rFonts w:ascii="Courier New" w:hAnsi="Courier New" w:cs="Courier New"/>
+          <w:sz w:val="20"/>
+          <w:szCs w:val="20"/>
+        </w:rPr>
+        <w:t xml:space="preserve">static </w:t>
+      </w:r>
+      <w:proofErr w:type="spellStart"/>
+      <w:r>
+        <w:rPr>
+          <w:rFonts w:ascii="Courier New" w:hAnsi="Courier New" w:cs="Courier New"/>
+          <w:sz w:val="20"/>
+          <w:szCs w:val="20"/>
+        </w:rPr>
+        <w:t>constexpr</w:t>
+      </w:r>
+      <w:proofErr w:type="spellEnd"/>
+      <w:r>
+        <w:rPr>
+          <w:rFonts w:ascii="Courier New" w:hAnsi="Courier New" w:cs="Courier New"/>
+          <w:sz w:val="20"/>
+          <w:szCs w:val="20"/>
+        </w:rPr>
+        <w:t xml:space="preserve"> uint8_t CLOCK_IN_PIN = </w:t>
+      </w:r>
+      <w:proofErr w:type="gramStart"/>
+      <w:r>
+        <w:rPr>
+          <w:rFonts w:ascii="Courier New" w:hAnsi="Courier New" w:cs="Courier New"/>
+          <w:sz w:val="20"/>
+          <w:szCs w:val="20"/>
+        </w:rPr>
+        <w:t>6;</w:t>
+      </w:r>
+      <w:proofErr w:type="gramEnd"/>
+    </w:p>
+    <w:p>
+      <w:pPr>
+        <w:spacing w:after="60"/>
+        <w:rPr>
+          <w:rFonts w:ascii="Courier New" w:hAnsi="Courier New" w:cs="Courier New"/>
+          <w:sz w:val="20"/>
+          <w:szCs w:val="20"/>
+        </w:rPr>
+      </w:pPr>
+      <w:r>
+        <w:rPr>
+          <w:rFonts w:ascii="Courier New" w:hAnsi="Courier New" w:cs="Courier New"/>
+          <w:sz w:val="20"/>
+          <w:szCs w:val="20"/>
+        </w:rPr>
+        <w:t xml:space="preserve">static </w:t>
+      </w:r>
+      <w:proofErr w:type="spellStart"/>
+      <w:r>
+        <w:rPr>
+          <w:rFonts w:ascii="Courier New" w:hAnsi="Courier New" w:cs="Courier New"/>
+          <w:sz w:val="20"/>
+          <w:szCs w:val="20"/>
+        </w:rPr>
+        <w:t>constexpr</w:t>
+      </w:r>
+      <w:proofErr w:type="spellEnd"/>
+      <w:r>
+        <w:rPr>
+          <w:rFonts w:ascii="Courier New" w:hAnsi="Courier New" w:cs="Courier New"/>
+          <w:sz w:val="20"/>
+          <w:szCs w:val="20"/>
+        </w:rPr>
+        <w:t xml:space="preserve"> uint8_t RESET_IN_PIN = </w:t>
+      </w:r>
+      <w:proofErr w:type="gramStart"/>
+      <w:r>
+        <w:rPr>
+          <w:rFonts w:ascii="Courier New" w:hAnsi="Courier New" w:cs="Courier New"/>
+          <w:sz w:val="20"/>
+          <w:szCs w:val="20"/>
+        </w:rPr>
+        <w:t>7;</w:t>
+      </w:r>
+      <w:proofErr w:type="gramEnd"/>
+    </w:p>
+    <w:p>
+      <w:pPr>
+        <w:rPr>
+          <w:rFonts w:ascii="Courier New" w:hAnsi="Courier New" w:cs="Courier New"/>
+          <w:sz w:val="20"/>
+          <w:szCs w:val="20"/>
+        </w:rPr>
+      </w:pPr>
+      <w:r>
+        <w:rPr>
+          <w:rFonts w:ascii="Courier New" w:hAnsi="Courier New" w:cs="Courier New"/>
+          <w:sz w:val="20"/>
+          <w:szCs w:val="20"/>
+        </w:rPr>
+        <w:br w:type="page"/>
+      </w:r>
+    </w:p>
+    <w:p>
+      <w:pPr>
+        <w:spacing w:after="60"/>
+        <w:rPr>
+          <w:rFonts w:ascii="Courier New" w:hAnsi="Courier New" w:cs="Courier New"/>
+          <w:sz w:val="20"/>
+          <w:szCs w:val="20"/>
+        </w:rPr>
+      </w:pPr>
+    </w:p>
+    <w:p>
+      <w:pPr>
+        <w:spacing w:after="60"/>
         <w:rPr>
           <w:b/>
           <w:bCs/>
           <w:lang w:val="de-DE"/>
         </w:rPr>
-        <w:t>Warum diese Wahl</w:t>
-      </w:r>
-    </w:p>
-    <w:p>
-      <w:pPr>
-        <w:numPr>
-          <w:ilvl w:val="0"/>
-          <w:numId w:val="2"/>
-        </w:numPr>
-        <w:rPr>
-          <w:lang w:val="de-DE"/>
-        </w:rPr>
-      </w:pPr>
-      <w:r>
-        <w:rPr>
-          <w:lang w:val="de-DE"/>
-        </w:rPr>
-        <w:t xml:space="preserve">A13/A14/A15 sind für CV-In sauber, weil sie nicht </w:t>
-      </w:r>
-      <w:proofErr w:type="gramStart"/>
-      <w:r>
-        <w:rPr>
-          <w:lang w:val="de-DE"/>
-        </w:rPr>
-        <w:t>mit deinen jetzigen Touch</w:t>
-      </w:r>
-      <w:proofErr w:type="gramEnd"/>
-      <w:r>
-        <w:rPr>
-          <w:lang w:val="de-DE"/>
-        </w:rPr>
-        <w:t>/TFT/Encoder-Pins kollidieren.</w:t>
-      </w:r>
-    </w:p>
-    <w:p>
-      <w:pPr>
-        <w:numPr>
-          <w:ilvl w:val="0"/>
-          <w:numId w:val="2"/>
-        </w:numPr>
-        <w:rPr>
-          <w:lang w:val="de-DE"/>
-        </w:rPr>
-      </w:pPr>
-      <w:r>
-        <w:rPr>
-          <w:lang w:val="de-DE"/>
-        </w:rPr>
-        <w:t>Die Analog/Digital-Überlagerung der Teensy-3.6-Analogpins steht in </w:t>
-      </w:r>
-      <w:proofErr w:type="spellStart"/>
-      <w:r>
-        <w:rPr>
-          <w:lang w:val="de-DE"/>
-        </w:rPr>
-        <w:fldChar w:fldCharType="begin"/>
-      </w:r>
-      <w:r>
-        <w:rPr>
-          <w:lang w:val="de-DE"/>
-        </w:rPr>
-        <w:instrText>HYPERLINK "https://file+.vscode-resource.vscode-cdn.net/c%3A/Users/Andreas%20Meisel/.vscode/extensions/openai.chatgpt-26.313.41514-win32-x64/webview/" \t "_blank"</w:instrText>
-      </w:r>
-      <w:r>
-        <w:rPr>
-          <w:lang w:val="de-DE"/>
-        </w:rPr>
-      </w:r>
-      <w:r>
-        <w:rPr>
-          <w:lang w:val="de-DE"/>
-        </w:rPr>
-        <w:fldChar w:fldCharType="separate"/>
-      </w:r>
-      <w:r>
-        <w:rPr>
-          <w:rStyle w:val="Hyperlink"/>
-          <w:lang w:val="de-DE"/>
-        </w:rPr>
-        <w:t>pins_arduino.h</w:t>
-      </w:r>
-      <w:proofErr w:type="spellEnd"/>
-      <w:r>
-        <w:fldChar w:fldCharType="end"/>
-      </w:r>
-      <w:r>
-        <w:rPr>
-          <w:lang w:val="de-DE"/>
-        </w:rPr>
-        <w:t>. Genau deshalb würde ich die CV-Eingänge nicht auf A</w:t>
-      </w:r>
-      <w:proofErr w:type="gramStart"/>
-      <w:r>
-        <w:rPr>
-          <w:lang w:val="de-DE"/>
-        </w:rPr>
-        <w:t>0..</w:t>
-      </w:r>
-      <w:proofErr w:type="gramEnd"/>
-      <w:r>
-        <w:rPr>
-          <w:lang w:val="de-DE"/>
-        </w:rPr>
-        <w:t>A9 legen.</w:t>
-      </w:r>
-    </w:p>
-    <w:p>
-      <w:pPr>
-        <w:numPr>
-          <w:ilvl w:val="0"/>
-          <w:numId w:val="2"/>
-        </w:numPr>
-        <w:rPr>
-          <w:lang w:val="de-DE"/>
-        </w:rPr>
-      </w:pPr>
-      <w:r>
-        <w:rPr>
-          <w:lang w:val="de-DE"/>
-        </w:rPr>
-        <w:t>29 wird frei, sobald VALUE_OUT3 nicht mehr per PWM läuft.</w:t>
-      </w:r>
-    </w:p>
-    <w:p>
-      <w:pPr>
-        <w:numPr>
-          <w:ilvl w:val="0"/>
-          <w:numId w:val="2"/>
-        </w:numPr>
-        <w:rPr>
-          <w:lang w:val="de-DE"/>
-        </w:rPr>
-      </w:pPr>
-      <w:r>
-        <w:rPr>
-          <w:lang w:val="de-DE"/>
-        </w:rPr>
-        <w:t>Für die drei Encoder-Taster brauchst du tatsächlich drei zusätzliche Pins, daher 24/25/26.</w:t>
-      </w:r>
-    </w:p>
-    <w:p>
-      <w:pPr>
-        <w:rPr>
-          <w:lang w:val="de-DE"/>
-        </w:rPr>
       </w:pPr>
       <w:r>
         <w:rPr>
@@ -820,1830 +2905,7 @@
           <w:bCs/>
           <w:lang w:val="de-DE"/>
         </w:rPr>
-        <w:br/>
-      </w:r>
-      <w:r>
-        <w:rPr>
-          <w:b/>
-          <w:bCs/>
-          <w:lang w:val="de-DE"/>
-        </w:rPr>
-        <w:t>Wichtige Hinweise</w:t>
-      </w:r>
-    </w:p>
-    <w:p>
-      <w:pPr>
-        <w:numPr>
-          <w:ilvl w:val="0"/>
-          <w:numId w:val="3"/>
-        </w:numPr>
-        <w:rPr>
-          <w:lang w:val="de-DE"/>
-        </w:rPr>
-      </w:pPr>
-      <w:r>
-        <w:rPr>
-          <w:lang w:val="de-DE"/>
-        </w:rPr>
-        <w:t>CLOCK_IN, RESET_IN und die drei CV_IN nur mit sauber auf </w:t>
-      </w:r>
-      <w:proofErr w:type="gramStart"/>
-      <w:r>
-        <w:rPr>
-          <w:lang w:val="de-DE"/>
-        </w:rPr>
-        <w:t>0..</w:t>
-      </w:r>
-      <w:proofErr w:type="gramEnd"/>
-      <w:r>
-        <w:rPr>
-          <w:lang w:val="de-DE"/>
-        </w:rPr>
-        <w:t xml:space="preserve">3.3V angepassten Signalen an den </w:t>
-      </w:r>
-      <w:proofErr w:type="spellStart"/>
-      <w:r>
-        <w:rPr>
-          <w:lang w:val="de-DE"/>
-        </w:rPr>
-        <w:t>Teensy</w:t>
-      </w:r>
-      <w:proofErr w:type="spellEnd"/>
-      <w:r>
-        <w:rPr>
-          <w:lang w:val="de-DE"/>
-        </w:rPr>
-        <w:t>.</w:t>
-      </w:r>
-    </w:p>
-    <w:p>
-      <w:pPr>
-        <w:numPr>
-          <w:ilvl w:val="0"/>
-          <w:numId w:val="3"/>
-        </w:numPr>
-        <w:rPr>
-          <w:lang w:val="de-DE"/>
-        </w:rPr>
-      </w:pPr>
-      <w:r>
-        <w:rPr>
-          <w:lang w:val="de-DE"/>
-        </w:rPr>
-        <w:t>Wenn du später noch I2C brauchst: ENC2 B = 18 blockiert dir den Standard-SDA-Pin. Dann würde ich ENC2 A/B auf 27/28 verschieben.</w:t>
-      </w:r>
-    </w:p>
-    <w:p>
-      <w:pPr>
-        <w:numPr>
-          <w:ilvl w:val="0"/>
-          <w:numId w:val="3"/>
-        </w:numPr>
-        <w:rPr>
-          <w:lang w:val="de-DE"/>
-        </w:rPr>
-      </w:pPr>
-      <w:r>
-        <w:rPr>
-          <w:lang w:val="de-DE"/>
-        </w:rPr>
-        <w:t>Für den MCP4822 den SPI-Bus sauber mit Transaktionen benutzen, weil TFT, Touch und DAC sich den Bus teilen. Offizielle PJRC-Quellen: </w:t>
-      </w:r>
-      <w:hyperlink r:id="rId6" w:tgtFrame="_blank" w:history="1">
-        <w:r>
-          <w:rPr>
-            <w:rStyle w:val="Hyperlink"/>
-            <w:lang w:val="de-DE"/>
-          </w:rPr>
-          <w:t>https://www.pjrc.com/teensy/td_libs_SPI.html</w:t>
-        </w:r>
-      </w:hyperlink>
-      <w:r>
-        <w:rPr>
-          <w:lang w:val="de-DE"/>
-        </w:rPr>
-        <w:t> und </w:t>
-      </w:r>
-      <w:hyperlink r:id="rId7" w:tgtFrame="_blank" w:history="1">
-        <w:r>
-          <w:rPr>
-            <w:rStyle w:val="Hyperlink"/>
-            <w:lang w:val="de-DE"/>
-          </w:rPr>
-          <w:t>https://www.pjrc.com/store/teensy36.html</w:t>
-        </w:r>
-      </w:hyperlink>
-    </w:p>
-    <w:p>
-      <w:pPr>
-        <w:rPr>
-          <w:lang w:val="de-DE"/>
-        </w:rPr>
-      </w:pPr>
-      <w:r>
-        <w:rPr>
-          <w:lang w:val="de-DE"/>
-        </w:rPr>
-        <w:t>Wenn du willst, setze ich dir daraus im nächsten Schritt direkt die #defines und eine kleine </w:t>
-      </w:r>
-      <w:proofErr w:type="spellStart"/>
-      <w:r>
-        <w:rPr>
-          <w:lang w:val="de-DE"/>
-        </w:rPr>
-        <w:t>hardware_map.h</w:t>
-      </w:r>
-      <w:proofErr w:type="spellEnd"/>
-      <w:r>
-        <w:rPr>
-          <w:lang w:val="de-DE"/>
-        </w:rPr>
-        <w:t> für das Projekt auf.</w:t>
-      </w:r>
-    </w:p>
-    <w:p>
-      <w:pPr>
-        <w:rPr>
-          <w:lang w:val="de-DE"/>
-        </w:rPr>
-      </w:pPr>
-      <w:r>
-        <w:rPr>
-          <w:lang w:val="de-DE"/>
-        </w:rPr>
-        <w:br w:type="page"/>
-      </w:r>
-    </w:p>
-    <w:p>
-      <w:pPr>
-        <w:spacing w:after="60"/>
-        <w:rPr>
-          <w:rFonts w:ascii="Courier New" w:hAnsi="Courier New" w:cs="Courier New"/>
-          <w:sz w:val="20"/>
-          <w:szCs w:val="20"/>
-        </w:rPr>
-      </w:pPr>
-      <w:r>
-        <w:rPr>
-          <w:rFonts w:ascii="Courier New" w:hAnsi="Courier New" w:cs="Courier New"/>
-          <w:sz w:val="20"/>
-          <w:szCs w:val="20"/>
-        </w:rPr>
-        <w:lastRenderedPageBreak/>
-        <w:t>// Current active hardware mapping.</w:t>
-      </w:r>
-    </w:p>
-    <w:p>
-      <w:pPr>
-        <w:spacing w:after="60"/>
-        <w:rPr>
-          <w:rFonts w:ascii="Courier New" w:hAnsi="Courier New" w:cs="Courier New"/>
-          <w:sz w:val="20"/>
-          <w:szCs w:val="20"/>
-        </w:rPr>
-      </w:pPr>
-      <w:r>
-        <w:rPr>
-          <w:rFonts w:ascii="Courier New" w:hAnsi="Courier New" w:cs="Courier New"/>
-          <w:sz w:val="20"/>
-          <w:szCs w:val="20"/>
-        </w:rPr>
-        <w:t>// These values must stay aligned with the existing wiring so the firmware</w:t>
-      </w:r>
-    </w:p>
-    <w:p>
-      <w:pPr>
-        <w:spacing w:after="60"/>
-        <w:rPr>
-          <w:rFonts w:ascii="Courier New" w:hAnsi="Courier New" w:cs="Courier New"/>
-          <w:sz w:val="20"/>
-          <w:szCs w:val="20"/>
-        </w:rPr>
-      </w:pPr>
-      <w:r>
-        <w:rPr>
-          <w:rFonts w:ascii="Courier New" w:hAnsi="Courier New" w:cs="Courier New"/>
-          <w:sz w:val="20"/>
-          <w:szCs w:val="20"/>
-        </w:rPr>
-        <w:t>// continues to behave exactly as before.</w:t>
-      </w:r>
-    </w:p>
-    <w:p>
-      <w:pPr>
-        <w:spacing w:after="60"/>
-        <w:rPr>
-          <w:rFonts w:ascii="Courier New" w:hAnsi="Courier New" w:cs="Courier New"/>
-          <w:sz w:val="20"/>
-          <w:szCs w:val="20"/>
-        </w:rPr>
-      </w:pPr>
-      <w:r>
-        <w:rPr>
-          <w:rFonts w:ascii="Courier New" w:hAnsi="Courier New" w:cs="Courier New"/>
-          <w:sz w:val="20"/>
-          <w:szCs w:val="20"/>
-        </w:rPr>
-        <w:t xml:space="preserve">static </w:t>
-      </w:r>
-      <w:proofErr w:type="spellStart"/>
-      <w:r>
-        <w:rPr>
-          <w:rFonts w:ascii="Courier New" w:hAnsi="Courier New" w:cs="Courier New"/>
-          <w:sz w:val="20"/>
-          <w:szCs w:val="20"/>
-        </w:rPr>
-        <w:t>constexpr</w:t>
-      </w:r>
-      <w:proofErr w:type="spellEnd"/>
-      <w:r>
-        <w:rPr>
-          <w:rFonts w:ascii="Courier New" w:hAnsi="Courier New" w:cs="Courier New"/>
-          <w:sz w:val="20"/>
-          <w:szCs w:val="20"/>
-        </w:rPr>
-        <w:t xml:space="preserve"> uint8_t TOUCH_IRQ_PIN = </w:t>
-      </w:r>
-      <w:proofErr w:type="gramStart"/>
-      <w:r>
-        <w:rPr>
-          <w:rFonts w:ascii="Courier New" w:hAnsi="Courier New" w:cs="Courier New"/>
-          <w:sz w:val="20"/>
-          <w:szCs w:val="20"/>
-        </w:rPr>
-        <w:t>2;</w:t>
-      </w:r>
-      <w:proofErr w:type="gramEnd"/>
-    </w:p>
-    <w:p>
-      <w:pPr>
-        <w:spacing w:after="60"/>
-        <w:rPr>
-          <w:rFonts w:ascii="Courier New" w:hAnsi="Courier New" w:cs="Courier New"/>
-          <w:sz w:val="20"/>
-          <w:szCs w:val="20"/>
-        </w:rPr>
-      </w:pPr>
-      <w:r>
-        <w:rPr>
-          <w:rFonts w:ascii="Courier New" w:hAnsi="Courier New" w:cs="Courier New"/>
-          <w:sz w:val="20"/>
-          <w:szCs w:val="20"/>
-        </w:rPr>
-        <w:t xml:space="preserve">static </w:t>
-      </w:r>
-      <w:proofErr w:type="spellStart"/>
-      <w:r>
-        <w:rPr>
-          <w:rFonts w:ascii="Courier New" w:hAnsi="Courier New" w:cs="Courier New"/>
-          <w:sz w:val="20"/>
-          <w:szCs w:val="20"/>
-        </w:rPr>
-        <w:t>constexpr</w:t>
-      </w:r>
-      <w:proofErr w:type="spellEnd"/>
-      <w:r>
-        <w:rPr>
-          <w:rFonts w:ascii="Courier New" w:hAnsi="Courier New" w:cs="Courier New"/>
-          <w:sz w:val="20"/>
-          <w:szCs w:val="20"/>
-        </w:rPr>
-        <w:t xml:space="preserve"> uint8_t TOUCH_CS_PIN = </w:t>
-      </w:r>
-      <w:proofErr w:type="gramStart"/>
-      <w:r>
-        <w:rPr>
-          <w:rFonts w:ascii="Courier New" w:hAnsi="Courier New" w:cs="Courier New"/>
-          <w:sz w:val="20"/>
-          <w:szCs w:val="20"/>
-        </w:rPr>
-        <w:t>10;</w:t>
-      </w:r>
-      <w:proofErr w:type="gramEnd"/>
-    </w:p>
-    <w:p>
-      <w:pPr>
-        <w:spacing w:after="60"/>
-        <w:rPr>
-          <w:rFonts w:ascii="Courier New" w:hAnsi="Courier New" w:cs="Courier New"/>
-          <w:sz w:val="20"/>
-          <w:szCs w:val="20"/>
-        </w:rPr>
-      </w:pPr>
-    </w:p>
-    <w:p>
-      <w:pPr>
-        <w:spacing w:after="60"/>
-        <w:rPr>
-          <w:rFonts w:ascii="Courier New" w:hAnsi="Courier New" w:cs="Courier New"/>
-          <w:sz w:val="20"/>
-          <w:szCs w:val="20"/>
-        </w:rPr>
-      </w:pPr>
-      <w:r>
-        <w:rPr>
-          <w:rFonts w:ascii="Courier New" w:hAnsi="Courier New" w:cs="Courier New"/>
-          <w:sz w:val="20"/>
-          <w:szCs w:val="20"/>
-        </w:rPr>
-        <w:t xml:space="preserve">static </w:t>
-      </w:r>
-      <w:proofErr w:type="spellStart"/>
-      <w:r>
-        <w:rPr>
-          <w:rFonts w:ascii="Courier New" w:hAnsi="Courier New" w:cs="Courier New"/>
-          <w:sz w:val="20"/>
-          <w:szCs w:val="20"/>
-        </w:rPr>
-        <w:t>constexpr</w:t>
-      </w:r>
-      <w:proofErr w:type="spellEnd"/>
-      <w:r>
-        <w:rPr>
-          <w:rFonts w:ascii="Courier New" w:hAnsi="Courier New" w:cs="Courier New"/>
-          <w:sz w:val="20"/>
-          <w:szCs w:val="20"/>
-        </w:rPr>
-        <w:t xml:space="preserve"> uint8_t TFT_DC_PIN = </w:t>
-      </w:r>
-      <w:proofErr w:type="gramStart"/>
-      <w:r>
-        <w:rPr>
-          <w:rFonts w:ascii="Courier New" w:hAnsi="Courier New" w:cs="Courier New"/>
-          <w:sz w:val="20"/>
-          <w:szCs w:val="20"/>
-        </w:rPr>
-        <w:t>20;</w:t>
-      </w:r>
-      <w:proofErr w:type="gramEnd"/>
-    </w:p>
-    <w:p>
-      <w:pPr>
-        <w:spacing w:after="60"/>
-        <w:rPr>
-          <w:rFonts w:ascii="Courier New" w:hAnsi="Courier New" w:cs="Courier New"/>
-          <w:sz w:val="20"/>
-          <w:szCs w:val="20"/>
-        </w:rPr>
-      </w:pPr>
-      <w:r>
-        <w:rPr>
-          <w:rFonts w:ascii="Courier New" w:hAnsi="Courier New" w:cs="Courier New"/>
-          <w:sz w:val="20"/>
-          <w:szCs w:val="20"/>
-        </w:rPr>
-        <w:t xml:space="preserve">static </w:t>
-      </w:r>
-      <w:proofErr w:type="spellStart"/>
-      <w:r>
-        <w:rPr>
-          <w:rFonts w:ascii="Courier New" w:hAnsi="Courier New" w:cs="Courier New"/>
-          <w:sz w:val="20"/>
-          <w:szCs w:val="20"/>
-        </w:rPr>
-        <w:t>constexpr</w:t>
-      </w:r>
-      <w:proofErr w:type="spellEnd"/>
-      <w:r>
-        <w:rPr>
-          <w:rFonts w:ascii="Courier New" w:hAnsi="Courier New" w:cs="Courier New"/>
-          <w:sz w:val="20"/>
-          <w:szCs w:val="20"/>
-        </w:rPr>
-        <w:t xml:space="preserve"> uint8_t TFT_CS_PIN = </w:t>
-      </w:r>
-      <w:proofErr w:type="gramStart"/>
-      <w:r>
-        <w:rPr>
-          <w:rFonts w:ascii="Courier New" w:hAnsi="Courier New" w:cs="Courier New"/>
-          <w:sz w:val="20"/>
-          <w:szCs w:val="20"/>
-        </w:rPr>
-        <w:t>21;</w:t>
-      </w:r>
-      <w:proofErr w:type="gramEnd"/>
-    </w:p>
-    <w:p>
-      <w:pPr>
-        <w:spacing w:after="60"/>
-        <w:rPr>
-          <w:rFonts w:ascii="Courier New" w:hAnsi="Courier New" w:cs="Courier New"/>
-          <w:sz w:val="20"/>
-          <w:szCs w:val="20"/>
-        </w:rPr>
-      </w:pPr>
-      <w:r>
-        <w:rPr>
-          <w:rFonts w:ascii="Courier New" w:hAnsi="Courier New" w:cs="Courier New"/>
-          <w:sz w:val="20"/>
-          <w:szCs w:val="20"/>
-        </w:rPr>
-        <w:t xml:space="preserve">static </w:t>
-      </w:r>
-      <w:proofErr w:type="spellStart"/>
-      <w:r>
-        <w:rPr>
-          <w:rFonts w:ascii="Courier New" w:hAnsi="Courier New" w:cs="Courier New"/>
-          <w:sz w:val="20"/>
-          <w:szCs w:val="20"/>
-        </w:rPr>
-        <w:t>constexpr</w:t>
-      </w:r>
-      <w:proofErr w:type="spellEnd"/>
-      <w:r>
-        <w:rPr>
-          <w:rFonts w:ascii="Courier New" w:hAnsi="Courier New" w:cs="Courier New"/>
-          <w:sz w:val="20"/>
-          <w:szCs w:val="20"/>
-        </w:rPr>
-        <w:t xml:space="preserve"> uint8_t TFT_RST_PIN = 255; // Unused, tied to 3.3V</w:t>
-      </w:r>
-    </w:p>
-    <w:p>
-      <w:pPr>
-        <w:spacing w:after="60"/>
-        <w:rPr>
-          <w:rFonts w:ascii="Courier New" w:hAnsi="Courier New" w:cs="Courier New"/>
-          <w:sz w:val="20"/>
-          <w:szCs w:val="20"/>
-        </w:rPr>
-      </w:pPr>
-      <w:r>
-        <w:rPr>
-          <w:rFonts w:ascii="Courier New" w:hAnsi="Courier New" w:cs="Courier New"/>
-          <w:sz w:val="20"/>
-          <w:szCs w:val="20"/>
-        </w:rPr>
-        <w:t xml:space="preserve">static </w:t>
-      </w:r>
-      <w:proofErr w:type="spellStart"/>
-      <w:r>
-        <w:rPr>
-          <w:rFonts w:ascii="Courier New" w:hAnsi="Courier New" w:cs="Courier New"/>
-          <w:sz w:val="20"/>
-          <w:szCs w:val="20"/>
-        </w:rPr>
-        <w:t>constexpr</w:t>
-      </w:r>
-      <w:proofErr w:type="spellEnd"/>
-      <w:r>
-        <w:rPr>
-          <w:rFonts w:ascii="Courier New" w:hAnsi="Courier New" w:cs="Courier New"/>
-          <w:sz w:val="20"/>
-          <w:szCs w:val="20"/>
-        </w:rPr>
-        <w:t xml:space="preserve"> uint8_t TFT_MOSI_PIN = </w:t>
-      </w:r>
-      <w:proofErr w:type="gramStart"/>
-      <w:r>
-        <w:rPr>
-          <w:rFonts w:ascii="Courier New" w:hAnsi="Courier New" w:cs="Courier New"/>
-          <w:sz w:val="20"/>
-          <w:szCs w:val="20"/>
-        </w:rPr>
-        <w:t>7;</w:t>
-      </w:r>
-      <w:proofErr w:type="gramEnd"/>
-    </w:p>
-    <w:p>
-      <w:pPr>
-        <w:spacing w:after="60"/>
-        <w:rPr>
-          <w:rFonts w:ascii="Courier New" w:hAnsi="Courier New" w:cs="Courier New"/>
-          <w:sz w:val="20"/>
-          <w:szCs w:val="20"/>
-        </w:rPr>
-      </w:pPr>
-      <w:r>
-        <w:rPr>
-          <w:rFonts w:ascii="Courier New" w:hAnsi="Courier New" w:cs="Courier New"/>
-          <w:sz w:val="20"/>
-          <w:szCs w:val="20"/>
-        </w:rPr>
-        <w:t xml:space="preserve">static </w:t>
-      </w:r>
-      <w:proofErr w:type="spellStart"/>
-      <w:r>
-        <w:rPr>
-          <w:rFonts w:ascii="Courier New" w:hAnsi="Courier New" w:cs="Courier New"/>
-          <w:sz w:val="20"/>
-          <w:szCs w:val="20"/>
-        </w:rPr>
-        <w:t>constexpr</w:t>
-      </w:r>
-      <w:proofErr w:type="spellEnd"/>
-      <w:r>
-        <w:rPr>
-          <w:rFonts w:ascii="Courier New" w:hAnsi="Courier New" w:cs="Courier New"/>
-          <w:sz w:val="20"/>
-          <w:szCs w:val="20"/>
-        </w:rPr>
-        <w:t xml:space="preserve"> uint8_t TFT_SCLK_PIN = </w:t>
-      </w:r>
-      <w:proofErr w:type="gramStart"/>
-      <w:r>
-        <w:rPr>
-          <w:rFonts w:ascii="Courier New" w:hAnsi="Courier New" w:cs="Courier New"/>
-          <w:sz w:val="20"/>
-          <w:szCs w:val="20"/>
-        </w:rPr>
-        <w:t>14;</w:t>
-      </w:r>
-      <w:proofErr w:type="gramEnd"/>
-    </w:p>
-    <w:p>
-      <w:pPr>
-        <w:spacing w:after="60"/>
-        <w:rPr>
-          <w:rFonts w:ascii="Courier New" w:hAnsi="Courier New" w:cs="Courier New"/>
-          <w:sz w:val="20"/>
-          <w:szCs w:val="20"/>
-        </w:rPr>
-      </w:pPr>
-      <w:r>
-        <w:rPr>
-          <w:rFonts w:ascii="Courier New" w:hAnsi="Courier New" w:cs="Courier New"/>
-          <w:sz w:val="20"/>
-          <w:szCs w:val="20"/>
-        </w:rPr>
-        <w:t xml:space="preserve">static </w:t>
-      </w:r>
-      <w:proofErr w:type="spellStart"/>
-      <w:r>
-        <w:rPr>
-          <w:rFonts w:ascii="Courier New" w:hAnsi="Courier New" w:cs="Courier New"/>
-          <w:sz w:val="20"/>
-          <w:szCs w:val="20"/>
-        </w:rPr>
-        <w:t>constexpr</w:t>
-      </w:r>
-      <w:proofErr w:type="spellEnd"/>
-      <w:r>
-        <w:rPr>
-          <w:rFonts w:ascii="Courier New" w:hAnsi="Courier New" w:cs="Courier New"/>
-          <w:sz w:val="20"/>
-          <w:szCs w:val="20"/>
-        </w:rPr>
-        <w:t xml:space="preserve"> uint8_t TFT_MISO_PIN = </w:t>
-      </w:r>
-      <w:proofErr w:type="gramStart"/>
-      <w:r>
-        <w:rPr>
-          <w:rFonts w:ascii="Courier New" w:hAnsi="Courier New" w:cs="Courier New"/>
-          <w:sz w:val="20"/>
-          <w:szCs w:val="20"/>
-        </w:rPr>
-        <w:t>12;</w:t>
-      </w:r>
-      <w:proofErr w:type="gramEnd"/>
-    </w:p>
-    <w:p>
-      <w:pPr>
-        <w:spacing w:after="60"/>
-        <w:rPr>
-          <w:rFonts w:ascii="Courier New" w:hAnsi="Courier New" w:cs="Courier New"/>
-          <w:sz w:val="20"/>
-          <w:szCs w:val="20"/>
-        </w:rPr>
-      </w:pPr>
-    </w:p>
-    <w:p>
-      <w:pPr>
-        <w:spacing w:after="60"/>
-        <w:rPr>
-          <w:rFonts w:ascii="Courier New" w:hAnsi="Courier New" w:cs="Courier New"/>
-          <w:sz w:val="20"/>
-          <w:szCs w:val="20"/>
-        </w:rPr>
-      </w:pPr>
-      <w:r>
-        <w:rPr>
-          <w:rFonts w:ascii="Courier New" w:hAnsi="Courier New" w:cs="Courier New"/>
-          <w:sz w:val="20"/>
-          <w:szCs w:val="20"/>
-        </w:rPr>
-        <w:t xml:space="preserve">static </w:t>
-      </w:r>
-      <w:proofErr w:type="spellStart"/>
-      <w:r>
-        <w:rPr>
-          <w:rFonts w:ascii="Courier New" w:hAnsi="Courier New" w:cs="Courier New"/>
-          <w:sz w:val="20"/>
-          <w:szCs w:val="20"/>
-        </w:rPr>
-        <w:t>constexpr</w:t>
-      </w:r>
-      <w:proofErr w:type="spellEnd"/>
-      <w:r>
-        <w:rPr>
-          <w:rFonts w:ascii="Courier New" w:hAnsi="Courier New" w:cs="Courier New"/>
-          <w:sz w:val="20"/>
-          <w:szCs w:val="20"/>
-        </w:rPr>
-        <w:t xml:space="preserve"> uint8_t GATE_OUT1_PIN = </w:t>
-      </w:r>
-      <w:proofErr w:type="gramStart"/>
-      <w:r>
-        <w:rPr>
-          <w:rFonts w:ascii="Courier New" w:hAnsi="Courier New" w:cs="Courier New"/>
-          <w:sz w:val="20"/>
-          <w:szCs w:val="20"/>
-        </w:rPr>
-        <w:t>3;</w:t>
-      </w:r>
-      <w:proofErr w:type="gramEnd"/>
-    </w:p>
-    <w:p>
-      <w:pPr>
-        <w:spacing w:after="60"/>
-        <w:rPr>
-          <w:rFonts w:ascii="Courier New" w:hAnsi="Courier New" w:cs="Courier New"/>
-          <w:sz w:val="20"/>
-          <w:szCs w:val="20"/>
-        </w:rPr>
-      </w:pPr>
-      <w:r>
-        <w:rPr>
-          <w:rFonts w:ascii="Courier New" w:hAnsi="Courier New" w:cs="Courier New"/>
-          <w:sz w:val="20"/>
-          <w:szCs w:val="20"/>
-        </w:rPr>
-        <w:t xml:space="preserve">static </w:t>
-      </w:r>
-      <w:proofErr w:type="spellStart"/>
-      <w:r>
-        <w:rPr>
-          <w:rFonts w:ascii="Courier New" w:hAnsi="Courier New" w:cs="Courier New"/>
-          <w:sz w:val="20"/>
-          <w:szCs w:val="20"/>
-        </w:rPr>
-        <w:t>constexpr</w:t>
-      </w:r>
-      <w:proofErr w:type="spellEnd"/>
-      <w:r>
-        <w:rPr>
-          <w:rFonts w:ascii="Courier New" w:hAnsi="Courier New" w:cs="Courier New"/>
-          <w:sz w:val="20"/>
-          <w:szCs w:val="20"/>
-        </w:rPr>
-        <w:t xml:space="preserve"> uint8_t GATE_OUT2_PIN = </w:t>
-      </w:r>
-      <w:proofErr w:type="gramStart"/>
-      <w:r>
-        <w:rPr>
-          <w:rFonts w:ascii="Courier New" w:hAnsi="Courier New" w:cs="Courier New"/>
-          <w:sz w:val="20"/>
-          <w:szCs w:val="20"/>
-        </w:rPr>
-        <w:t>4;</w:t>
-      </w:r>
-      <w:proofErr w:type="gramEnd"/>
-    </w:p>
-    <w:p>
-      <w:pPr>
-        <w:spacing w:after="60"/>
-        <w:rPr>
-          <w:rFonts w:ascii="Courier New" w:hAnsi="Courier New" w:cs="Courier New"/>
-          <w:sz w:val="20"/>
-          <w:szCs w:val="20"/>
-        </w:rPr>
-      </w:pPr>
-      <w:r>
-        <w:rPr>
-          <w:rFonts w:ascii="Courier New" w:hAnsi="Courier New" w:cs="Courier New"/>
-          <w:sz w:val="20"/>
-          <w:szCs w:val="20"/>
-        </w:rPr>
-        <w:t xml:space="preserve">static </w:t>
-      </w:r>
-      <w:proofErr w:type="spellStart"/>
-      <w:r>
-        <w:rPr>
-          <w:rFonts w:ascii="Courier New" w:hAnsi="Courier New" w:cs="Courier New"/>
-          <w:sz w:val="20"/>
-          <w:szCs w:val="20"/>
-        </w:rPr>
-        <w:t>constexpr</w:t>
-      </w:r>
-      <w:proofErr w:type="spellEnd"/>
-      <w:r>
-        <w:rPr>
-          <w:rFonts w:ascii="Courier New" w:hAnsi="Courier New" w:cs="Courier New"/>
-          <w:sz w:val="20"/>
-          <w:szCs w:val="20"/>
-        </w:rPr>
-        <w:t xml:space="preserve"> uint8_t GATE_OUT3_PIN = </w:t>
-      </w:r>
-      <w:proofErr w:type="gramStart"/>
-      <w:r>
-        <w:rPr>
-          <w:rFonts w:ascii="Courier New" w:hAnsi="Courier New" w:cs="Courier New"/>
-          <w:sz w:val="20"/>
-          <w:szCs w:val="20"/>
-        </w:rPr>
-        <w:t>5;</w:t>
-      </w:r>
-      <w:proofErr w:type="gramEnd"/>
-    </w:p>
-    <w:p>
-      <w:pPr>
-        <w:spacing w:after="60"/>
-        <w:rPr>
-          <w:rFonts w:ascii="Courier New" w:hAnsi="Courier New" w:cs="Courier New"/>
-          <w:sz w:val="20"/>
-          <w:szCs w:val="20"/>
-        </w:rPr>
-      </w:pPr>
-    </w:p>
-    <w:p>
-      <w:pPr>
-        <w:spacing w:after="60"/>
-        <w:rPr>
-          <w:rFonts w:ascii="Courier New" w:hAnsi="Courier New" w:cs="Courier New"/>
-          <w:sz w:val="20"/>
-          <w:szCs w:val="20"/>
-        </w:rPr>
-      </w:pPr>
-      <w:r>
-        <w:rPr>
-          <w:rFonts w:ascii="Courier New" w:hAnsi="Courier New" w:cs="Courier New"/>
-          <w:sz w:val="20"/>
-          <w:szCs w:val="20"/>
-        </w:rPr>
-        <w:t xml:space="preserve">static </w:t>
-      </w:r>
-      <w:proofErr w:type="spellStart"/>
-      <w:r>
-        <w:rPr>
-          <w:rFonts w:ascii="Courier New" w:hAnsi="Courier New" w:cs="Courier New"/>
-          <w:sz w:val="20"/>
-          <w:szCs w:val="20"/>
-        </w:rPr>
-        <w:t>constexpr</w:t>
-      </w:r>
-      <w:proofErr w:type="spellEnd"/>
-      <w:r>
-        <w:rPr>
-          <w:rFonts w:ascii="Courier New" w:hAnsi="Courier New" w:cs="Courier New"/>
-          <w:sz w:val="20"/>
-          <w:szCs w:val="20"/>
-        </w:rPr>
-        <w:t xml:space="preserve"> uint8_t VALUE_OUT1_PIN = </w:t>
-      </w:r>
-      <w:proofErr w:type="gramStart"/>
-      <w:r>
-        <w:rPr>
-          <w:rFonts w:ascii="Courier New" w:hAnsi="Courier New" w:cs="Courier New"/>
-          <w:sz w:val="20"/>
-          <w:szCs w:val="20"/>
-        </w:rPr>
-        <w:t>A21;</w:t>
-      </w:r>
-      <w:proofErr w:type="gramEnd"/>
-    </w:p>
-    <w:p>
-      <w:pPr>
-        <w:spacing w:after="60"/>
-        <w:rPr>
-          <w:rFonts w:ascii="Courier New" w:hAnsi="Courier New" w:cs="Courier New"/>
-          <w:sz w:val="20"/>
-          <w:szCs w:val="20"/>
-        </w:rPr>
-      </w:pPr>
-      <w:r>
-        <w:rPr>
-          <w:rFonts w:ascii="Courier New" w:hAnsi="Courier New" w:cs="Courier New"/>
-          <w:sz w:val="20"/>
-          <w:szCs w:val="20"/>
-        </w:rPr>
-        <w:t xml:space="preserve">static </w:t>
-      </w:r>
-      <w:proofErr w:type="spellStart"/>
-      <w:r>
-        <w:rPr>
-          <w:rFonts w:ascii="Courier New" w:hAnsi="Courier New" w:cs="Courier New"/>
-          <w:sz w:val="20"/>
-          <w:szCs w:val="20"/>
-        </w:rPr>
-        <w:t>constexpr</w:t>
-      </w:r>
-      <w:proofErr w:type="spellEnd"/>
-      <w:r>
-        <w:rPr>
-          <w:rFonts w:ascii="Courier New" w:hAnsi="Courier New" w:cs="Courier New"/>
-          <w:sz w:val="20"/>
-          <w:szCs w:val="20"/>
-        </w:rPr>
-        <w:t xml:space="preserve"> uint8_t VALUE_OUT2_PIN = </w:t>
-      </w:r>
-      <w:proofErr w:type="gramStart"/>
-      <w:r>
-        <w:rPr>
-          <w:rFonts w:ascii="Courier New" w:hAnsi="Courier New" w:cs="Courier New"/>
-          <w:sz w:val="20"/>
-          <w:szCs w:val="20"/>
-        </w:rPr>
-        <w:t>A22;</w:t>
-      </w:r>
-      <w:proofErr w:type="gramEnd"/>
-    </w:p>
-    <w:p>
-      <w:pPr>
-        <w:spacing w:after="60"/>
-        <w:rPr>
-          <w:rFonts w:ascii="Courier New" w:hAnsi="Courier New" w:cs="Courier New"/>
-          <w:sz w:val="20"/>
-          <w:szCs w:val="20"/>
-        </w:rPr>
-      </w:pPr>
-      <w:r>
-        <w:rPr>
-          <w:rFonts w:ascii="Courier New" w:hAnsi="Courier New" w:cs="Courier New"/>
-          <w:sz w:val="20"/>
-          <w:szCs w:val="20"/>
-        </w:rPr>
-        <w:t xml:space="preserve">static </w:t>
-      </w:r>
-      <w:proofErr w:type="spellStart"/>
-      <w:r>
-        <w:rPr>
-          <w:rFonts w:ascii="Courier New" w:hAnsi="Courier New" w:cs="Courier New"/>
-          <w:sz w:val="20"/>
-          <w:szCs w:val="20"/>
-        </w:rPr>
-        <w:t>constexpr</w:t>
-      </w:r>
-      <w:proofErr w:type="spellEnd"/>
-      <w:r>
-        <w:rPr>
-          <w:rFonts w:ascii="Courier New" w:hAnsi="Courier New" w:cs="Courier New"/>
-          <w:sz w:val="20"/>
-          <w:szCs w:val="20"/>
-        </w:rPr>
-        <w:t xml:space="preserve"> uint8_t VALUE_OUT3_PWM_PIN = </w:t>
-      </w:r>
-      <w:proofErr w:type="gramStart"/>
-      <w:r>
-        <w:rPr>
-          <w:rFonts w:ascii="Courier New" w:hAnsi="Courier New" w:cs="Courier New"/>
-          <w:sz w:val="20"/>
-          <w:szCs w:val="20"/>
-        </w:rPr>
-        <w:t>29;</w:t>
-      </w:r>
-      <w:proofErr w:type="gramEnd"/>
-    </w:p>
-    <w:p>
-      <w:pPr>
-        <w:spacing w:after="60"/>
-        <w:rPr>
-          <w:rFonts w:ascii="Courier New" w:hAnsi="Courier New" w:cs="Courier New"/>
-          <w:sz w:val="20"/>
-          <w:szCs w:val="20"/>
-        </w:rPr>
-      </w:pPr>
-    </w:p>
-    <w:p>
-      <w:pPr>
-        <w:spacing w:after="60"/>
-        <w:rPr>
-          <w:rFonts w:ascii="Courier New" w:hAnsi="Courier New" w:cs="Courier New"/>
-          <w:sz w:val="20"/>
-          <w:szCs w:val="20"/>
-        </w:rPr>
-      </w:pPr>
-      <w:r>
-        <w:rPr>
-          <w:rFonts w:ascii="Courier New" w:hAnsi="Courier New" w:cs="Courier New"/>
-          <w:sz w:val="20"/>
-          <w:szCs w:val="20"/>
-        </w:rPr>
-        <w:t>// Reserved future expansion mapping.</w:t>
-      </w:r>
-    </w:p>
-    <w:p>
-      <w:pPr>
-        <w:spacing w:after="60"/>
-        <w:rPr>
-          <w:rFonts w:ascii="Courier New" w:hAnsi="Courier New" w:cs="Courier New"/>
-          <w:sz w:val="20"/>
-          <w:szCs w:val="20"/>
-        </w:rPr>
-      </w:pPr>
-      <w:r>
-        <w:rPr>
-          <w:rFonts w:ascii="Courier New" w:hAnsi="Courier New" w:cs="Courier New"/>
-          <w:sz w:val="20"/>
-          <w:szCs w:val="20"/>
-        </w:rPr>
-        <w:t>// Declared now so the project has one stable pin plan, but these are not</w:t>
-      </w:r>
-    </w:p>
-    <w:p>
-      <w:pPr>
-        <w:spacing w:after="60"/>
-        <w:rPr>
-          <w:rFonts w:ascii="Courier New" w:hAnsi="Courier New" w:cs="Courier New"/>
-          <w:sz w:val="20"/>
-          <w:szCs w:val="20"/>
-        </w:rPr>
-      </w:pPr>
-      <w:r>
-        <w:rPr>
-          <w:rFonts w:ascii="Courier New" w:hAnsi="Courier New" w:cs="Courier New"/>
-          <w:sz w:val="20"/>
-          <w:szCs w:val="20"/>
-        </w:rPr>
-        <w:t>// enabled by the current firmware yet.</w:t>
-      </w:r>
-    </w:p>
-    <w:p>
-      <w:pPr>
-        <w:spacing w:after="60"/>
-        <w:rPr>
-          <w:rFonts w:ascii="Courier New" w:hAnsi="Courier New" w:cs="Courier New"/>
-          <w:sz w:val="20"/>
-          <w:szCs w:val="20"/>
-        </w:rPr>
-      </w:pPr>
-      <w:r>
-        <w:rPr>
-          <w:rFonts w:ascii="Courier New" w:hAnsi="Courier New" w:cs="Courier New"/>
-          <w:sz w:val="20"/>
-          <w:szCs w:val="20"/>
-        </w:rPr>
-        <w:t xml:space="preserve">static </w:t>
-      </w:r>
-      <w:proofErr w:type="spellStart"/>
-      <w:r>
-        <w:rPr>
-          <w:rFonts w:ascii="Courier New" w:hAnsi="Courier New" w:cs="Courier New"/>
-          <w:sz w:val="20"/>
-          <w:szCs w:val="20"/>
-        </w:rPr>
-        <w:t>constexpr</w:t>
-      </w:r>
-      <w:proofErr w:type="spellEnd"/>
-      <w:r>
-        <w:rPr>
-          <w:rFonts w:ascii="Courier New" w:hAnsi="Courier New" w:cs="Courier New"/>
-          <w:sz w:val="20"/>
-          <w:szCs w:val="20"/>
-        </w:rPr>
-        <w:t xml:space="preserve"> uint8_t MCP4822_CS_PIN = </w:t>
-      </w:r>
-      <w:proofErr w:type="gramStart"/>
-      <w:r>
-        <w:rPr>
-          <w:rFonts w:ascii="Courier New" w:hAnsi="Courier New" w:cs="Courier New"/>
-          <w:sz w:val="20"/>
-          <w:szCs w:val="20"/>
-        </w:rPr>
-        <w:t>9;</w:t>
-      </w:r>
-      <w:proofErr w:type="gramEnd"/>
-    </w:p>
-    <w:p>
-      <w:pPr>
-        <w:spacing w:after="60"/>
-        <w:rPr>
-          <w:rFonts w:ascii="Courier New" w:hAnsi="Courier New" w:cs="Courier New"/>
-          <w:sz w:val="20"/>
-          <w:szCs w:val="20"/>
-        </w:rPr>
-      </w:pPr>
-      <w:r>
-        <w:rPr>
-          <w:rFonts w:ascii="Courier New" w:hAnsi="Courier New" w:cs="Courier New"/>
-          <w:sz w:val="20"/>
-          <w:szCs w:val="20"/>
-        </w:rPr>
-        <w:t xml:space="preserve">static </w:t>
-      </w:r>
-      <w:proofErr w:type="spellStart"/>
-      <w:r>
-        <w:rPr>
-          <w:rFonts w:ascii="Courier New" w:hAnsi="Courier New" w:cs="Courier New"/>
-          <w:sz w:val="20"/>
-          <w:szCs w:val="20"/>
-        </w:rPr>
-        <w:t>constexpr</w:t>
-      </w:r>
-      <w:proofErr w:type="spellEnd"/>
-      <w:r>
-        <w:rPr>
-          <w:rFonts w:ascii="Courier New" w:hAnsi="Courier New" w:cs="Courier New"/>
-          <w:sz w:val="20"/>
-          <w:szCs w:val="20"/>
-        </w:rPr>
-        <w:t xml:space="preserve"> uint8_t MCP4822_LDAC_PIN = </w:t>
-      </w:r>
-      <w:proofErr w:type="gramStart"/>
-      <w:r>
-        <w:rPr>
-          <w:rFonts w:ascii="Courier New" w:hAnsi="Courier New" w:cs="Courier New"/>
-          <w:sz w:val="20"/>
-          <w:szCs w:val="20"/>
-        </w:rPr>
-        <w:t>8;</w:t>
-      </w:r>
-      <w:r>
-        <w:rPr>
-          <w:rFonts w:ascii="Courier New" w:hAnsi="Courier New" w:cs="Courier New"/>
-          <w:sz w:val="20"/>
-          <w:szCs w:val="20"/>
-        </w:rPr>
-        <w:t xml:space="preserve">   </w:t>
-      </w:r>
-      <w:proofErr w:type="gramEnd"/>
-      <w:r>
-        <w:rPr>
-          <w:rFonts w:ascii="Courier New" w:hAnsi="Courier New" w:cs="Courier New"/>
-          <w:sz w:val="20"/>
-          <w:szCs w:val="20"/>
-        </w:rPr>
-        <w:t xml:space="preserve">// </w:t>
-      </w:r>
-      <w:r>
-        <w:rPr>
-          <w:rFonts w:ascii="Courier New" w:hAnsi="Courier New" w:cs="Courier New"/>
-          <w:sz w:val="20"/>
-          <w:szCs w:val="20"/>
-        </w:rPr>
-        <w:sym w:font="Wingdings" w:char="F0E0"/>
-      </w:r>
-      <w:r>
-        <w:rPr>
-          <w:rFonts w:ascii="Courier New" w:hAnsi="Courier New" w:cs="Courier New"/>
-          <w:sz w:val="20"/>
-          <w:szCs w:val="20"/>
-        </w:rPr>
-        <w:t xml:space="preserve"> GND</w:t>
-      </w:r>
-    </w:p>
-    <w:p>
-      <w:pPr>
-        <w:spacing w:after="60"/>
-        <w:rPr>
-          <w:rFonts w:ascii="Courier New" w:hAnsi="Courier New" w:cs="Courier New"/>
-          <w:sz w:val="20"/>
-          <w:szCs w:val="20"/>
-        </w:rPr>
-      </w:pPr>
-    </w:p>
-    <w:p>
-      <w:pPr>
-        <w:spacing w:after="60"/>
-        <w:rPr>
-          <w:rFonts w:ascii="Courier New" w:hAnsi="Courier New" w:cs="Courier New"/>
-          <w:sz w:val="20"/>
-          <w:szCs w:val="20"/>
-        </w:rPr>
-      </w:pPr>
-      <w:r>
-        <w:rPr>
-          <w:rFonts w:ascii="Courier New" w:hAnsi="Courier New" w:cs="Courier New"/>
-          <w:sz w:val="20"/>
-          <w:szCs w:val="20"/>
-        </w:rPr>
-        <w:t xml:space="preserve">static </w:t>
-      </w:r>
-      <w:proofErr w:type="spellStart"/>
-      <w:r>
-        <w:rPr>
-          <w:rFonts w:ascii="Courier New" w:hAnsi="Courier New" w:cs="Courier New"/>
-          <w:sz w:val="20"/>
-          <w:szCs w:val="20"/>
-        </w:rPr>
-        <w:t>constexpr</w:t>
-      </w:r>
-      <w:proofErr w:type="spellEnd"/>
-      <w:r>
-        <w:rPr>
-          <w:rFonts w:ascii="Courier New" w:hAnsi="Courier New" w:cs="Courier New"/>
-          <w:sz w:val="20"/>
-          <w:szCs w:val="20"/>
-        </w:rPr>
-        <w:t xml:space="preserve"> uint8_t CV_IN_1_PIN = </w:t>
-      </w:r>
-      <w:proofErr w:type="gramStart"/>
-      <w:r>
-        <w:rPr>
-          <w:rFonts w:ascii="Courier New" w:hAnsi="Courier New" w:cs="Courier New"/>
-          <w:sz w:val="20"/>
-          <w:szCs w:val="20"/>
-        </w:rPr>
-        <w:t>A13;</w:t>
-      </w:r>
-      <w:proofErr w:type="gramEnd"/>
-    </w:p>
-    <w:p>
-      <w:pPr>
-        <w:spacing w:after="60"/>
-        <w:rPr>
-          <w:rFonts w:ascii="Courier New" w:hAnsi="Courier New" w:cs="Courier New"/>
-          <w:sz w:val="20"/>
-          <w:szCs w:val="20"/>
-        </w:rPr>
-      </w:pPr>
-      <w:r>
-        <w:rPr>
-          <w:rFonts w:ascii="Courier New" w:hAnsi="Courier New" w:cs="Courier New"/>
-          <w:sz w:val="20"/>
-          <w:szCs w:val="20"/>
-        </w:rPr>
-        <w:t xml:space="preserve">static </w:t>
-      </w:r>
-      <w:proofErr w:type="spellStart"/>
-      <w:r>
-        <w:rPr>
-          <w:rFonts w:ascii="Courier New" w:hAnsi="Courier New" w:cs="Courier New"/>
-          <w:sz w:val="20"/>
-          <w:szCs w:val="20"/>
-        </w:rPr>
-        <w:t>constexpr</w:t>
-      </w:r>
-      <w:proofErr w:type="spellEnd"/>
-      <w:r>
-        <w:rPr>
-          <w:rFonts w:ascii="Courier New" w:hAnsi="Courier New" w:cs="Courier New"/>
-          <w:sz w:val="20"/>
-          <w:szCs w:val="20"/>
-        </w:rPr>
-        <w:t xml:space="preserve"> uint8_t CV_IN_2_PIN = </w:t>
-      </w:r>
-      <w:proofErr w:type="gramStart"/>
-      <w:r>
-        <w:rPr>
-          <w:rFonts w:ascii="Courier New" w:hAnsi="Courier New" w:cs="Courier New"/>
-          <w:sz w:val="20"/>
-          <w:szCs w:val="20"/>
-        </w:rPr>
-        <w:t>A14;</w:t>
-      </w:r>
-      <w:proofErr w:type="gramEnd"/>
-    </w:p>
-    <w:p>
-      <w:pPr>
-        <w:spacing w:after="60"/>
-        <w:rPr>
-          <w:rFonts w:ascii="Courier New" w:hAnsi="Courier New" w:cs="Courier New"/>
-          <w:sz w:val="20"/>
-          <w:szCs w:val="20"/>
-        </w:rPr>
-      </w:pPr>
-      <w:r>
-        <w:rPr>
-          <w:rFonts w:ascii="Courier New" w:hAnsi="Courier New" w:cs="Courier New"/>
-          <w:sz w:val="20"/>
-          <w:szCs w:val="20"/>
-        </w:rPr>
-        <w:t xml:space="preserve">static </w:t>
-      </w:r>
-      <w:proofErr w:type="spellStart"/>
-      <w:r>
-        <w:rPr>
-          <w:rFonts w:ascii="Courier New" w:hAnsi="Courier New" w:cs="Courier New"/>
-          <w:sz w:val="20"/>
-          <w:szCs w:val="20"/>
-        </w:rPr>
-        <w:t>constexpr</w:t>
-      </w:r>
-      <w:proofErr w:type="spellEnd"/>
-      <w:r>
-        <w:rPr>
-          <w:rFonts w:ascii="Courier New" w:hAnsi="Courier New" w:cs="Courier New"/>
-          <w:sz w:val="20"/>
-          <w:szCs w:val="20"/>
-        </w:rPr>
-        <w:t xml:space="preserve"> uint8_t CV_IN_3_PIN = </w:t>
-      </w:r>
-      <w:proofErr w:type="gramStart"/>
-      <w:r>
-        <w:rPr>
-          <w:rFonts w:ascii="Courier New" w:hAnsi="Courier New" w:cs="Courier New"/>
-          <w:sz w:val="20"/>
-          <w:szCs w:val="20"/>
-        </w:rPr>
-        <w:t>A15;</w:t>
-      </w:r>
-      <w:proofErr w:type="gramEnd"/>
-    </w:p>
-    <w:p>
-      <w:pPr>
-        <w:spacing w:after="60"/>
-        <w:rPr>
-          <w:rFonts w:ascii="Courier New" w:hAnsi="Courier New" w:cs="Courier New"/>
-          <w:sz w:val="20"/>
-          <w:szCs w:val="20"/>
-        </w:rPr>
-      </w:pPr>
-    </w:p>
-    <w:p>
-      <w:pPr>
-        <w:spacing w:after="60"/>
-        <w:rPr>
-          <w:rFonts w:ascii="Courier New" w:hAnsi="Courier New" w:cs="Courier New"/>
-          <w:sz w:val="20"/>
-          <w:szCs w:val="20"/>
-        </w:rPr>
-      </w:pPr>
-      <w:r>
-        <w:rPr>
-          <w:rFonts w:ascii="Courier New" w:hAnsi="Courier New" w:cs="Courier New"/>
-          <w:sz w:val="20"/>
-          <w:szCs w:val="20"/>
-        </w:rPr>
-        <w:t xml:space="preserve">static </w:t>
-      </w:r>
-      <w:proofErr w:type="spellStart"/>
-      <w:r>
-        <w:rPr>
-          <w:rFonts w:ascii="Courier New" w:hAnsi="Courier New" w:cs="Courier New"/>
-          <w:sz w:val="20"/>
-          <w:szCs w:val="20"/>
-        </w:rPr>
-        <w:t>constexpr</w:t>
-      </w:r>
-      <w:proofErr w:type="spellEnd"/>
-      <w:r>
-        <w:rPr>
-          <w:rFonts w:ascii="Courier New" w:hAnsi="Courier New" w:cs="Courier New"/>
-          <w:sz w:val="20"/>
-          <w:szCs w:val="20"/>
-        </w:rPr>
-        <w:t xml:space="preserve"> uint8_t ENC1_CLK_PIN = </w:t>
-      </w:r>
-      <w:proofErr w:type="gramStart"/>
-      <w:r>
-        <w:rPr>
-          <w:rFonts w:ascii="Courier New" w:hAnsi="Courier New" w:cs="Courier New"/>
-          <w:sz w:val="20"/>
-          <w:szCs w:val="20"/>
-        </w:rPr>
-        <w:t>15;</w:t>
-      </w:r>
-      <w:proofErr w:type="gramEnd"/>
-    </w:p>
-    <w:p>
-      <w:pPr>
-        <w:spacing w:after="60"/>
-        <w:rPr>
-          <w:rFonts w:ascii="Courier New" w:hAnsi="Courier New" w:cs="Courier New"/>
-          <w:sz w:val="20"/>
-          <w:szCs w:val="20"/>
-        </w:rPr>
-      </w:pPr>
-      <w:r>
-        <w:rPr>
-          <w:rFonts w:ascii="Courier New" w:hAnsi="Courier New" w:cs="Courier New"/>
-          <w:sz w:val="20"/>
-          <w:szCs w:val="20"/>
-        </w:rPr>
-        <w:t xml:space="preserve">static </w:t>
-      </w:r>
-      <w:proofErr w:type="spellStart"/>
-      <w:r>
-        <w:rPr>
-          <w:rFonts w:ascii="Courier New" w:hAnsi="Courier New" w:cs="Courier New"/>
-          <w:sz w:val="20"/>
-          <w:szCs w:val="20"/>
-        </w:rPr>
-        <w:t>constexpr</w:t>
-      </w:r>
-      <w:proofErr w:type="spellEnd"/>
-      <w:r>
-        <w:rPr>
-          <w:rFonts w:ascii="Courier New" w:hAnsi="Courier New" w:cs="Courier New"/>
-          <w:sz w:val="20"/>
-          <w:szCs w:val="20"/>
-        </w:rPr>
-        <w:t xml:space="preserve"> uint8_t ENC1_DT_PIN = </w:t>
-      </w:r>
-      <w:proofErr w:type="gramStart"/>
-      <w:r>
-        <w:rPr>
-          <w:rFonts w:ascii="Courier New" w:hAnsi="Courier New" w:cs="Courier New"/>
-          <w:sz w:val="20"/>
-          <w:szCs w:val="20"/>
-        </w:rPr>
-        <w:t>16;</w:t>
-      </w:r>
-      <w:proofErr w:type="gramEnd"/>
-    </w:p>
-    <w:p>
-      <w:pPr>
-        <w:spacing w:after="60"/>
-        <w:rPr>
-          <w:rFonts w:ascii="Courier New" w:hAnsi="Courier New" w:cs="Courier New"/>
-          <w:sz w:val="20"/>
-          <w:szCs w:val="20"/>
-        </w:rPr>
-      </w:pPr>
-      <w:r>
-        <w:rPr>
-          <w:rFonts w:ascii="Courier New" w:hAnsi="Courier New" w:cs="Courier New"/>
-          <w:sz w:val="20"/>
-          <w:szCs w:val="20"/>
-        </w:rPr>
-        <w:t xml:space="preserve">static </w:t>
-      </w:r>
-      <w:proofErr w:type="spellStart"/>
-      <w:r>
-        <w:rPr>
-          <w:rFonts w:ascii="Courier New" w:hAnsi="Courier New" w:cs="Courier New"/>
-          <w:sz w:val="20"/>
-          <w:szCs w:val="20"/>
-        </w:rPr>
-        <w:t>constexpr</w:t>
-      </w:r>
-      <w:proofErr w:type="spellEnd"/>
-      <w:r>
-        <w:rPr>
-          <w:rFonts w:ascii="Courier New" w:hAnsi="Courier New" w:cs="Courier New"/>
-          <w:sz w:val="20"/>
-          <w:szCs w:val="20"/>
-        </w:rPr>
-        <w:t xml:space="preserve"> uint8_t ENC1_SW_PIN = </w:t>
-      </w:r>
-      <w:proofErr w:type="gramStart"/>
-      <w:r>
-        <w:rPr>
-          <w:rFonts w:ascii="Courier New" w:hAnsi="Courier New" w:cs="Courier New"/>
-          <w:sz w:val="20"/>
-          <w:szCs w:val="20"/>
-        </w:rPr>
-        <w:t>24;</w:t>
-      </w:r>
-      <w:proofErr w:type="gramEnd"/>
-    </w:p>
-    <w:p>
-      <w:pPr>
-        <w:spacing w:after="60"/>
-        <w:rPr>
-          <w:rFonts w:ascii="Courier New" w:hAnsi="Courier New" w:cs="Courier New"/>
-          <w:sz w:val="20"/>
-          <w:szCs w:val="20"/>
-        </w:rPr>
-      </w:pPr>
-    </w:p>
-    <w:p>
-      <w:pPr>
-        <w:spacing w:after="60"/>
-        <w:rPr>
-          <w:rFonts w:ascii="Courier New" w:hAnsi="Courier New" w:cs="Courier New"/>
-          <w:sz w:val="20"/>
-          <w:szCs w:val="20"/>
-        </w:rPr>
-      </w:pPr>
-      <w:r>
-        <w:rPr>
-          <w:rFonts w:ascii="Courier New" w:hAnsi="Courier New" w:cs="Courier New"/>
-          <w:sz w:val="20"/>
-          <w:szCs w:val="20"/>
-        </w:rPr>
-        <w:t xml:space="preserve">static </w:t>
-      </w:r>
-      <w:proofErr w:type="spellStart"/>
-      <w:r>
-        <w:rPr>
-          <w:rFonts w:ascii="Courier New" w:hAnsi="Courier New" w:cs="Courier New"/>
-          <w:sz w:val="20"/>
-          <w:szCs w:val="20"/>
-        </w:rPr>
-        <w:t>constexpr</w:t>
-      </w:r>
-      <w:proofErr w:type="spellEnd"/>
-      <w:r>
-        <w:rPr>
-          <w:rFonts w:ascii="Courier New" w:hAnsi="Courier New" w:cs="Courier New"/>
-          <w:sz w:val="20"/>
-          <w:szCs w:val="20"/>
-        </w:rPr>
-        <w:t xml:space="preserve"> uint8_t ENC2_CLK_PIN = </w:t>
-      </w:r>
-      <w:proofErr w:type="gramStart"/>
-      <w:r>
-        <w:rPr>
-          <w:rFonts w:ascii="Courier New" w:hAnsi="Courier New" w:cs="Courier New"/>
-          <w:sz w:val="20"/>
-          <w:szCs w:val="20"/>
-        </w:rPr>
-        <w:t>17;</w:t>
-      </w:r>
-      <w:proofErr w:type="gramEnd"/>
-    </w:p>
-    <w:p>
-      <w:pPr>
-        <w:spacing w:after="60"/>
-        <w:rPr>
-          <w:rFonts w:ascii="Courier New" w:hAnsi="Courier New" w:cs="Courier New"/>
-          <w:sz w:val="20"/>
-          <w:szCs w:val="20"/>
-        </w:rPr>
-      </w:pPr>
-      <w:r>
-        <w:rPr>
-          <w:rFonts w:ascii="Courier New" w:hAnsi="Courier New" w:cs="Courier New"/>
-          <w:sz w:val="20"/>
-          <w:szCs w:val="20"/>
-        </w:rPr>
-        <w:t xml:space="preserve">static </w:t>
-      </w:r>
-      <w:proofErr w:type="spellStart"/>
-      <w:r>
-        <w:rPr>
-          <w:rFonts w:ascii="Courier New" w:hAnsi="Courier New" w:cs="Courier New"/>
-          <w:sz w:val="20"/>
-          <w:szCs w:val="20"/>
-        </w:rPr>
-        <w:t>constexpr</w:t>
-      </w:r>
-      <w:proofErr w:type="spellEnd"/>
-      <w:r>
-        <w:rPr>
-          <w:rFonts w:ascii="Courier New" w:hAnsi="Courier New" w:cs="Courier New"/>
-          <w:sz w:val="20"/>
-          <w:szCs w:val="20"/>
-        </w:rPr>
-        <w:t xml:space="preserve"> uint8_t ENC2_DT_PIN = </w:t>
-      </w:r>
-      <w:proofErr w:type="gramStart"/>
-      <w:r>
-        <w:rPr>
-          <w:rFonts w:ascii="Courier New" w:hAnsi="Courier New" w:cs="Courier New"/>
-          <w:sz w:val="20"/>
-          <w:szCs w:val="20"/>
-        </w:rPr>
-        <w:t>18;</w:t>
-      </w:r>
-      <w:proofErr w:type="gramEnd"/>
-    </w:p>
-    <w:p>
-      <w:pPr>
-        <w:spacing w:after="60"/>
-        <w:rPr>
-          <w:rFonts w:ascii="Courier New" w:hAnsi="Courier New" w:cs="Courier New"/>
-          <w:sz w:val="20"/>
-          <w:szCs w:val="20"/>
-        </w:rPr>
-      </w:pPr>
-      <w:r>
-        <w:rPr>
-          <w:rFonts w:ascii="Courier New" w:hAnsi="Courier New" w:cs="Courier New"/>
-          <w:sz w:val="20"/>
-          <w:szCs w:val="20"/>
-        </w:rPr>
-        <w:t xml:space="preserve">static </w:t>
-      </w:r>
-      <w:proofErr w:type="spellStart"/>
-      <w:r>
-        <w:rPr>
-          <w:rFonts w:ascii="Courier New" w:hAnsi="Courier New" w:cs="Courier New"/>
-          <w:sz w:val="20"/>
-          <w:szCs w:val="20"/>
-        </w:rPr>
-        <w:t>constexpr</w:t>
-      </w:r>
-      <w:proofErr w:type="spellEnd"/>
-      <w:r>
-        <w:rPr>
-          <w:rFonts w:ascii="Courier New" w:hAnsi="Courier New" w:cs="Courier New"/>
-          <w:sz w:val="20"/>
-          <w:szCs w:val="20"/>
-        </w:rPr>
-        <w:t xml:space="preserve"> uint8_t ENC2_SW_PIN = </w:t>
-      </w:r>
-      <w:proofErr w:type="gramStart"/>
-      <w:r>
-        <w:rPr>
-          <w:rFonts w:ascii="Courier New" w:hAnsi="Courier New" w:cs="Courier New"/>
-          <w:sz w:val="20"/>
-          <w:szCs w:val="20"/>
-        </w:rPr>
-        <w:t>25;</w:t>
-      </w:r>
-      <w:proofErr w:type="gramEnd"/>
-    </w:p>
-    <w:p>
-      <w:pPr>
-        <w:spacing w:after="60"/>
-        <w:rPr>
-          <w:rFonts w:ascii="Courier New" w:hAnsi="Courier New" w:cs="Courier New"/>
-          <w:sz w:val="20"/>
-          <w:szCs w:val="20"/>
-        </w:rPr>
-      </w:pPr>
-    </w:p>
-    <w:p>
-      <w:pPr>
-        <w:spacing w:after="60"/>
-        <w:rPr>
-          <w:rFonts w:ascii="Courier New" w:hAnsi="Courier New" w:cs="Courier New"/>
-          <w:sz w:val="20"/>
-          <w:szCs w:val="20"/>
-        </w:rPr>
-      </w:pPr>
-      <w:r>
-        <w:rPr>
-          <w:rFonts w:ascii="Courier New" w:hAnsi="Courier New" w:cs="Courier New"/>
-          <w:sz w:val="20"/>
-          <w:szCs w:val="20"/>
-        </w:rPr>
-        <w:t xml:space="preserve">static </w:t>
-      </w:r>
-      <w:proofErr w:type="spellStart"/>
-      <w:r>
-        <w:rPr>
-          <w:rFonts w:ascii="Courier New" w:hAnsi="Courier New" w:cs="Courier New"/>
-          <w:sz w:val="20"/>
-          <w:szCs w:val="20"/>
-        </w:rPr>
-        <w:t>constexpr</w:t>
-      </w:r>
-      <w:proofErr w:type="spellEnd"/>
-      <w:r>
-        <w:rPr>
-          <w:rFonts w:ascii="Courier New" w:hAnsi="Courier New" w:cs="Courier New"/>
-          <w:sz w:val="20"/>
-          <w:szCs w:val="20"/>
-        </w:rPr>
-        <w:t xml:space="preserve"> uint8_t ENC3_CLK_PIN = </w:t>
-      </w:r>
-      <w:proofErr w:type="gramStart"/>
-      <w:r>
-        <w:rPr>
-          <w:rFonts w:ascii="Courier New" w:hAnsi="Courier New" w:cs="Courier New"/>
-          <w:sz w:val="20"/>
-          <w:szCs w:val="20"/>
-        </w:rPr>
-        <w:t>22;</w:t>
-      </w:r>
-      <w:proofErr w:type="gramEnd"/>
-    </w:p>
-    <w:p>
-      <w:pPr>
-        <w:spacing w:after="60"/>
-        <w:rPr>
-          <w:rFonts w:ascii="Courier New" w:hAnsi="Courier New" w:cs="Courier New"/>
-          <w:sz w:val="20"/>
-          <w:szCs w:val="20"/>
-        </w:rPr>
-      </w:pPr>
-      <w:r>
-        <w:rPr>
-          <w:rFonts w:ascii="Courier New" w:hAnsi="Courier New" w:cs="Courier New"/>
-          <w:sz w:val="20"/>
-          <w:szCs w:val="20"/>
-        </w:rPr>
-        <w:t xml:space="preserve">static </w:t>
-      </w:r>
-      <w:proofErr w:type="spellStart"/>
-      <w:r>
-        <w:rPr>
-          <w:rFonts w:ascii="Courier New" w:hAnsi="Courier New" w:cs="Courier New"/>
-          <w:sz w:val="20"/>
-          <w:szCs w:val="20"/>
-        </w:rPr>
-        <w:t>constexpr</w:t>
-      </w:r>
-      <w:proofErr w:type="spellEnd"/>
-      <w:r>
-        <w:rPr>
-          <w:rFonts w:ascii="Courier New" w:hAnsi="Courier New" w:cs="Courier New"/>
-          <w:sz w:val="20"/>
-          <w:szCs w:val="20"/>
-        </w:rPr>
-        <w:t xml:space="preserve"> uint8_t ENC3_DT_PIN = </w:t>
-      </w:r>
-      <w:proofErr w:type="gramStart"/>
-      <w:r>
-        <w:rPr>
-          <w:rFonts w:ascii="Courier New" w:hAnsi="Courier New" w:cs="Courier New"/>
-          <w:sz w:val="20"/>
-          <w:szCs w:val="20"/>
-        </w:rPr>
-        <w:t>23;</w:t>
-      </w:r>
-      <w:proofErr w:type="gramEnd"/>
-    </w:p>
-    <w:p>
-      <w:pPr>
-        <w:spacing w:after="60"/>
-        <w:rPr>
-          <w:rFonts w:ascii="Courier New" w:hAnsi="Courier New" w:cs="Courier New"/>
-          <w:sz w:val="20"/>
-          <w:szCs w:val="20"/>
-        </w:rPr>
-      </w:pPr>
-      <w:r>
-        <w:rPr>
-          <w:rFonts w:ascii="Courier New" w:hAnsi="Courier New" w:cs="Courier New"/>
-          <w:sz w:val="20"/>
-          <w:szCs w:val="20"/>
-        </w:rPr>
-        <w:t xml:space="preserve">static </w:t>
-      </w:r>
-      <w:proofErr w:type="spellStart"/>
-      <w:r>
-        <w:rPr>
-          <w:rFonts w:ascii="Courier New" w:hAnsi="Courier New" w:cs="Courier New"/>
-          <w:sz w:val="20"/>
-          <w:szCs w:val="20"/>
-        </w:rPr>
-        <w:t>constexpr</w:t>
-      </w:r>
-      <w:proofErr w:type="spellEnd"/>
-      <w:r>
-        <w:rPr>
-          <w:rFonts w:ascii="Courier New" w:hAnsi="Courier New" w:cs="Courier New"/>
-          <w:sz w:val="20"/>
-          <w:szCs w:val="20"/>
-        </w:rPr>
-        <w:t xml:space="preserve"> uint8_t ENC3_SW_PIN = </w:t>
-      </w:r>
-      <w:proofErr w:type="gramStart"/>
-      <w:r>
-        <w:rPr>
-          <w:rFonts w:ascii="Courier New" w:hAnsi="Courier New" w:cs="Courier New"/>
-          <w:sz w:val="20"/>
-          <w:szCs w:val="20"/>
-        </w:rPr>
-        <w:t>26;</w:t>
-      </w:r>
-      <w:proofErr w:type="gramEnd"/>
-    </w:p>
-    <w:p>
-      <w:pPr>
-        <w:spacing w:after="60"/>
-        <w:rPr>
-          <w:rFonts w:ascii="Courier New" w:hAnsi="Courier New" w:cs="Courier New"/>
-          <w:sz w:val="20"/>
-          <w:szCs w:val="20"/>
-        </w:rPr>
-      </w:pPr>
-    </w:p>
-    <w:p>
-      <w:pPr>
-        <w:spacing w:after="60"/>
-        <w:rPr>
-          <w:rFonts w:ascii="Courier New" w:hAnsi="Courier New" w:cs="Courier New"/>
-          <w:sz w:val="20"/>
-          <w:szCs w:val="20"/>
-        </w:rPr>
-      </w:pPr>
-      <w:r>
-        <w:rPr>
-          <w:rFonts w:ascii="Courier New" w:hAnsi="Courier New" w:cs="Courier New"/>
-          <w:sz w:val="20"/>
-          <w:szCs w:val="20"/>
-        </w:rPr>
-        <w:t xml:space="preserve">static </w:t>
-      </w:r>
-      <w:proofErr w:type="spellStart"/>
-      <w:r>
-        <w:rPr>
-          <w:rFonts w:ascii="Courier New" w:hAnsi="Courier New" w:cs="Courier New"/>
-          <w:sz w:val="20"/>
-          <w:szCs w:val="20"/>
-        </w:rPr>
-        <w:t>constexpr</w:t>
-      </w:r>
-      <w:proofErr w:type="spellEnd"/>
-      <w:r>
-        <w:rPr>
-          <w:rFonts w:ascii="Courier New" w:hAnsi="Courier New" w:cs="Courier New"/>
-          <w:sz w:val="20"/>
-          <w:szCs w:val="20"/>
-        </w:rPr>
-        <w:t xml:space="preserve"> uint8_t CLOCK_IN_PIN = </w:t>
-      </w:r>
-      <w:proofErr w:type="gramStart"/>
-      <w:r>
-        <w:rPr>
-          <w:rFonts w:ascii="Courier New" w:hAnsi="Courier New" w:cs="Courier New"/>
-          <w:sz w:val="20"/>
-          <w:szCs w:val="20"/>
-        </w:rPr>
-        <w:t>6;</w:t>
-      </w:r>
-      <w:proofErr w:type="gramEnd"/>
-    </w:p>
-    <w:p>
-      <w:pPr>
-        <w:spacing w:after="60"/>
-        <w:rPr>
-          <w:rFonts w:ascii="Courier New" w:hAnsi="Courier New" w:cs="Courier New"/>
-          <w:sz w:val="20"/>
-          <w:szCs w:val="20"/>
-        </w:rPr>
-      </w:pPr>
-      <w:r>
-        <w:rPr>
-          <w:rFonts w:ascii="Courier New" w:hAnsi="Courier New" w:cs="Courier New"/>
-          <w:sz w:val="20"/>
-          <w:szCs w:val="20"/>
-        </w:rPr>
-        <w:t>// Reuses the current PWM pin once Val3 moves to the external MCP4822.</w:t>
-      </w:r>
-    </w:p>
-    <w:p>
-      <w:pPr>
-        <w:spacing w:after="60"/>
-        <w:rPr>
-          <w:rFonts w:ascii="Courier New" w:hAnsi="Courier New" w:cs="Courier New"/>
-          <w:sz w:val="20"/>
-          <w:szCs w:val="20"/>
-        </w:rPr>
-      </w:pPr>
-      <w:r>
-        <w:rPr>
-          <w:rFonts w:ascii="Courier New" w:hAnsi="Courier New" w:cs="Courier New"/>
-          <w:sz w:val="20"/>
-          <w:szCs w:val="20"/>
-        </w:rPr>
-        <w:t xml:space="preserve">static </w:t>
-      </w:r>
-      <w:proofErr w:type="spellStart"/>
-      <w:r>
-        <w:rPr>
-          <w:rFonts w:ascii="Courier New" w:hAnsi="Courier New" w:cs="Courier New"/>
-          <w:sz w:val="20"/>
-          <w:szCs w:val="20"/>
-        </w:rPr>
-        <w:t>constexpr</w:t>
-      </w:r>
-      <w:proofErr w:type="spellEnd"/>
-      <w:r>
-        <w:rPr>
-          <w:rFonts w:ascii="Courier New" w:hAnsi="Courier New" w:cs="Courier New"/>
-          <w:sz w:val="20"/>
-          <w:szCs w:val="20"/>
-        </w:rPr>
-        <w:t xml:space="preserve"> uint8_t RESET_IN_PIN = </w:t>
-      </w:r>
-      <w:proofErr w:type="gramStart"/>
-      <w:r>
-        <w:rPr>
-          <w:rFonts w:ascii="Courier New" w:hAnsi="Courier New" w:cs="Courier New"/>
-          <w:sz w:val="20"/>
-          <w:szCs w:val="20"/>
-        </w:rPr>
-        <w:t>29;</w:t>
-      </w:r>
-      <w:proofErr w:type="gramEnd"/>
-    </w:p>
-    <w:p>
-      <w:pPr>
-        <w:spacing w:after="60"/>
-        <w:rPr>
-          <w:rFonts w:ascii="Courier New" w:hAnsi="Courier New" w:cs="Courier New"/>
-          <w:sz w:val="20"/>
-          <w:szCs w:val="20"/>
-        </w:rPr>
-      </w:pPr>
-    </w:p>
-    <w:p/>
-    <w:p>
-      <w:pPr>
-        <w:spacing w:after="60"/>
-        <w:rPr>
-          <w:b/>
-          <w:bCs/>
-          <w:lang w:val="de-DE"/>
-        </w:rPr>
-      </w:pPr>
-      <w:r>
-        <w:rPr>
-          <w:b/>
-          <w:bCs/>
-          <w:lang w:val="de-DE"/>
-        </w:rPr>
-        <w:t>Was häl</w:t>
-      </w:r>
-      <w:r>
-        <w:rPr>
-          <w:b/>
-          <w:bCs/>
-          <w:lang w:val="de-DE"/>
-        </w:rPr>
-        <w:t>t</w:t>
-      </w:r>
-      <w:r>
-        <w:rPr>
-          <w:b/>
-          <w:bCs/>
-          <w:lang w:val="de-DE"/>
-        </w:rPr>
-        <w:t>st du davon, L, N oder R unter bzw. über den Kanalnummern 1, 2 und 3 anzuzeigen. Da ist noch am ehesten Platz</w:t>
-      </w:r>
-      <w:r>
-        <w:rPr>
-          <w:b/>
-          <w:bCs/>
-          <w:lang w:val="de-DE"/>
-        </w:rPr>
-        <w:t>?</w:t>
+        <w:t>Was hältst du davon, L, N oder R unter bzw. über den Kanalnummern 1, 2 und 3 anzuzeigen. Da ist noch am ehesten Platz?</w:t>
       </w:r>
     </w:p>
     <w:p>
@@ -3089,7 +3351,7 @@
         </w:rPr>
         <w:t>Das ist eine saubere, pragmatische Lösung. Wenn du willst, kann ich dir als Nächstes konkret sagen, an welcher Stelle in deinem aktuellen Kreis-Screen ich die Anzeige einbauen würde und wie man das mit minimalem Eingriff in </w:t>
       </w:r>
-      <w:hyperlink r:id="rId8" w:tgtFrame="_blank" w:history="1">
+      <w:hyperlink r:id="rId5" w:tgtFrame="_blank" w:history="1">
         <w:r>
           <w:rPr>
             <w:rStyle w:val="Hyperlink"/>
@@ -4773,6 +5035,155 @@
 <file path=word/numbering.xml><?xml version="1.0" encoding="utf-8"?>
 <w:numbering xmlns:wpc="http://schemas.microsoft.com/office/word/2010/wordprocessingCanvas" xmlns:cx="http://schemas.microsoft.com/office/drawing/2014/chartex" xmlns:cx1="http://schemas.microsoft.com/office/drawing/2015/9/8/chartex" xmlns:cx2="http://schemas.microsoft.com/office/drawing/2015/10/21/chartex" xmlns:cx3="http://schemas.microsoft.com/office/drawing/2016/5/9/chartex" xmlns:cx4="http://schemas.microsoft.com/office/drawing/2016/5/10/chartex" xmlns:cx5="http://schemas.microsoft.com/office/drawing/2016/5/11/chartex" xmlns:cx6="http://schemas.microsoft.com/office/drawing/2016/5/12/chartex" xmlns:cx7="http://schemas.microsoft.com/office/drawing/2016/5/13/chartex" xmlns:cx8="http://schemas.microsoft.com/office/drawing/2016/5/14/chartex" xmlns:mc="http://schemas.openxmlformats.org/markup-compatibility/2006" xmlns:aink="http://schemas.microsoft.com/office/drawing/2016/ink" xmlns:am3d="http://schemas.microsoft.com/office/drawing/2017/model3d" xmlns:o="urn:schemas-microsoft-com:office:office" xmlns:oel="http://schemas.microsoft.com/office/2019/extlst" xmlns:r="http://schemas.openxmlformats.org/officeDocument/2006/relationships" xmlns:m="http://schemas.openxmlformats.org/officeDocument/2006/math" xmlns:v="urn:schemas-microsoft-com:vml" xmlns:wp14="http://schemas.microsoft.com/office/word/2010/wordprocessingDrawing" xmlns:wp="http://schemas.openxmlformats.org/drawingml/2006/wordprocessingDrawing" xmlns:w10="urn:schemas-microsoft-com:office:word" xmlns:w="http://schemas.openxmlformats.org/wordprocessingml/2006/main" xmlns:w14="http://schemas.microsoft.com/office/word/2010/wordml" xmlns:w15="http://schemas.microsoft.com/office/word/2012/wordml" xmlns:w16cex="http://schemas.microsoft.com/office/word/2018/wordml/cex" xmlns:w16cid="http://schemas.microsoft.com/office/word/2016/wordml/cid" xmlns:w16="http://schemas.microsoft.com/office/word/2018/wordml" xmlns:w16du="http://schemas.microsoft.com/office/word/2023/wordml/word16du" xmlns:w16sdtdh="http://schemas.microsoft.com/office/word/2020/wordml/sdtdatahash" xmlns:w16sdtfl="http://schemas.microsoft.com/office/word/2024/wordml/sdtformatlock" xmlns:w16se="http://schemas.microsoft.com/office/word/2015/wordml/symex" xmlns:wpg="http://schemas.microsoft.com/office/word/2010/wordprocessingGroup" xmlns:wpi="http://schemas.microsoft.com/office/word/2010/wordprocessingInk" xmlns:wne="http://schemas.microsoft.com/office/word/2006/wordml" xmlns:wps="http://schemas.microsoft.com/office/word/2010/wordprocessingShape" mc:Ignorable="w14 w15 w16se w16cid w16 w16cex w16sdtdh w16sdtfl w16du wp14">
   <w:abstractNum w:abstractNumId="0" w15:restartNumberingAfterBreak="0">
+    <w:nsid w:val="0954054C"/>
+    <w:multiLevelType w:val="multilevel"/>
+    <w:tmpl w:val="E69A60AC"/>
+    <w:lvl w:ilvl="0">
+      <w:start w:val="1"/>
+      <w:numFmt w:val="bullet"/>
+      <w:lvlText w:val=""/>
+      <w:lvlJc w:val="left"/>
+      <w:pPr>
+        <w:tabs>
+          <w:tab w:val="num" w:pos="720"/>
+        </w:tabs>
+        <w:ind w:left="720" w:hanging="360"/>
+      </w:pPr>
+      <w:rPr>
+        <w:rFonts w:ascii="Symbol" w:hAnsi="Symbol" w:hint="default"/>
+        <w:sz w:val="20"/>
+      </w:rPr>
+    </w:lvl>
+    <w:lvl w:ilvl="1" w:tentative="1">
+      <w:start w:val="1"/>
+      <w:numFmt w:val="bullet"/>
+      <w:lvlText w:val=""/>
+      <w:lvlJc w:val="left"/>
+      <w:pPr>
+        <w:tabs>
+          <w:tab w:val="num" w:pos="1440"/>
+        </w:tabs>
+        <w:ind w:left="1440" w:hanging="360"/>
+      </w:pPr>
+      <w:rPr>
+        <w:rFonts w:ascii="Symbol" w:hAnsi="Symbol" w:hint="default"/>
+        <w:sz w:val="20"/>
+      </w:rPr>
+    </w:lvl>
+    <w:lvl w:ilvl="2" w:tentative="1">
+      <w:start w:val="1"/>
+      <w:numFmt w:val="bullet"/>
+      <w:lvlText w:val=""/>
+      <w:lvlJc w:val="left"/>
+      <w:pPr>
+        <w:tabs>
+          <w:tab w:val="num" w:pos="2160"/>
+        </w:tabs>
+        <w:ind w:left="2160" w:hanging="360"/>
+      </w:pPr>
+      <w:rPr>
+        <w:rFonts w:ascii="Symbol" w:hAnsi="Symbol" w:hint="default"/>
+        <w:sz w:val="20"/>
+      </w:rPr>
+    </w:lvl>
+    <w:lvl w:ilvl="3" w:tentative="1">
+      <w:start w:val="1"/>
+      <w:numFmt w:val="bullet"/>
+      <w:lvlText w:val=""/>
+      <w:lvlJc w:val="left"/>
+      <w:pPr>
+        <w:tabs>
+          <w:tab w:val="num" w:pos="2880"/>
+        </w:tabs>
+        <w:ind w:left="2880" w:hanging="360"/>
+      </w:pPr>
+      <w:rPr>
+        <w:rFonts w:ascii="Symbol" w:hAnsi="Symbol" w:hint="default"/>
+        <w:sz w:val="20"/>
+      </w:rPr>
+    </w:lvl>
+    <w:lvl w:ilvl="4" w:tentative="1">
+      <w:start w:val="1"/>
+      <w:numFmt w:val="bullet"/>
+      <w:lvlText w:val=""/>
+      <w:lvlJc w:val="left"/>
+      <w:pPr>
+        <w:tabs>
+          <w:tab w:val="num" w:pos="3600"/>
+        </w:tabs>
+        <w:ind w:left="3600" w:hanging="360"/>
+      </w:pPr>
+      <w:rPr>
+        <w:rFonts w:ascii="Symbol" w:hAnsi="Symbol" w:hint="default"/>
+        <w:sz w:val="20"/>
+      </w:rPr>
+    </w:lvl>
+    <w:lvl w:ilvl="5" w:tentative="1">
+      <w:start w:val="1"/>
+      <w:numFmt w:val="bullet"/>
+      <w:lvlText w:val=""/>
+      <w:lvlJc w:val="left"/>
+      <w:pPr>
+        <w:tabs>
+          <w:tab w:val="num" w:pos="4320"/>
+        </w:tabs>
+        <w:ind w:left="4320" w:hanging="360"/>
+      </w:pPr>
+      <w:rPr>
+        <w:rFonts w:ascii="Symbol" w:hAnsi="Symbol" w:hint="default"/>
+        <w:sz w:val="20"/>
+      </w:rPr>
+    </w:lvl>
+    <w:lvl w:ilvl="6" w:tentative="1">
+      <w:start w:val="1"/>
+      <w:numFmt w:val="bullet"/>
+      <w:lvlText w:val=""/>
+      <w:lvlJc w:val="left"/>
+      <w:pPr>
+        <w:tabs>
+          <w:tab w:val="num" w:pos="5040"/>
+        </w:tabs>
+        <w:ind w:left="5040" w:hanging="360"/>
+      </w:pPr>
+      <w:rPr>
+        <w:rFonts w:ascii="Symbol" w:hAnsi="Symbol" w:hint="default"/>
+        <w:sz w:val="20"/>
+      </w:rPr>
+    </w:lvl>
+    <w:lvl w:ilvl="7" w:tentative="1">
+      <w:start w:val="1"/>
+      <w:numFmt w:val="bullet"/>
+      <w:lvlText w:val=""/>
+      <w:lvlJc w:val="left"/>
+      <w:pPr>
+        <w:tabs>
+          <w:tab w:val="num" w:pos="5760"/>
+        </w:tabs>
+        <w:ind w:left="5760" w:hanging="360"/>
+      </w:pPr>
+      <w:rPr>
+        <w:rFonts w:ascii="Symbol" w:hAnsi="Symbol" w:hint="default"/>
+        <w:sz w:val="20"/>
+      </w:rPr>
+    </w:lvl>
+    <w:lvl w:ilvl="8" w:tentative="1">
+      <w:start w:val="1"/>
+      <w:numFmt w:val="bullet"/>
+      <w:lvlText w:val=""/>
+      <w:lvlJc w:val="left"/>
+      <w:pPr>
+        <w:tabs>
+          <w:tab w:val="num" w:pos="6480"/>
+        </w:tabs>
+        <w:ind w:left="6480" w:hanging="360"/>
+      </w:pPr>
+      <w:rPr>
+        <w:rFonts w:ascii="Symbol" w:hAnsi="Symbol" w:hint="default"/>
+        <w:sz w:val="20"/>
+      </w:rPr>
+    </w:lvl>
+  </w:abstractNum>
+  <w:abstractNum w:abstractNumId="1" w15:restartNumberingAfterBreak="0">
     <w:nsid w:val="09CB52DB"/>
     <w:multiLevelType w:val="multilevel"/>
     <w:tmpl w:val="C9E86B1A"/>
@@ -4921,7 +5332,7 @@
       </w:rPr>
     </w:lvl>
   </w:abstractNum>
-  <w:abstractNum w:abstractNumId="1" w15:restartNumberingAfterBreak="0">
+  <w:abstractNum w:abstractNumId="2" w15:restartNumberingAfterBreak="0">
     <w:nsid w:val="0A21561E"/>
     <w:multiLevelType w:val="multilevel"/>
     <w:tmpl w:val="00540BA2"/>
@@ -5070,7 +5481,7 @@
       </w:rPr>
     </w:lvl>
   </w:abstractNum>
-  <w:abstractNum w:abstractNumId="2" w15:restartNumberingAfterBreak="0">
+  <w:abstractNum w:abstractNumId="3" w15:restartNumberingAfterBreak="0">
     <w:nsid w:val="0B197318"/>
     <w:multiLevelType w:val="multilevel"/>
     <w:tmpl w:val="7F80E150"/>
@@ -5219,7 +5630,156 @@
       </w:rPr>
     </w:lvl>
   </w:abstractNum>
-  <w:abstractNum w:abstractNumId="3" w15:restartNumberingAfterBreak="0">
+  <w:abstractNum w:abstractNumId="4" w15:restartNumberingAfterBreak="0">
+    <w:nsid w:val="0BDC2DF5"/>
+    <w:multiLevelType w:val="multilevel"/>
+    <w:tmpl w:val="AA725542"/>
+    <w:lvl w:ilvl="0">
+      <w:start w:val="1"/>
+      <w:numFmt w:val="bullet"/>
+      <w:lvlText w:val=""/>
+      <w:lvlJc w:val="left"/>
+      <w:pPr>
+        <w:tabs>
+          <w:tab w:val="num" w:pos="720"/>
+        </w:tabs>
+        <w:ind w:left="720" w:hanging="360"/>
+      </w:pPr>
+      <w:rPr>
+        <w:rFonts w:ascii="Symbol" w:hAnsi="Symbol" w:hint="default"/>
+        <w:sz w:val="20"/>
+      </w:rPr>
+    </w:lvl>
+    <w:lvl w:ilvl="1" w:tentative="1">
+      <w:start w:val="1"/>
+      <w:numFmt w:val="bullet"/>
+      <w:lvlText w:val=""/>
+      <w:lvlJc w:val="left"/>
+      <w:pPr>
+        <w:tabs>
+          <w:tab w:val="num" w:pos="1440"/>
+        </w:tabs>
+        <w:ind w:left="1440" w:hanging="360"/>
+      </w:pPr>
+      <w:rPr>
+        <w:rFonts w:ascii="Symbol" w:hAnsi="Symbol" w:hint="default"/>
+        <w:sz w:val="20"/>
+      </w:rPr>
+    </w:lvl>
+    <w:lvl w:ilvl="2" w:tentative="1">
+      <w:start w:val="1"/>
+      <w:numFmt w:val="bullet"/>
+      <w:lvlText w:val=""/>
+      <w:lvlJc w:val="left"/>
+      <w:pPr>
+        <w:tabs>
+          <w:tab w:val="num" w:pos="2160"/>
+        </w:tabs>
+        <w:ind w:left="2160" w:hanging="360"/>
+      </w:pPr>
+      <w:rPr>
+        <w:rFonts w:ascii="Symbol" w:hAnsi="Symbol" w:hint="default"/>
+        <w:sz w:val="20"/>
+      </w:rPr>
+    </w:lvl>
+    <w:lvl w:ilvl="3" w:tentative="1">
+      <w:start w:val="1"/>
+      <w:numFmt w:val="bullet"/>
+      <w:lvlText w:val=""/>
+      <w:lvlJc w:val="left"/>
+      <w:pPr>
+        <w:tabs>
+          <w:tab w:val="num" w:pos="2880"/>
+        </w:tabs>
+        <w:ind w:left="2880" w:hanging="360"/>
+      </w:pPr>
+      <w:rPr>
+        <w:rFonts w:ascii="Symbol" w:hAnsi="Symbol" w:hint="default"/>
+        <w:sz w:val="20"/>
+      </w:rPr>
+    </w:lvl>
+    <w:lvl w:ilvl="4" w:tentative="1">
+      <w:start w:val="1"/>
+      <w:numFmt w:val="bullet"/>
+      <w:lvlText w:val=""/>
+      <w:lvlJc w:val="left"/>
+      <w:pPr>
+        <w:tabs>
+          <w:tab w:val="num" w:pos="3600"/>
+        </w:tabs>
+        <w:ind w:left="3600" w:hanging="360"/>
+      </w:pPr>
+      <w:rPr>
+        <w:rFonts w:ascii="Symbol" w:hAnsi="Symbol" w:hint="default"/>
+        <w:sz w:val="20"/>
+      </w:rPr>
+    </w:lvl>
+    <w:lvl w:ilvl="5" w:tentative="1">
+      <w:start w:val="1"/>
+      <w:numFmt w:val="bullet"/>
+      <w:lvlText w:val=""/>
+      <w:lvlJc w:val="left"/>
+      <w:pPr>
+        <w:tabs>
+          <w:tab w:val="num" w:pos="4320"/>
+        </w:tabs>
+        <w:ind w:left="4320" w:hanging="360"/>
+      </w:pPr>
+      <w:rPr>
+        <w:rFonts w:ascii="Symbol" w:hAnsi="Symbol" w:hint="default"/>
+        <w:sz w:val="20"/>
+      </w:rPr>
+    </w:lvl>
+    <w:lvl w:ilvl="6" w:tentative="1">
+      <w:start w:val="1"/>
+      <w:numFmt w:val="bullet"/>
+      <w:lvlText w:val=""/>
+      <w:lvlJc w:val="left"/>
+      <w:pPr>
+        <w:tabs>
+          <w:tab w:val="num" w:pos="5040"/>
+        </w:tabs>
+        <w:ind w:left="5040" w:hanging="360"/>
+      </w:pPr>
+      <w:rPr>
+        <w:rFonts w:ascii="Symbol" w:hAnsi="Symbol" w:hint="default"/>
+        <w:sz w:val="20"/>
+      </w:rPr>
+    </w:lvl>
+    <w:lvl w:ilvl="7" w:tentative="1">
+      <w:start w:val="1"/>
+      <w:numFmt w:val="bullet"/>
+      <w:lvlText w:val=""/>
+      <w:lvlJc w:val="left"/>
+      <w:pPr>
+        <w:tabs>
+          <w:tab w:val="num" w:pos="5760"/>
+        </w:tabs>
+        <w:ind w:left="5760" w:hanging="360"/>
+      </w:pPr>
+      <w:rPr>
+        <w:rFonts w:ascii="Symbol" w:hAnsi="Symbol" w:hint="default"/>
+        <w:sz w:val="20"/>
+      </w:rPr>
+    </w:lvl>
+    <w:lvl w:ilvl="8" w:tentative="1">
+      <w:start w:val="1"/>
+      <w:numFmt w:val="bullet"/>
+      <w:lvlText w:val=""/>
+      <w:lvlJc w:val="left"/>
+      <w:pPr>
+        <w:tabs>
+          <w:tab w:val="num" w:pos="6480"/>
+        </w:tabs>
+        <w:ind w:left="6480" w:hanging="360"/>
+      </w:pPr>
+      <w:rPr>
+        <w:rFonts w:ascii="Symbol" w:hAnsi="Symbol" w:hint="default"/>
+        <w:sz w:val="20"/>
+      </w:rPr>
+    </w:lvl>
+  </w:abstractNum>
+  <w:abstractNum w:abstractNumId="5" w15:restartNumberingAfterBreak="0">
     <w:nsid w:val="14DA114A"/>
     <w:multiLevelType w:val="multilevel"/>
     <w:tmpl w:val="EC201252"/>
@@ -5368,7 +5928,7 @@
       </w:rPr>
     </w:lvl>
   </w:abstractNum>
-  <w:abstractNum w:abstractNumId="4" w15:restartNumberingAfterBreak="0">
+  <w:abstractNum w:abstractNumId="6" w15:restartNumberingAfterBreak="0">
     <w:nsid w:val="19A864F3"/>
     <w:multiLevelType w:val="multilevel"/>
     <w:tmpl w:val="F4FA9B0C"/>
@@ -5517,7 +6077,7 @@
       </w:rPr>
     </w:lvl>
   </w:abstractNum>
-  <w:abstractNum w:abstractNumId="5" w15:restartNumberingAfterBreak="0">
+  <w:abstractNum w:abstractNumId="7" w15:restartNumberingAfterBreak="0">
     <w:nsid w:val="24452836"/>
     <w:multiLevelType w:val="multilevel"/>
     <w:tmpl w:val="C066870C"/>
@@ -5666,7 +6226,7 @@
       </w:rPr>
     </w:lvl>
   </w:abstractNum>
-  <w:abstractNum w:abstractNumId="6" w15:restartNumberingAfterBreak="0">
+  <w:abstractNum w:abstractNumId="8" w15:restartNumberingAfterBreak="0">
     <w:nsid w:val="25474F32"/>
     <w:multiLevelType w:val="multilevel"/>
     <w:tmpl w:val="10107BE2"/>
@@ -5815,7 +6375,7 @@
       </w:rPr>
     </w:lvl>
   </w:abstractNum>
-  <w:abstractNum w:abstractNumId="7" w15:restartNumberingAfterBreak="0">
+  <w:abstractNum w:abstractNumId="9" w15:restartNumberingAfterBreak="0">
     <w:nsid w:val="25AB389B"/>
     <w:multiLevelType w:val="multilevel"/>
     <w:tmpl w:val="B1BAAA96"/>
@@ -5964,7 +6524,7 @@
       </w:rPr>
     </w:lvl>
   </w:abstractNum>
-  <w:abstractNum w:abstractNumId="8" w15:restartNumberingAfterBreak="0">
+  <w:abstractNum w:abstractNumId="10" w15:restartNumberingAfterBreak="0">
     <w:nsid w:val="29C53847"/>
     <w:multiLevelType w:val="multilevel"/>
     <w:tmpl w:val="5CE2A602"/>
@@ -6113,7 +6673,7 @@
       </w:rPr>
     </w:lvl>
   </w:abstractNum>
-  <w:abstractNum w:abstractNumId="9" w15:restartNumberingAfterBreak="0">
+  <w:abstractNum w:abstractNumId="11" w15:restartNumberingAfterBreak="0">
     <w:nsid w:val="2E094E19"/>
     <w:multiLevelType w:val="multilevel"/>
     <w:tmpl w:val="B0180F72"/>
@@ -6262,7 +6822,7 @@
       </w:rPr>
     </w:lvl>
   </w:abstractNum>
-  <w:abstractNum w:abstractNumId="10" w15:restartNumberingAfterBreak="0">
+  <w:abstractNum w:abstractNumId="12" w15:restartNumberingAfterBreak="0">
     <w:nsid w:val="2F9E7005"/>
     <w:multiLevelType w:val="multilevel"/>
     <w:tmpl w:val="74CA0998"/>
@@ -6411,7 +6971,7 @@
       </w:rPr>
     </w:lvl>
   </w:abstractNum>
-  <w:abstractNum w:abstractNumId="11" w15:restartNumberingAfterBreak="0">
+  <w:abstractNum w:abstractNumId="13" w15:restartNumberingAfterBreak="0">
     <w:nsid w:val="3118277C"/>
     <w:multiLevelType w:val="multilevel"/>
     <w:tmpl w:val="0F06ADF6"/>
@@ -6560,7 +7120,7 @@
       </w:rPr>
     </w:lvl>
   </w:abstractNum>
-  <w:abstractNum w:abstractNumId="12" w15:restartNumberingAfterBreak="0">
+  <w:abstractNum w:abstractNumId="14" w15:restartNumberingAfterBreak="0">
     <w:nsid w:val="3E601990"/>
     <w:multiLevelType w:val="multilevel"/>
     <w:tmpl w:val="CD829F82"/>
@@ -6709,7 +7269,156 @@
       </w:rPr>
     </w:lvl>
   </w:abstractNum>
-  <w:abstractNum w:abstractNumId="13" w15:restartNumberingAfterBreak="0">
+  <w:abstractNum w:abstractNumId="15" w15:restartNumberingAfterBreak="0">
+    <w:nsid w:val="3F487637"/>
+    <w:multiLevelType w:val="multilevel"/>
+    <w:tmpl w:val="D86C6922"/>
+    <w:lvl w:ilvl="0">
+      <w:start w:val="1"/>
+      <w:numFmt w:val="bullet"/>
+      <w:lvlText w:val=""/>
+      <w:lvlJc w:val="left"/>
+      <w:pPr>
+        <w:tabs>
+          <w:tab w:val="num" w:pos="720"/>
+        </w:tabs>
+        <w:ind w:left="720" w:hanging="360"/>
+      </w:pPr>
+      <w:rPr>
+        <w:rFonts w:ascii="Symbol" w:hAnsi="Symbol" w:hint="default"/>
+        <w:sz w:val="20"/>
+      </w:rPr>
+    </w:lvl>
+    <w:lvl w:ilvl="1" w:tentative="1">
+      <w:start w:val="1"/>
+      <w:numFmt w:val="bullet"/>
+      <w:lvlText w:val=""/>
+      <w:lvlJc w:val="left"/>
+      <w:pPr>
+        <w:tabs>
+          <w:tab w:val="num" w:pos="1440"/>
+        </w:tabs>
+        <w:ind w:left="1440" w:hanging="360"/>
+      </w:pPr>
+      <w:rPr>
+        <w:rFonts w:ascii="Symbol" w:hAnsi="Symbol" w:hint="default"/>
+        <w:sz w:val="20"/>
+      </w:rPr>
+    </w:lvl>
+    <w:lvl w:ilvl="2" w:tentative="1">
+      <w:start w:val="1"/>
+      <w:numFmt w:val="bullet"/>
+      <w:lvlText w:val=""/>
+      <w:lvlJc w:val="left"/>
+      <w:pPr>
+        <w:tabs>
+          <w:tab w:val="num" w:pos="2160"/>
+        </w:tabs>
+        <w:ind w:left="2160" w:hanging="360"/>
+      </w:pPr>
+      <w:rPr>
+        <w:rFonts w:ascii="Symbol" w:hAnsi="Symbol" w:hint="default"/>
+        <w:sz w:val="20"/>
+      </w:rPr>
+    </w:lvl>
+    <w:lvl w:ilvl="3" w:tentative="1">
+      <w:start w:val="1"/>
+      <w:numFmt w:val="bullet"/>
+      <w:lvlText w:val=""/>
+      <w:lvlJc w:val="left"/>
+      <w:pPr>
+        <w:tabs>
+          <w:tab w:val="num" w:pos="2880"/>
+        </w:tabs>
+        <w:ind w:left="2880" w:hanging="360"/>
+      </w:pPr>
+      <w:rPr>
+        <w:rFonts w:ascii="Symbol" w:hAnsi="Symbol" w:hint="default"/>
+        <w:sz w:val="20"/>
+      </w:rPr>
+    </w:lvl>
+    <w:lvl w:ilvl="4" w:tentative="1">
+      <w:start w:val="1"/>
+      <w:numFmt w:val="bullet"/>
+      <w:lvlText w:val=""/>
+      <w:lvlJc w:val="left"/>
+      <w:pPr>
+        <w:tabs>
+          <w:tab w:val="num" w:pos="3600"/>
+        </w:tabs>
+        <w:ind w:left="3600" w:hanging="360"/>
+      </w:pPr>
+      <w:rPr>
+        <w:rFonts w:ascii="Symbol" w:hAnsi="Symbol" w:hint="default"/>
+        <w:sz w:val="20"/>
+      </w:rPr>
+    </w:lvl>
+    <w:lvl w:ilvl="5" w:tentative="1">
+      <w:start w:val="1"/>
+      <w:numFmt w:val="bullet"/>
+      <w:lvlText w:val=""/>
+      <w:lvlJc w:val="left"/>
+      <w:pPr>
+        <w:tabs>
+          <w:tab w:val="num" w:pos="4320"/>
+        </w:tabs>
+        <w:ind w:left="4320" w:hanging="360"/>
+      </w:pPr>
+      <w:rPr>
+        <w:rFonts w:ascii="Symbol" w:hAnsi="Symbol" w:hint="default"/>
+        <w:sz w:val="20"/>
+      </w:rPr>
+    </w:lvl>
+    <w:lvl w:ilvl="6" w:tentative="1">
+      <w:start w:val="1"/>
+      <w:numFmt w:val="bullet"/>
+      <w:lvlText w:val=""/>
+      <w:lvlJc w:val="left"/>
+      <w:pPr>
+        <w:tabs>
+          <w:tab w:val="num" w:pos="5040"/>
+        </w:tabs>
+        <w:ind w:left="5040" w:hanging="360"/>
+      </w:pPr>
+      <w:rPr>
+        <w:rFonts w:ascii="Symbol" w:hAnsi="Symbol" w:hint="default"/>
+        <w:sz w:val="20"/>
+      </w:rPr>
+    </w:lvl>
+    <w:lvl w:ilvl="7" w:tentative="1">
+      <w:start w:val="1"/>
+      <w:numFmt w:val="bullet"/>
+      <w:lvlText w:val=""/>
+      <w:lvlJc w:val="left"/>
+      <w:pPr>
+        <w:tabs>
+          <w:tab w:val="num" w:pos="5760"/>
+        </w:tabs>
+        <w:ind w:left="5760" w:hanging="360"/>
+      </w:pPr>
+      <w:rPr>
+        <w:rFonts w:ascii="Symbol" w:hAnsi="Symbol" w:hint="default"/>
+        <w:sz w:val="20"/>
+      </w:rPr>
+    </w:lvl>
+    <w:lvl w:ilvl="8" w:tentative="1">
+      <w:start w:val="1"/>
+      <w:numFmt w:val="bullet"/>
+      <w:lvlText w:val=""/>
+      <w:lvlJc w:val="left"/>
+      <w:pPr>
+        <w:tabs>
+          <w:tab w:val="num" w:pos="6480"/>
+        </w:tabs>
+        <w:ind w:left="6480" w:hanging="360"/>
+      </w:pPr>
+      <w:rPr>
+        <w:rFonts w:ascii="Symbol" w:hAnsi="Symbol" w:hint="default"/>
+        <w:sz w:val="20"/>
+      </w:rPr>
+    </w:lvl>
+  </w:abstractNum>
+  <w:abstractNum w:abstractNumId="16" w15:restartNumberingAfterBreak="0">
     <w:nsid w:val="53233B8A"/>
     <w:multiLevelType w:val="multilevel"/>
     <w:tmpl w:val="95E273FC"/>
@@ -6858,7 +7567,7 @@
       </w:rPr>
     </w:lvl>
   </w:abstractNum>
-  <w:abstractNum w:abstractNumId="14" w15:restartNumberingAfterBreak="0">
+  <w:abstractNum w:abstractNumId="17" w15:restartNumberingAfterBreak="0">
     <w:nsid w:val="53F402B7"/>
     <w:multiLevelType w:val="multilevel"/>
     <w:tmpl w:val="A2504C62"/>
@@ -7007,7 +7716,7 @@
       </w:rPr>
     </w:lvl>
   </w:abstractNum>
-  <w:abstractNum w:abstractNumId="15" w15:restartNumberingAfterBreak="0">
+  <w:abstractNum w:abstractNumId="18" w15:restartNumberingAfterBreak="0">
     <w:nsid w:val="5973534B"/>
     <w:multiLevelType w:val="multilevel"/>
     <w:tmpl w:val="6ED67604"/>
@@ -7156,7 +7865,7 @@
       </w:rPr>
     </w:lvl>
   </w:abstractNum>
-  <w:abstractNum w:abstractNumId="16" w15:restartNumberingAfterBreak="0">
+  <w:abstractNum w:abstractNumId="19" w15:restartNumberingAfterBreak="0">
     <w:nsid w:val="5A6470D1"/>
     <w:multiLevelType w:val="multilevel"/>
     <w:tmpl w:val="92B0D71E"/>
@@ -7305,7 +8014,7 @@
       </w:rPr>
     </w:lvl>
   </w:abstractNum>
-  <w:abstractNum w:abstractNumId="17" w15:restartNumberingAfterBreak="0">
+  <w:abstractNum w:abstractNumId="20" w15:restartNumberingAfterBreak="0">
     <w:nsid w:val="5EDC5EC7"/>
     <w:multiLevelType w:val="multilevel"/>
     <w:tmpl w:val="988005B2"/>
@@ -7454,7 +8163,7 @@
       </w:rPr>
     </w:lvl>
   </w:abstractNum>
-  <w:abstractNum w:abstractNumId="18" w15:restartNumberingAfterBreak="0">
+  <w:abstractNum w:abstractNumId="21" w15:restartNumberingAfterBreak="0">
     <w:nsid w:val="64E03CBF"/>
     <w:multiLevelType w:val="multilevel"/>
     <w:tmpl w:val="5DB2D9CC"/>
@@ -7603,7 +8312,7 @@
       </w:rPr>
     </w:lvl>
   </w:abstractNum>
-  <w:abstractNum w:abstractNumId="19" w15:restartNumberingAfterBreak="0">
+  <w:abstractNum w:abstractNumId="22" w15:restartNumberingAfterBreak="0">
     <w:nsid w:val="6599633F"/>
     <w:multiLevelType w:val="multilevel"/>
     <w:tmpl w:val="4C8CF2EC"/>
@@ -7752,7 +8461,7 @@
       </w:rPr>
     </w:lvl>
   </w:abstractNum>
-  <w:abstractNum w:abstractNumId="20" w15:restartNumberingAfterBreak="0">
+  <w:abstractNum w:abstractNumId="23" w15:restartNumberingAfterBreak="0">
     <w:nsid w:val="686700A9"/>
     <w:multiLevelType w:val="multilevel"/>
     <w:tmpl w:val="E44E14B0"/>
@@ -7901,7 +8610,7 @@
       </w:rPr>
     </w:lvl>
   </w:abstractNum>
-  <w:abstractNum w:abstractNumId="21" w15:restartNumberingAfterBreak="0">
+  <w:abstractNum w:abstractNumId="24" w15:restartNumberingAfterBreak="0">
     <w:nsid w:val="6A1620AC"/>
     <w:multiLevelType w:val="multilevel"/>
     <w:tmpl w:val="1BBA0DA0"/>
@@ -8050,7 +8759,7 @@
       </w:rPr>
     </w:lvl>
   </w:abstractNum>
-  <w:abstractNum w:abstractNumId="22" w15:restartNumberingAfterBreak="0">
+  <w:abstractNum w:abstractNumId="25" w15:restartNumberingAfterBreak="0">
     <w:nsid w:val="7F327076"/>
     <w:multiLevelType w:val="multilevel"/>
     <w:tmpl w:val="83328AA4"/>
@@ -8200,73 +8909,82 @@
     </w:lvl>
   </w:abstractNum>
   <w:num w:numId="1" w16cid:durableId="585461040">
+    <w:abstractNumId w:val="10"/>
+  </w:num>
+  <w:num w:numId="2" w16cid:durableId="222372216">
+    <w:abstractNumId w:val="5"/>
+  </w:num>
+  <w:num w:numId="3" w16cid:durableId="350642181">
     <w:abstractNumId w:val="8"/>
   </w:num>
-  <w:num w:numId="2" w16cid:durableId="222372216">
+  <w:num w:numId="4" w16cid:durableId="1383673484">
+    <w:abstractNumId w:val="17"/>
+  </w:num>
+  <w:num w:numId="5" w16cid:durableId="1555509934">
+    <w:abstractNumId w:val="20"/>
+  </w:num>
+  <w:num w:numId="6" w16cid:durableId="1087075861">
+    <w:abstractNumId w:val="2"/>
+  </w:num>
+  <w:num w:numId="7" w16cid:durableId="2040278660">
+    <w:abstractNumId w:val="22"/>
+  </w:num>
+  <w:num w:numId="8" w16cid:durableId="869607818">
+    <w:abstractNumId w:val="13"/>
+  </w:num>
+  <w:num w:numId="9" w16cid:durableId="1761214647">
+    <w:abstractNumId w:val="18"/>
+  </w:num>
+  <w:num w:numId="10" w16cid:durableId="1919099158">
+    <w:abstractNumId w:val="16"/>
+  </w:num>
+  <w:num w:numId="11" w16cid:durableId="262953807">
+    <w:abstractNumId w:val="25"/>
+  </w:num>
+  <w:num w:numId="12" w16cid:durableId="600456125">
+    <w:abstractNumId w:val="7"/>
+  </w:num>
+  <w:num w:numId="13" w16cid:durableId="827015686">
+    <w:abstractNumId w:val="1"/>
+  </w:num>
+  <w:num w:numId="14" w16cid:durableId="985233720">
+    <w:abstractNumId w:val="12"/>
+  </w:num>
+  <w:num w:numId="15" w16cid:durableId="1710451377">
+    <w:abstractNumId w:val="6"/>
+  </w:num>
+  <w:num w:numId="16" w16cid:durableId="1901600610">
+    <w:abstractNumId w:val="21"/>
+  </w:num>
+  <w:num w:numId="17" w16cid:durableId="1498766654">
+    <w:abstractNumId w:val="9"/>
+  </w:num>
+  <w:num w:numId="18" w16cid:durableId="420564155">
+    <w:abstractNumId w:val="24"/>
+  </w:num>
+  <w:num w:numId="19" w16cid:durableId="2062634019">
+    <w:abstractNumId w:val="23"/>
+  </w:num>
+  <w:num w:numId="20" w16cid:durableId="1809856378">
+    <w:abstractNumId w:val="11"/>
+  </w:num>
+  <w:num w:numId="21" w16cid:durableId="506673774">
     <w:abstractNumId w:val="3"/>
   </w:num>
-  <w:num w:numId="3" w16cid:durableId="350642181">
-    <w:abstractNumId w:val="6"/>
+  <w:num w:numId="22" w16cid:durableId="172688875">
+    <w:abstractNumId w:val="19"/>
   </w:num>
-  <w:num w:numId="4" w16cid:durableId="1383673484">
+  <w:num w:numId="23" w16cid:durableId="1419248099">
     <w:abstractNumId w:val="14"/>
   </w:num>
-  <w:num w:numId="5" w16cid:durableId="1555509934">
-    <w:abstractNumId w:val="17"/>
+  <w:num w:numId="24" w16cid:durableId="444272320">
+    <w:abstractNumId w:val="4"/>
   </w:num>
-  <w:num w:numId="6" w16cid:durableId="1087075861">
-    <w:abstractNumId w:val="1"/>
-  </w:num>
-  <w:num w:numId="7" w16cid:durableId="2040278660">
-    <w:abstractNumId w:val="19"/>
-  </w:num>
-  <w:num w:numId="8" w16cid:durableId="869607818">
-    <w:abstractNumId w:val="11"/>
-  </w:num>
-  <w:num w:numId="9" w16cid:durableId="1761214647">
-    <w:abstractNumId w:val="15"/>
-  </w:num>
-  <w:num w:numId="10" w16cid:durableId="1919099158">
-    <w:abstractNumId w:val="13"/>
-  </w:num>
-  <w:num w:numId="11" w16cid:durableId="262953807">
-    <w:abstractNumId w:val="22"/>
-  </w:num>
-  <w:num w:numId="12" w16cid:durableId="600456125">
-    <w:abstractNumId w:val="5"/>
-  </w:num>
-  <w:num w:numId="13" w16cid:durableId="827015686">
+  <w:num w:numId="25" w16cid:durableId="142548359">
     <w:abstractNumId w:val="0"/>
   </w:num>
-  <w:num w:numId="14" w16cid:durableId="985233720">
-    <w:abstractNumId w:val="10"/>
-  </w:num>
-  <w:num w:numId="15" w16cid:durableId="1710451377">
-    <w:abstractNumId w:val="4"/>
-  </w:num>
-  <w:num w:numId="16" w16cid:durableId="1901600610">
-    <w:abstractNumId w:val="18"/>
-  </w:num>
-  <w:num w:numId="17" w16cid:durableId="1498766654">
-    <w:abstractNumId w:val="7"/>
-  </w:num>
-  <w:num w:numId="18" w16cid:durableId="420564155">
-    <w:abstractNumId w:val="21"/>
-  </w:num>
-  <w:num w:numId="19" w16cid:durableId="2062634019">
-    <w:abstractNumId w:val="20"/>
-  </w:num>
-  <w:num w:numId="20" w16cid:durableId="1809856378">
-    <w:abstractNumId w:val="9"/>
-  </w:num>
-  <w:num w:numId="21" w16cid:durableId="506673774">
-    <w:abstractNumId w:val="2"/>
-  </w:num>
-  <w:num w:numId="22" w16cid:durableId="172688875">
-    <w:abstractNumId w:val="16"/>
-  </w:num>
-  <w:num w:numId="23" w16cid:durableId="1419248099">
-    <w:abstractNumId w:val="12"/>
+  <w:num w:numId="26" w16cid:durableId="1784497412">
+    <w:abstractNumId w:val="15"/>
   </w:num>
 </w:numbering>
 </file>
